--- a/documentation/CHAPTER_6_RakshaSafe.docx
+++ b/documentation/CHAPTER_6_RakshaSafe.docx
@@ -870,7 +870,7 @@
           <w:i w:val="0"/>
           <w:sz w:val="24"/>
         </w:rPr>
-        <w:t>Unit testing verifies each function in isolation, with every dependency either real (for pure utilities) or replaced, so that a failure points exactly at the code under test. A dedicated automated regression suite was written for RakshaSafe using the built-in Node.js test runner (node:test) executed through tsx, so no separate test framework is required at runtime. The suite lives under backend/tests/unit/ and covers:</w:t>
+        <w:t>Unit testing verifies each function in isolation, with every dependency either real (for pure utilities) or replaced, so that a failure points exactly at the code under test. A dedicated automated regression suite was written for RakshaSafe using the built-in Node.js test runner (node:test) executed through tsx, so no separate test framework is required at runtime. The suite lives under backend/tests/unit/ and covers six files:</w:t>
       </w:r>
     </w:p>
     <w:p>
@@ -885,7 +885,7 @@
           <w:i w:val="0"/>
           <w:sz w:val="24"/>
         </w:rPr>
-        <w:t>Indian phone-number utilities – normalization to the +91 format, validity checks and display formatting (tests/unit/phone.test.ts).</w:t>
+        <w:t>phone.test.ts – Indian phone-number utilities: normalization to the +91 format, validity checks and display formatting.</w:t>
       </w:r>
     </w:p>
     <w:p>
@@ -900,7 +900,7 @@
           <w:i w:val="0"/>
           <w:sz w:val="24"/>
         </w:rPr>
-        <w:t>Search-text handling – regex escaping so attacker-controlled input cannot alter a query pattern (tests/unit/search.test.ts).</w:t>
+        <w:t>search.test.ts – regex escaping so attacker-controlled input cannot alter a query pattern.</w:t>
       </w:r>
     </w:p>
     <w:p>
@@ -915,7 +915,7 @@
           <w:i w:val="0"/>
           <w:sz w:val="24"/>
         </w:rPr>
-        <w:t>Password hashing – bcrypt round-trip, wrong-password rejection, and proof that only the salted hash ever reaches the database (tests/unit/password.test.ts).</w:t>
+        <w:t>password.test.ts – bcrypt round-trip, wrong-password rejection and proof that only a salted hash ever reaches storage.</w:t>
       </w:r>
     </w:p>
     <w:p>
@@ -930,7 +930,7 @@
           <w:i w:val="0"/>
           <w:sz w:val="24"/>
         </w:rPr>
-        <w:t>JWT signing and verification – round-trip, role preservation, tamper rejection and garbage rejection (tests/unit/jwt.test.ts).</w:t>
+        <w:t>jwt.test.ts – signing and verification, role preservation, tamper and garbage rejection.</w:t>
       </w:r>
     </w:p>
     <w:p>
@@ -945,7 +945,22 @@
           <w:i w:val="0"/>
           <w:sz w:val="24"/>
         </w:rPr>
-        <w:t>Request validators – registration, login, profile update and emergency-contact validators, including normalization side-effects (tests/unit/authValidators.test.ts and emergencyContactValidators.test.ts).</w:t>
+        <w:t>authValidators.test.ts – registration, login and profile-update validators, including normalization side-effects.</w:t>
+      </w:r>
+    </w:p>
+    <w:p>
+      <w:pPr>
+        <w:spacing w:after="80" w:before="80" w:line="269" w:lineRule="auto"/>
+        <w:ind w:left="425"/>
+      </w:pPr>
+      <w:r>
+        <w:rPr>
+          <w:rFonts w:ascii="Times New Roman" w:hAnsi="Times New Roman" w:cs="Times New Roman" w:eastAsia="Times New Roman"/>
+          <w:b w:val="0"/>
+          <w:i w:val="0"/>
+          <w:sz w:val="24"/>
+        </w:rPr>
+        <w:t>emergencyContactValidators.test.ts – emergency-contact create/update validators and ObjectId validation.</w:t>
       </w:r>
     </w:p>
     <w:p>
@@ -959,7 +974,3316 @@
           <w:i w:val="0"/>
           <w:sz w:val="24"/>
         </w:rPr>
-        <w:t>A representative extract from the phone-number suite is shown below; the assertions document actual observable behaviour rather than implementation details:</w:t>
+        <w:t>The table below is the complete inventory of the 41 checks that were written and executed. Every check passed; none was skipped or ignored.</w:t>
+      </w:r>
+    </w:p>
+    <w:tbl>
+      <w:tblPr>
+        <w:tblStyle w:val="TableGrid"/>
+        <w:tblW w:type="auto" w:w="0"/>
+        <w:jc w:val="center"/>
+        <w:tblLayout w:type="fixed"/>
+        <w:tblLook w:firstColumn="1" w:firstRow="1" w:lastColumn="0" w:lastRow="0" w:noHBand="0" w:noVBand="1" w:val="04A0"/>
+      </w:tblPr>
+      <w:tblGrid>
+        <w:gridCol w:w="2256"/>
+        <w:gridCol w:w="2256"/>
+        <w:gridCol w:w="2256"/>
+        <w:gridCol w:w="2256"/>
+      </w:tblGrid>
+      <w:tr>
+        <w:tc>
+          <w:tcPr>
+            <w:tcW w:type="dxa" w:w="794"/>
+            <w:shd w:val="clear" w:color="auto" w:fill="D9D9D9"/>
+          </w:tcPr>
+          <w:p>
+            <w:pPr>
+              <w:spacing w:after="20" w:before="40"/>
+            </w:pPr>
+            <w:r>
+              <w:rPr>
+                <w:rFonts w:ascii="Times New Roman" w:hAnsi="Times New Roman" w:cs="Times New Roman" w:eastAsia="Times New Roman"/>
+                <w:b/>
+                <w:i w:val="0"/>
+                <w:sz w:val="16"/>
+              </w:rPr>
+              <w:t>ID</w:t>
+            </w:r>
+          </w:p>
+        </w:tc>
+        <w:tc>
+          <w:tcPr>
+            <w:tcW w:type="dxa" w:w="2721"/>
+            <w:shd w:val="clear" w:color="auto" w:fill="D9D9D9"/>
+          </w:tcPr>
+          <w:p>
+            <w:pPr>
+              <w:spacing w:after="20" w:before="40"/>
+            </w:pPr>
+            <w:r>
+              <w:rPr>
+                <w:rFonts w:ascii="Times New Roman" w:hAnsi="Times New Roman" w:cs="Times New Roman" w:eastAsia="Times New Roman"/>
+                <w:b/>
+                <w:i w:val="0"/>
+                <w:sz w:val="16"/>
+              </w:rPr>
+              <w:t>Suite / File</w:t>
+            </w:r>
+          </w:p>
+        </w:tc>
+        <w:tc>
+          <w:tcPr>
+            <w:tcW w:type="dxa" w:w="5216"/>
+            <w:shd w:val="clear" w:color="auto" w:fill="D9D9D9"/>
+          </w:tcPr>
+          <w:p>
+            <w:pPr>
+              <w:spacing w:after="20" w:before="40"/>
+            </w:pPr>
+            <w:r>
+              <w:rPr>
+                <w:rFonts w:ascii="Times New Roman" w:hAnsi="Times New Roman" w:cs="Times New Roman" w:eastAsia="Times New Roman"/>
+                <w:b/>
+                <w:i w:val="0"/>
+                <w:sz w:val="16"/>
+              </w:rPr>
+              <w:t>Test description</w:t>
+            </w:r>
+          </w:p>
+        </w:tc>
+        <w:tc>
+          <w:tcPr>
+            <w:tcW w:type="dxa" w:w="794"/>
+            <w:shd w:val="clear" w:color="auto" w:fill="D9D9D9"/>
+          </w:tcPr>
+          <w:p>
+            <w:pPr>
+              <w:spacing w:after="20" w:before="40"/>
+            </w:pPr>
+            <w:r>
+              <w:rPr>
+                <w:rFonts w:ascii="Times New Roman" w:hAnsi="Times New Roman" w:cs="Times New Roman" w:eastAsia="Times New Roman"/>
+                <w:b/>
+                <w:i w:val="0"/>
+                <w:sz w:val="16"/>
+              </w:rPr>
+              <w:t>Result</w:t>
+            </w:r>
+          </w:p>
+        </w:tc>
+      </w:tr>
+      <w:tr>
+        <w:tc>
+          <w:tcPr>
+            <w:tcW w:type="dxa" w:w="794"/>
+          </w:tcPr>
+          <w:p>
+            <w:pPr>
+              <w:spacing w:after="20" w:before="40"/>
+            </w:pPr>
+            <w:r>
+              <w:rPr>
+                <w:rFonts w:ascii="Times New Roman" w:hAnsi="Times New Roman" w:cs="Times New Roman" w:eastAsia="Times New Roman"/>
+                <w:b w:val="0"/>
+                <w:i w:val="0"/>
+                <w:sz w:val="16"/>
+              </w:rPr>
+              <w:t>U-01</w:t>
+            </w:r>
+          </w:p>
+        </w:tc>
+        <w:tc>
+          <w:tcPr>
+            <w:tcW w:type="dxa" w:w="2721"/>
+          </w:tcPr>
+          <w:p>
+            <w:pPr>
+              <w:spacing w:after="20" w:before="40"/>
+            </w:pPr>
+            <w:r>
+              <w:rPr>
+                <w:rFonts w:ascii="Times New Roman" w:hAnsi="Times New Roman" w:cs="Times New Roman" w:eastAsia="Times New Roman"/>
+                <w:b w:val="0"/>
+                <w:i w:val="0"/>
+                <w:sz w:val="16"/>
+              </w:rPr>
+              <w:t>phone.test.ts</w:t>
+            </w:r>
+          </w:p>
+        </w:tc>
+        <w:tc>
+          <w:tcPr>
+            <w:tcW w:type="dxa" w:w="5216"/>
+          </w:tcPr>
+          <w:p>
+            <w:pPr>
+              <w:spacing w:after="20" w:before="40"/>
+            </w:pPr>
+            <w:r>
+              <w:rPr>
+                <w:rFonts w:ascii="Times New Roman" w:hAnsi="Times New Roman" w:cs="Times New Roman" w:eastAsia="Times New Roman"/>
+                <w:b w:val="0"/>
+                <w:i w:val="0"/>
+                <w:sz w:val="16"/>
+              </w:rPr>
+              <w:t>Plain 10-digit number is normalized to +91</w:t>
+            </w:r>
+          </w:p>
+        </w:tc>
+        <w:tc>
+          <w:tcPr>
+            <w:tcW w:type="dxa" w:w="794"/>
+          </w:tcPr>
+          <w:p>
+            <w:pPr>
+              <w:spacing w:after="20" w:before="40"/>
+            </w:pPr>
+            <w:r>
+              <w:rPr>
+                <w:rFonts w:ascii="Times New Roman" w:hAnsi="Times New Roman" w:cs="Times New Roman" w:eastAsia="Times New Roman"/>
+                <w:b w:val="0"/>
+                <w:i w:val="0"/>
+                <w:sz w:val="16"/>
+              </w:rPr>
+              <w:t>PASS</w:t>
+            </w:r>
+          </w:p>
+        </w:tc>
+      </w:tr>
+      <w:tr>
+        <w:tc>
+          <w:tcPr>
+            <w:tcW w:type="dxa" w:w="794"/>
+          </w:tcPr>
+          <w:p>
+            <w:pPr>
+              <w:spacing w:after="20" w:before="40"/>
+            </w:pPr>
+            <w:r>
+              <w:rPr>
+                <w:rFonts w:ascii="Times New Roman" w:hAnsi="Times New Roman" w:cs="Times New Roman" w:eastAsia="Times New Roman"/>
+                <w:b w:val="0"/>
+                <w:i w:val="0"/>
+                <w:sz w:val="16"/>
+              </w:rPr>
+              <w:t>U-02</w:t>
+            </w:r>
+          </w:p>
+        </w:tc>
+        <w:tc>
+          <w:tcPr>
+            <w:tcW w:type="dxa" w:w="2721"/>
+          </w:tcPr>
+          <w:p>
+            <w:pPr>
+              <w:spacing w:after="20" w:before="40"/>
+            </w:pPr>
+            <w:r>
+              <w:rPr>
+                <w:rFonts w:ascii="Times New Roman" w:hAnsi="Times New Roman" w:cs="Times New Roman" w:eastAsia="Times New Roman"/>
+                <w:b w:val="0"/>
+                <w:i w:val="0"/>
+                <w:sz w:val="16"/>
+              </w:rPr>
+              <w:t>phone.test.ts</w:t>
+            </w:r>
+          </w:p>
+        </w:tc>
+        <w:tc>
+          <w:tcPr>
+            <w:tcW w:type="dxa" w:w="5216"/>
+          </w:tcPr>
+          <w:p>
+            <w:pPr>
+              <w:spacing w:after="20" w:before="40"/>
+            </w:pPr>
+            <w:r>
+              <w:rPr>
+                <w:rFonts w:ascii="Times New Roman" w:hAnsi="Times New Roman" w:cs="Times New Roman" w:eastAsia="Times New Roman"/>
+                <w:b w:val="0"/>
+                <w:i w:val="0"/>
+                <w:sz w:val="16"/>
+              </w:rPr>
+              <w:t>Already-prefixed +91 number is preserved unchanged</w:t>
+            </w:r>
+          </w:p>
+        </w:tc>
+        <w:tc>
+          <w:tcPr>
+            <w:tcW w:type="dxa" w:w="794"/>
+          </w:tcPr>
+          <w:p>
+            <w:pPr>
+              <w:spacing w:after="20" w:before="40"/>
+            </w:pPr>
+            <w:r>
+              <w:rPr>
+                <w:rFonts w:ascii="Times New Roman" w:hAnsi="Times New Roman" w:cs="Times New Roman" w:eastAsia="Times New Roman"/>
+                <w:b w:val="0"/>
+                <w:i w:val="0"/>
+                <w:sz w:val="16"/>
+              </w:rPr>
+              <w:t>PASS</w:t>
+            </w:r>
+          </w:p>
+        </w:tc>
+      </w:tr>
+      <w:tr>
+        <w:tc>
+          <w:tcPr>
+            <w:tcW w:type="dxa" w:w="794"/>
+          </w:tcPr>
+          <w:p>
+            <w:pPr>
+              <w:spacing w:after="20" w:before="40"/>
+            </w:pPr>
+            <w:r>
+              <w:rPr>
+                <w:rFonts w:ascii="Times New Roman" w:hAnsi="Times New Roman" w:cs="Times New Roman" w:eastAsia="Times New Roman"/>
+                <w:b w:val="0"/>
+                <w:i w:val="0"/>
+                <w:sz w:val="16"/>
+              </w:rPr>
+              <w:t>U-03</w:t>
+            </w:r>
+          </w:p>
+        </w:tc>
+        <w:tc>
+          <w:tcPr>
+            <w:tcW w:type="dxa" w:w="2721"/>
+          </w:tcPr>
+          <w:p>
+            <w:pPr>
+              <w:spacing w:after="20" w:before="40"/>
+            </w:pPr>
+            <w:r>
+              <w:rPr>
+                <w:rFonts w:ascii="Times New Roman" w:hAnsi="Times New Roman" w:cs="Times New Roman" w:eastAsia="Times New Roman"/>
+                <w:b w:val="0"/>
+                <w:i w:val="0"/>
+                <w:sz w:val="16"/>
+              </w:rPr>
+              <w:t>phone.test.ts</w:t>
+            </w:r>
+          </w:p>
+        </w:tc>
+        <w:tc>
+          <w:tcPr>
+            <w:tcW w:type="dxa" w:w="5216"/>
+          </w:tcPr>
+          <w:p>
+            <w:pPr>
+              <w:spacing w:after="20" w:before="40"/>
+            </w:pPr>
+            <w:r>
+              <w:rPr>
+                <w:rFonts w:ascii="Times New Roman" w:hAnsi="Times New Roman" w:cs="Times New Roman" w:eastAsia="Times New Roman"/>
+                <w:b w:val="0"/>
+                <w:i w:val="0"/>
+                <w:sz w:val="16"/>
+              </w:rPr>
+              <w:t>12-digit 91-prefixed number (no +) is normalized</w:t>
+            </w:r>
+          </w:p>
+        </w:tc>
+        <w:tc>
+          <w:tcPr>
+            <w:tcW w:type="dxa" w:w="794"/>
+          </w:tcPr>
+          <w:p>
+            <w:pPr>
+              <w:spacing w:after="20" w:before="40"/>
+            </w:pPr>
+            <w:r>
+              <w:rPr>
+                <w:rFonts w:ascii="Times New Roman" w:hAnsi="Times New Roman" w:cs="Times New Roman" w:eastAsia="Times New Roman"/>
+                <w:b w:val="0"/>
+                <w:i w:val="0"/>
+                <w:sz w:val="16"/>
+              </w:rPr>
+              <w:t>PASS</w:t>
+            </w:r>
+          </w:p>
+        </w:tc>
+      </w:tr>
+      <w:tr>
+        <w:tc>
+          <w:tcPr>
+            <w:tcW w:type="dxa" w:w="794"/>
+          </w:tcPr>
+          <w:p>
+            <w:pPr>
+              <w:spacing w:after="20" w:before="40"/>
+            </w:pPr>
+            <w:r>
+              <w:rPr>
+                <w:rFonts w:ascii="Times New Roman" w:hAnsi="Times New Roman" w:cs="Times New Roman" w:eastAsia="Times New Roman"/>
+                <w:b w:val="0"/>
+                <w:i w:val="0"/>
+                <w:sz w:val="16"/>
+              </w:rPr>
+              <w:t>U-04</w:t>
+            </w:r>
+          </w:p>
+        </w:tc>
+        <w:tc>
+          <w:tcPr>
+            <w:tcW w:type="dxa" w:w="2721"/>
+          </w:tcPr>
+          <w:p>
+            <w:pPr>
+              <w:spacing w:after="20" w:before="40"/>
+            </w:pPr>
+            <w:r>
+              <w:rPr>
+                <w:rFonts w:ascii="Times New Roman" w:hAnsi="Times New Roman" w:cs="Times New Roman" w:eastAsia="Times New Roman"/>
+                <w:b w:val="0"/>
+                <w:i w:val="0"/>
+                <w:sz w:val="16"/>
+              </w:rPr>
+              <w:t>phone.test.ts</w:t>
+            </w:r>
+          </w:p>
+        </w:tc>
+        <w:tc>
+          <w:tcPr>
+            <w:tcW w:type="dxa" w:w="5216"/>
+          </w:tcPr>
+          <w:p>
+            <w:pPr>
+              <w:spacing w:after="20" w:before="40"/>
+            </w:pPr>
+            <w:r>
+              <w:rPr>
+                <w:rFonts w:ascii="Times New Roman" w:hAnsi="Times New Roman" w:cs="Times New Roman" w:eastAsia="Times New Roman"/>
+                <w:b w:val="0"/>
+                <w:i w:val="0"/>
+                <w:sz w:val="16"/>
+              </w:rPr>
+              <w:t>10-digit number starting with 91 is NOT mistaken as already prefixed</w:t>
+            </w:r>
+          </w:p>
+        </w:tc>
+        <w:tc>
+          <w:tcPr>
+            <w:tcW w:type="dxa" w:w="794"/>
+          </w:tcPr>
+          <w:p>
+            <w:pPr>
+              <w:spacing w:after="20" w:before="40"/>
+            </w:pPr>
+            <w:r>
+              <w:rPr>
+                <w:rFonts w:ascii="Times New Roman" w:hAnsi="Times New Roman" w:cs="Times New Roman" w:eastAsia="Times New Roman"/>
+                <w:b w:val="0"/>
+                <w:i w:val="0"/>
+                <w:sz w:val="16"/>
+              </w:rPr>
+              <w:t>PASS</w:t>
+            </w:r>
+          </w:p>
+        </w:tc>
+      </w:tr>
+      <w:tr>
+        <w:tc>
+          <w:tcPr>
+            <w:tcW w:type="dxa" w:w="794"/>
+          </w:tcPr>
+          <w:p>
+            <w:pPr>
+              <w:spacing w:after="20" w:before="40"/>
+            </w:pPr>
+            <w:r>
+              <w:rPr>
+                <w:rFonts w:ascii="Times New Roman" w:hAnsi="Times New Roman" w:cs="Times New Roman" w:eastAsia="Times New Roman"/>
+                <w:b w:val="0"/>
+                <w:i w:val="0"/>
+                <w:sz w:val="16"/>
+              </w:rPr>
+              <w:t>U-05</w:t>
+            </w:r>
+          </w:p>
+        </w:tc>
+        <w:tc>
+          <w:tcPr>
+            <w:tcW w:type="dxa" w:w="2721"/>
+          </w:tcPr>
+          <w:p>
+            <w:pPr>
+              <w:spacing w:after="20" w:before="40"/>
+            </w:pPr>
+            <w:r>
+              <w:rPr>
+                <w:rFonts w:ascii="Times New Roman" w:hAnsi="Times New Roman" w:cs="Times New Roman" w:eastAsia="Times New Roman"/>
+                <w:b w:val="0"/>
+                <w:i w:val="0"/>
+                <w:sz w:val="16"/>
+              </w:rPr>
+              <w:t>phone.test.ts</w:t>
+            </w:r>
+          </w:p>
+        </w:tc>
+        <w:tc>
+          <w:tcPr>
+            <w:tcW w:type="dxa" w:w="5216"/>
+          </w:tcPr>
+          <w:p>
+            <w:pPr>
+              <w:spacing w:after="20" w:before="40"/>
+            </w:pPr>
+            <w:r>
+              <w:rPr>
+                <w:rFonts w:ascii="Times New Roman" w:hAnsi="Times New Roman" w:cs="Times New Roman" w:eastAsia="Times New Roman"/>
+                <w:b w:val="0"/>
+                <w:i w:val="0"/>
+                <w:sz w:val="16"/>
+              </w:rPr>
+              <w:t>Surrounding whitespace is trimmed</w:t>
+            </w:r>
+          </w:p>
+        </w:tc>
+        <w:tc>
+          <w:tcPr>
+            <w:tcW w:type="dxa" w:w="794"/>
+          </w:tcPr>
+          <w:p>
+            <w:pPr>
+              <w:spacing w:after="20" w:before="40"/>
+            </w:pPr>
+            <w:r>
+              <w:rPr>
+                <w:rFonts w:ascii="Times New Roman" w:hAnsi="Times New Roman" w:cs="Times New Roman" w:eastAsia="Times New Roman"/>
+                <w:b w:val="0"/>
+                <w:i w:val="0"/>
+                <w:sz w:val="16"/>
+              </w:rPr>
+              <w:t>PASS</w:t>
+            </w:r>
+          </w:p>
+        </w:tc>
+      </w:tr>
+      <w:tr>
+        <w:tc>
+          <w:tcPr>
+            <w:tcW w:type="dxa" w:w="794"/>
+          </w:tcPr>
+          <w:p>
+            <w:pPr>
+              <w:spacing w:after="20" w:before="40"/>
+            </w:pPr>
+            <w:r>
+              <w:rPr>
+                <w:rFonts w:ascii="Times New Roman" w:hAnsi="Times New Roman" w:cs="Times New Roman" w:eastAsia="Times New Roman"/>
+                <w:b w:val="0"/>
+                <w:i w:val="0"/>
+                <w:sz w:val="16"/>
+              </w:rPr>
+              <w:t>U-06</w:t>
+            </w:r>
+          </w:p>
+        </w:tc>
+        <w:tc>
+          <w:tcPr>
+            <w:tcW w:type="dxa" w:w="2721"/>
+          </w:tcPr>
+          <w:p>
+            <w:pPr>
+              <w:spacing w:after="20" w:before="40"/>
+            </w:pPr>
+            <w:r>
+              <w:rPr>
+                <w:rFonts w:ascii="Times New Roman" w:hAnsi="Times New Roman" w:cs="Times New Roman" w:eastAsia="Times New Roman"/>
+                <w:b w:val="0"/>
+                <w:i w:val="0"/>
+                <w:sz w:val="16"/>
+              </w:rPr>
+              <w:t>phone.test.ts</w:t>
+            </w:r>
+          </w:p>
+        </w:tc>
+        <w:tc>
+          <w:tcPr>
+            <w:tcW w:type="dxa" w:w="5216"/>
+          </w:tcPr>
+          <w:p>
+            <w:pPr>
+              <w:spacing w:after="20" w:before="40"/>
+            </w:pPr>
+            <w:r>
+              <w:rPr>
+                <w:rFonts w:ascii="Times New Roman" w:hAnsi="Times New Roman" w:cs="Times New Roman" w:eastAsia="Times New Roman"/>
+                <w:b w:val="0"/>
+                <w:i w:val="0"/>
+                <w:sz w:val="16"/>
+              </w:rPr>
+              <w:t>Common punctuation (dashes, spaces) is stripped</w:t>
+            </w:r>
+          </w:p>
+        </w:tc>
+        <w:tc>
+          <w:tcPr>
+            <w:tcW w:type="dxa" w:w="794"/>
+          </w:tcPr>
+          <w:p>
+            <w:pPr>
+              <w:spacing w:after="20" w:before="40"/>
+            </w:pPr>
+            <w:r>
+              <w:rPr>
+                <w:rFonts w:ascii="Times New Roman" w:hAnsi="Times New Roman" w:cs="Times New Roman" w:eastAsia="Times New Roman"/>
+                <w:b w:val="0"/>
+                <w:i w:val="0"/>
+                <w:sz w:val="16"/>
+              </w:rPr>
+              <w:t>PASS</w:t>
+            </w:r>
+          </w:p>
+        </w:tc>
+      </w:tr>
+      <w:tr>
+        <w:tc>
+          <w:tcPr>
+            <w:tcW w:type="dxa" w:w="794"/>
+          </w:tcPr>
+          <w:p>
+            <w:pPr>
+              <w:spacing w:after="20" w:before="40"/>
+            </w:pPr>
+            <w:r>
+              <w:rPr>
+                <w:rFonts w:ascii="Times New Roman" w:hAnsi="Times New Roman" w:cs="Times New Roman" w:eastAsia="Times New Roman"/>
+                <w:b w:val="0"/>
+                <w:i w:val="0"/>
+                <w:sz w:val="16"/>
+              </w:rPr>
+              <w:t>U-07</w:t>
+            </w:r>
+          </w:p>
+        </w:tc>
+        <w:tc>
+          <w:tcPr>
+            <w:tcW w:type="dxa" w:w="2721"/>
+          </w:tcPr>
+          <w:p>
+            <w:pPr>
+              <w:spacing w:after="20" w:before="40"/>
+            </w:pPr>
+            <w:r>
+              <w:rPr>
+                <w:rFonts w:ascii="Times New Roman" w:hAnsi="Times New Roman" w:cs="Times New Roman" w:eastAsia="Times New Roman"/>
+                <w:b w:val="0"/>
+                <w:i w:val="0"/>
+                <w:sz w:val="16"/>
+              </w:rPr>
+              <w:t>phone.test.ts</w:t>
+            </w:r>
+          </w:p>
+        </w:tc>
+        <w:tc>
+          <w:tcPr>
+            <w:tcW w:type="dxa" w:w="5216"/>
+          </w:tcPr>
+          <w:p>
+            <w:pPr>
+              <w:spacing w:after="20" w:before="40"/>
+            </w:pPr>
+            <w:r>
+              <w:rPr>
+                <w:rFonts w:ascii="Times New Roman" w:hAnsi="Times New Roman" w:cs="Times New Roman" w:eastAsia="Times New Roman"/>
+                <w:b w:val="0"/>
+                <w:i w:val="0"/>
+                <w:sz w:val="16"/>
+              </w:rPr>
+              <w:t>Too-short input is rejected</w:t>
+            </w:r>
+          </w:p>
+        </w:tc>
+        <w:tc>
+          <w:tcPr>
+            <w:tcW w:type="dxa" w:w="794"/>
+          </w:tcPr>
+          <w:p>
+            <w:pPr>
+              <w:spacing w:after="20" w:before="40"/>
+            </w:pPr>
+            <w:r>
+              <w:rPr>
+                <w:rFonts w:ascii="Times New Roman" w:hAnsi="Times New Roman" w:cs="Times New Roman" w:eastAsia="Times New Roman"/>
+                <w:b w:val="0"/>
+                <w:i w:val="0"/>
+                <w:sz w:val="16"/>
+              </w:rPr>
+              <w:t>PASS</w:t>
+            </w:r>
+          </w:p>
+        </w:tc>
+      </w:tr>
+      <w:tr>
+        <w:tc>
+          <w:tcPr>
+            <w:tcW w:type="dxa" w:w="794"/>
+          </w:tcPr>
+          <w:p>
+            <w:pPr>
+              <w:spacing w:after="20" w:before="40"/>
+            </w:pPr>
+            <w:r>
+              <w:rPr>
+                <w:rFonts w:ascii="Times New Roman" w:hAnsi="Times New Roman" w:cs="Times New Roman" w:eastAsia="Times New Roman"/>
+                <w:b w:val="0"/>
+                <w:i w:val="0"/>
+                <w:sz w:val="16"/>
+              </w:rPr>
+              <w:t>U-08</w:t>
+            </w:r>
+          </w:p>
+        </w:tc>
+        <w:tc>
+          <w:tcPr>
+            <w:tcW w:type="dxa" w:w="2721"/>
+          </w:tcPr>
+          <w:p>
+            <w:pPr>
+              <w:spacing w:after="20" w:before="40"/>
+            </w:pPr>
+            <w:r>
+              <w:rPr>
+                <w:rFonts w:ascii="Times New Roman" w:hAnsi="Times New Roman" w:cs="Times New Roman" w:eastAsia="Times New Roman"/>
+                <w:b w:val="0"/>
+                <w:i w:val="0"/>
+                <w:sz w:val="16"/>
+              </w:rPr>
+              <w:t>phone.test.ts</w:t>
+            </w:r>
+          </w:p>
+        </w:tc>
+        <w:tc>
+          <w:tcPr>
+            <w:tcW w:type="dxa" w:w="5216"/>
+          </w:tcPr>
+          <w:p>
+            <w:pPr>
+              <w:spacing w:after="20" w:before="40"/>
+            </w:pPr>
+            <w:r>
+              <w:rPr>
+                <w:rFonts w:ascii="Times New Roman" w:hAnsi="Times New Roman" w:cs="Times New Roman" w:eastAsia="Times New Roman"/>
+                <w:b w:val="0"/>
+                <w:i w:val="0"/>
+                <w:sz w:val="16"/>
+              </w:rPr>
+              <w:t>Number not starting with a valid mobile prefix (6–9) is rejected</w:t>
+            </w:r>
+          </w:p>
+        </w:tc>
+        <w:tc>
+          <w:tcPr>
+            <w:tcW w:type="dxa" w:w="794"/>
+          </w:tcPr>
+          <w:p>
+            <w:pPr>
+              <w:spacing w:after="20" w:before="40"/>
+            </w:pPr>
+            <w:r>
+              <w:rPr>
+                <w:rFonts w:ascii="Times New Roman" w:hAnsi="Times New Roman" w:cs="Times New Roman" w:eastAsia="Times New Roman"/>
+                <w:b w:val="0"/>
+                <w:i w:val="0"/>
+                <w:sz w:val="16"/>
+              </w:rPr>
+              <w:t>PASS</w:t>
+            </w:r>
+          </w:p>
+        </w:tc>
+      </w:tr>
+      <w:tr>
+        <w:tc>
+          <w:tcPr>
+            <w:tcW w:type="dxa" w:w="794"/>
+          </w:tcPr>
+          <w:p>
+            <w:pPr>
+              <w:spacing w:after="20" w:before="40"/>
+            </w:pPr>
+            <w:r>
+              <w:rPr>
+                <w:rFonts w:ascii="Times New Roman" w:hAnsi="Times New Roman" w:cs="Times New Roman" w:eastAsia="Times New Roman"/>
+                <w:b w:val="0"/>
+                <w:i w:val="0"/>
+                <w:sz w:val="16"/>
+              </w:rPr>
+              <w:t>U-09</w:t>
+            </w:r>
+          </w:p>
+        </w:tc>
+        <w:tc>
+          <w:tcPr>
+            <w:tcW w:type="dxa" w:w="2721"/>
+          </w:tcPr>
+          <w:p>
+            <w:pPr>
+              <w:spacing w:after="20" w:before="40"/>
+            </w:pPr>
+            <w:r>
+              <w:rPr>
+                <w:rFonts w:ascii="Times New Roman" w:hAnsi="Times New Roman" w:cs="Times New Roman" w:eastAsia="Times New Roman"/>
+                <w:b w:val="0"/>
+                <w:i w:val="0"/>
+                <w:sz w:val="16"/>
+              </w:rPr>
+              <w:t>phone.test.ts</w:t>
+            </w:r>
+          </w:p>
+        </w:tc>
+        <w:tc>
+          <w:tcPr>
+            <w:tcW w:type="dxa" w:w="5216"/>
+          </w:tcPr>
+          <w:p>
+            <w:pPr>
+              <w:spacing w:after="20" w:before="40"/>
+            </w:pPr>
+            <w:r>
+              <w:rPr>
+                <w:rFonts w:ascii="Times New Roman" w:hAnsi="Times New Roman" w:cs="Times New Roman" w:eastAsia="Times New Roman"/>
+                <w:b w:val="0"/>
+                <w:i w:val="0"/>
+                <w:sz w:val="16"/>
+              </w:rPr>
+              <w:t>Non-digit garbage is rejected</w:t>
+            </w:r>
+          </w:p>
+        </w:tc>
+        <w:tc>
+          <w:tcPr>
+            <w:tcW w:type="dxa" w:w="794"/>
+          </w:tcPr>
+          <w:p>
+            <w:pPr>
+              <w:spacing w:after="20" w:before="40"/>
+            </w:pPr>
+            <w:r>
+              <w:rPr>
+                <w:rFonts w:ascii="Times New Roman" w:hAnsi="Times New Roman" w:cs="Times New Roman" w:eastAsia="Times New Roman"/>
+                <w:b w:val="0"/>
+                <w:i w:val="0"/>
+                <w:sz w:val="16"/>
+              </w:rPr>
+              <w:t>PASS</w:t>
+            </w:r>
+          </w:p>
+        </w:tc>
+      </w:tr>
+      <w:tr>
+        <w:tc>
+          <w:tcPr>
+            <w:tcW w:type="dxa" w:w="794"/>
+          </w:tcPr>
+          <w:p>
+            <w:pPr>
+              <w:spacing w:after="20" w:before="40"/>
+            </w:pPr>
+            <w:r>
+              <w:rPr>
+                <w:rFonts w:ascii="Times New Roman" w:hAnsi="Times New Roman" w:cs="Times New Roman" w:eastAsia="Times New Roman"/>
+                <w:b w:val="0"/>
+                <w:i w:val="0"/>
+                <w:sz w:val="16"/>
+              </w:rPr>
+              <w:t>U-10</w:t>
+            </w:r>
+          </w:p>
+        </w:tc>
+        <w:tc>
+          <w:tcPr>
+            <w:tcW w:type="dxa" w:w="2721"/>
+          </w:tcPr>
+          <w:p>
+            <w:pPr>
+              <w:spacing w:after="20" w:before="40"/>
+            </w:pPr>
+            <w:r>
+              <w:rPr>
+                <w:rFonts w:ascii="Times New Roman" w:hAnsi="Times New Roman" w:cs="Times New Roman" w:eastAsia="Times New Roman"/>
+                <w:b w:val="0"/>
+                <w:i w:val="0"/>
+                <w:sz w:val="16"/>
+              </w:rPr>
+              <w:t>phone.test.ts</w:t>
+            </w:r>
+          </w:p>
+        </w:tc>
+        <w:tc>
+          <w:tcPr>
+            <w:tcW w:type="dxa" w:w="5216"/>
+          </w:tcPr>
+          <w:p>
+            <w:pPr>
+              <w:spacing w:after="20" w:before="40"/>
+            </w:pPr>
+            <w:r>
+              <w:rPr>
+                <w:rFonts w:ascii="Times New Roman" w:hAnsi="Times New Roman" w:cs="Times New Roman" w:eastAsia="Times New Roman"/>
+                <w:b w:val="0"/>
+                <w:i w:val="0"/>
+                <w:sz w:val="16"/>
+              </w:rPr>
+              <w:t>isValidIndianPhone: true for valid input with spaces</w:t>
+            </w:r>
+          </w:p>
+        </w:tc>
+        <w:tc>
+          <w:tcPr>
+            <w:tcW w:type="dxa" w:w="794"/>
+          </w:tcPr>
+          <w:p>
+            <w:pPr>
+              <w:spacing w:after="20" w:before="40"/>
+            </w:pPr>
+            <w:r>
+              <w:rPr>
+                <w:rFonts w:ascii="Times New Roman" w:hAnsi="Times New Roman" w:cs="Times New Roman" w:eastAsia="Times New Roman"/>
+                <w:b w:val="0"/>
+                <w:i w:val="0"/>
+                <w:sz w:val="16"/>
+              </w:rPr>
+              <w:t>PASS</w:t>
+            </w:r>
+          </w:p>
+        </w:tc>
+      </w:tr>
+      <w:tr>
+        <w:tc>
+          <w:tcPr>
+            <w:tcW w:type="dxa" w:w="794"/>
+          </w:tcPr>
+          <w:p>
+            <w:pPr>
+              <w:spacing w:after="20" w:before="40"/>
+            </w:pPr>
+            <w:r>
+              <w:rPr>
+                <w:rFonts w:ascii="Times New Roman" w:hAnsi="Times New Roman" w:cs="Times New Roman" w:eastAsia="Times New Roman"/>
+                <w:b w:val="0"/>
+                <w:i w:val="0"/>
+                <w:sz w:val="16"/>
+              </w:rPr>
+              <w:t>U-11</w:t>
+            </w:r>
+          </w:p>
+        </w:tc>
+        <w:tc>
+          <w:tcPr>
+            <w:tcW w:type="dxa" w:w="2721"/>
+          </w:tcPr>
+          <w:p>
+            <w:pPr>
+              <w:spacing w:after="20" w:before="40"/>
+            </w:pPr>
+            <w:r>
+              <w:rPr>
+                <w:rFonts w:ascii="Times New Roman" w:hAnsi="Times New Roman" w:cs="Times New Roman" w:eastAsia="Times New Roman"/>
+                <w:b w:val="0"/>
+                <w:i w:val="0"/>
+                <w:sz w:val="16"/>
+              </w:rPr>
+              <w:t>phone.test.ts</w:t>
+            </w:r>
+          </w:p>
+        </w:tc>
+        <w:tc>
+          <w:tcPr>
+            <w:tcW w:type="dxa" w:w="5216"/>
+          </w:tcPr>
+          <w:p>
+            <w:pPr>
+              <w:spacing w:after="20" w:before="40"/>
+            </w:pPr>
+            <w:r>
+              <w:rPr>
+                <w:rFonts w:ascii="Times New Roman" w:hAnsi="Times New Roman" w:cs="Times New Roman" w:eastAsia="Times New Roman"/>
+                <w:b w:val="0"/>
+                <w:i w:val="0"/>
+                <w:sz w:val="16"/>
+              </w:rPr>
+              <w:t>isValidIndianPhone: false for invalid input</w:t>
+            </w:r>
+          </w:p>
+        </w:tc>
+        <w:tc>
+          <w:tcPr>
+            <w:tcW w:type="dxa" w:w="794"/>
+          </w:tcPr>
+          <w:p>
+            <w:pPr>
+              <w:spacing w:after="20" w:before="40"/>
+            </w:pPr>
+            <w:r>
+              <w:rPr>
+                <w:rFonts w:ascii="Times New Roman" w:hAnsi="Times New Roman" w:cs="Times New Roman" w:eastAsia="Times New Roman"/>
+                <w:b w:val="0"/>
+                <w:i w:val="0"/>
+                <w:sz w:val="16"/>
+              </w:rPr>
+              <w:t>PASS</w:t>
+            </w:r>
+          </w:p>
+        </w:tc>
+      </w:tr>
+      <w:tr>
+        <w:tc>
+          <w:tcPr>
+            <w:tcW w:type="dxa" w:w="794"/>
+          </w:tcPr>
+          <w:p>
+            <w:pPr>
+              <w:spacing w:after="20" w:before="40"/>
+            </w:pPr>
+            <w:r>
+              <w:rPr>
+                <w:rFonts w:ascii="Times New Roman" w:hAnsi="Times New Roman" w:cs="Times New Roman" w:eastAsia="Times New Roman"/>
+                <w:b w:val="0"/>
+                <w:i w:val="0"/>
+                <w:sz w:val="16"/>
+              </w:rPr>
+              <w:t>U-12</w:t>
+            </w:r>
+          </w:p>
+        </w:tc>
+        <w:tc>
+          <w:tcPr>
+            <w:tcW w:type="dxa" w:w="2721"/>
+          </w:tcPr>
+          <w:p>
+            <w:pPr>
+              <w:spacing w:after="20" w:before="40"/>
+            </w:pPr>
+            <w:r>
+              <w:rPr>
+                <w:rFonts w:ascii="Times New Roman" w:hAnsi="Times New Roman" w:cs="Times New Roman" w:eastAsia="Times New Roman"/>
+                <w:b w:val="0"/>
+                <w:i w:val="0"/>
+                <w:sz w:val="16"/>
+              </w:rPr>
+              <w:t>phone.test.ts</w:t>
+            </w:r>
+          </w:p>
+        </w:tc>
+        <w:tc>
+          <w:tcPr>
+            <w:tcW w:type="dxa" w:w="5216"/>
+          </w:tcPr>
+          <w:p>
+            <w:pPr>
+              <w:spacing w:after="20" w:before="40"/>
+            </w:pPr>
+            <w:r>
+              <w:rPr>
+                <w:rFonts w:ascii="Times New Roman" w:hAnsi="Times New Roman" w:cs="Times New Roman" w:eastAsia="Times New Roman"/>
+                <w:b w:val="0"/>
+                <w:i w:val="0"/>
+                <w:sz w:val="16"/>
+              </w:rPr>
+              <w:t>formatPhoneForDisplay: formats a normalized number</w:t>
+            </w:r>
+          </w:p>
+        </w:tc>
+        <w:tc>
+          <w:tcPr>
+            <w:tcW w:type="dxa" w:w="794"/>
+          </w:tcPr>
+          <w:p>
+            <w:pPr>
+              <w:spacing w:after="20" w:before="40"/>
+            </w:pPr>
+            <w:r>
+              <w:rPr>
+                <w:rFonts w:ascii="Times New Roman" w:hAnsi="Times New Roman" w:cs="Times New Roman" w:eastAsia="Times New Roman"/>
+                <w:b w:val="0"/>
+                <w:i w:val="0"/>
+                <w:sz w:val="16"/>
+              </w:rPr>
+              <w:t>PASS</w:t>
+            </w:r>
+          </w:p>
+        </w:tc>
+      </w:tr>
+      <w:tr>
+        <w:tc>
+          <w:tcPr>
+            <w:tcW w:type="dxa" w:w="794"/>
+          </w:tcPr>
+          <w:p>
+            <w:pPr>
+              <w:spacing w:after="20" w:before="40"/>
+            </w:pPr>
+            <w:r>
+              <w:rPr>
+                <w:rFonts w:ascii="Times New Roman" w:hAnsi="Times New Roman" w:cs="Times New Roman" w:eastAsia="Times New Roman"/>
+                <w:b w:val="0"/>
+                <w:i w:val="0"/>
+                <w:sz w:val="16"/>
+              </w:rPr>
+              <w:t>U-13</w:t>
+            </w:r>
+          </w:p>
+        </w:tc>
+        <w:tc>
+          <w:tcPr>
+            <w:tcW w:type="dxa" w:w="2721"/>
+          </w:tcPr>
+          <w:p>
+            <w:pPr>
+              <w:spacing w:after="20" w:before="40"/>
+            </w:pPr>
+            <w:r>
+              <w:rPr>
+                <w:rFonts w:ascii="Times New Roman" w:hAnsi="Times New Roman" w:cs="Times New Roman" w:eastAsia="Times New Roman"/>
+                <w:b w:val="0"/>
+                <w:i w:val="0"/>
+                <w:sz w:val="16"/>
+              </w:rPr>
+              <w:t>phone.test.ts</w:t>
+            </w:r>
+          </w:p>
+        </w:tc>
+        <w:tc>
+          <w:tcPr>
+            <w:tcW w:type="dxa" w:w="5216"/>
+          </w:tcPr>
+          <w:p>
+            <w:pPr>
+              <w:spacing w:after="20" w:before="40"/>
+            </w:pPr>
+            <w:r>
+              <w:rPr>
+                <w:rFonts w:ascii="Times New Roman" w:hAnsi="Times New Roman" w:cs="Times New Roman" w:eastAsia="Times New Roman"/>
+                <w:b w:val="0"/>
+                <w:i w:val="0"/>
+                <w:sz w:val="16"/>
+              </w:rPr>
+              <w:t>formatPhoneForDisplay: returns input when unparseable</w:t>
+            </w:r>
+          </w:p>
+        </w:tc>
+        <w:tc>
+          <w:tcPr>
+            <w:tcW w:type="dxa" w:w="794"/>
+          </w:tcPr>
+          <w:p>
+            <w:pPr>
+              <w:spacing w:after="20" w:before="40"/>
+            </w:pPr>
+            <w:r>
+              <w:rPr>
+                <w:rFonts w:ascii="Times New Roman" w:hAnsi="Times New Roman" w:cs="Times New Roman" w:eastAsia="Times New Roman"/>
+                <w:b w:val="0"/>
+                <w:i w:val="0"/>
+                <w:sz w:val="16"/>
+              </w:rPr>
+              <w:t>PASS</w:t>
+            </w:r>
+          </w:p>
+        </w:tc>
+      </w:tr>
+      <w:tr>
+        <w:tc>
+          <w:tcPr>
+            <w:tcW w:type="dxa" w:w="794"/>
+          </w:tcPr>
+          <w:p>
+            <w:pPr>
+              <w:spacing w:after="20" w:before="40"/>
+            </w:pPr>
+            <w:r>
+              <w:rPr>
+                <w:rFonts w:ascii="Times New Roman" w:hAnsi="Times New Roman" w:cs="Times New Roman" w:eastAsia="Times New Roman"/>
+                <w:b w:val="0"/>
+                <w:i w:val="0"/>
+                <w:sz w:val="16"/>
+              </w:rPr>
+              <w:t>U-14</w:t>
+            </w:r>
+          </w:p>
+        </w:tc>
+        <w:tc>
+          <w:tcPr>
+            <w:tcW w:type="dxa" w:w="2721"/>
+          </w:tcPr>
+          <w:p>
+            <w:pPr>
+              <w:spacing w:after="20" w:before="40"/>
+            </w:pPr>
+            <w:r>
+              <w:rPr>
+                <w:rFonts w:ascii="Times New Roman" w:hAnsi="Times New Roman" w:cs="Times New Roman" w:eastAsia="Times New Roman"/>
+                <w:b w:val="0"/>
+                <w:i w:val="0"/>
+                <w:sz w:val="16"/>
+              </w:rPr>
+              <w:t>search.test.ts</w:t>
+            </w:r>
+          </w:p>
+        </w:tc>
+        <w:tc>
+          <w:tcPr>
+            <w:tcW w:type="dxa" w:w="5216"/>
+          </w:tcPr>
+          <w:p>
+            <w:pPr>
+              <w:spacing w:after="20" w:before="40"/>
+            </w:pPr>
+            <w:r>
+              <w:rPr>
+                <w:rFonts w:ascii="Times New Roman" w:hAnsi="Times New Roman" w:cs="Times New Roman" w:eastAsia="Times New Roman"/>
+                <w:b w:val="0"/>
+                <w:i w:val="0"/>
+                <w:sz w:val="16"/>
+              </w:rPr>
+              <w:t>Regex metacharacters escaped so input cannot alter a pattern</w:t>
+            </w:r>
+          </w:p>
+        </w:tc>
+        <w:tc>
+          <w:tcPr>
+            <w:tcW w:type="dxa" w:w="794"/>
+          </w:tcPr>
+          <w:p>
+            <w:pPr>
+              <w:spacing w:after="20" w:before="40"/>
+            </w:pPr>
+            <w:r>
+              <w:rPr>
+                <w:rFonts w:ascii="Times New Roman" w:hAnsi="Times New Roman" w:cs="Times New Roman" w:eastAsia="Times New Roman"/>
+                <w:b w:val="0"/>
+                <w:i w:val="0"/>
+                <w:sz w:val="16"/>
+              </w:rPr>
+              <w:t>PASS</w:t>
+            </w:r>
+          </w:p>
+        </w:tc>
+      </w:tr>
+      <w:tr>
+        <w:tc>
+          <w:tcPr>
+            <w:tcW w:type="dxa" w:w="794"/>
+          </w:tcPr>
+          <w:p>
+            <w:pPr>
+              <w:spacing w:after="20" w:before="40"/>
+            </w:pPr>
+            <w:r>
+              <w:rPr>
+                <w:rFonts w:ascii="Times New Roman" w:hAnsi="Times New Roman" w:cs="Times New Roman" w:eastAsia="Times New Roman"/>
+                <w:b w:val="0"/>
+                <w:i w:val="0"/>
+                <w:sz w:val="16"/>
+              </w:rPr>
+              <w:t>U-15</w:t>
+            </w:r>
+          </w:p>
+        </w:tc>
+        <w:tc>
+          <w:tcPr>
+            <w:tcW w:type="dxa" w:w="2721"/>
+          </w:tcPr>
+          <w:p>
+            <w:pPr>
+              <w:spacing w:after="20" w:before="40"/>
+            </w:pPr>
+            <w:r>
+              <w:rPr>
+                <w:rFonts w:ascii="Times New Roman" w:hAnsi="Times New Roman" w:cs="Times New Roman" w:eastAsia="Times New Roman"/>
+                <w:b w:val="0"/>
+                <w:i w:val="0"/>
+                <w:sz w:val="16"/>
+              </w:rPr>
+              <w:t>search.test.ts</w:t>
+            </w:r>
+          </w:p>
+        </w:tc>
+        <w:tc>
+          <w:tcPr>
+            <w:tcW w:type="dxa" w:w="5216"/>
+          </w:tcPr>
+          <w:p>
+            <w:pPr>
+              <w:spacing w:after="20" w:before="40"/>
+            </w:pPr>
+            <w:r>
+              <w:rPr>
+                <w:rFonts w:ascii="Times New Roman" w:hAnsi="Times New Roman" w:cs="Times New Roman" w:eastAsia="Times New Roman"/>
+                <w:b w:val="0"/>
+                <w:i w:val="0"/>
+                <w:sz w:val="16"/>
+              </w:rPr>
+              <w:t>Plain text passes through unchanged</w:t>
+            </w:r>
+          </w:p>
+        </w:tc>
+        <w:tc>
+          <w:tcPr>
+            <w:tcW w:type="dxa" w:w="794"/>
+          </w:tcPr>
+          <w:p>
+            <w:pPr>
+              <w:spacing w:after="20" w:before="40"/>
+            </w:pPr>
+            <w:r>
+              <w:rPr>
+                <w:rFonts w:ascii="Times New Roman" w:hAnsi="Times New Roman" w:cs="Times New Roman" w:eastAsia="Times New Roman"/>
+                <w:b w:val="0"/>
+                <w:i w:val="0"/>
+                <w:sz w:val="16"/>
+              </w:rPr>
+              <w:t>PASS</w:t>
+            </w:r>
+          </w:p>
+        </w:tc>
+      </w:tr>
+      <w:tr>
+        <w:tc>
+          <w:tcPr>
+            <w:tcW w:type="dxa" w:w="794"/>
+          </w:tcPr>
+          <w:p>
+            <w:pPr>
+              <w:spacing w:after="20" w:before="40"/>
+            </w:pPr>
+            <w:r>
+              <w:rPr>
+                <w:rFonts w:ascii="Times New Roman" w:hAnsi="Times New Roman" w:cs="Times New Roman" w:eastAsia="Times New Roman"/>
+                <w:b w:val="0"/>
+                <w:i w:val="0"/>
+                <w:sz w:val="16"/>
+              </w:rPr>
+              <w:t>U-16</w:t>
+            </w:r>
+          </w:p>
+        </w:tc>
+        <w:tc>
+          <w:tcPr>
+            <w:tcW w:type="dxa" w:w="2721"/>
+          </w:tcPr>
+          <w:p>
+            <w:pPr>
+              <w:spacing w:after="20" w:before="40"/>
+            </w:pPr>
+            <w:r>
+              <w:rPr>
+                <w:rFonts w:ascii="Times New Roman" w:hAnsi="Times New Roman" w:cs="Times New Roman" w:eastAsia="Times New Roman"/>
+                <w:b w:val="0"/>
+                <w:i w:val="0"/>
+                <w:sz w:val="16"/>
+              </w:rPr>
+              <w:t>search.test.ts</w:t>
+            </w:r>
+          </w:p>
+        </w:tc>
+        <w:tc>
+          <w:tcPr>
+            <w:tcW w:type="dxa" w:w="5216"/>
+          </w:tcPr>
+          <w:p>
+            <w:pPr>
+              <w:spacing w:after="20" w:before="40"/>
+            </w:pPr>
+            <w:r>
+              <w:rPr>
+                <w:rFonts w:ascii="Times New Roman" w:hAnsi="Times New Roman" w:cs="Times New Roman" w:eastAsia="Times New Roman"/>
+                <w:b w:val="0"/>
+                <w:i w:val="0"/>
+                <w:sz w:val="16"/>
+              </w:rPr>
+              <w:t>Empty and whitespace-only input handled safely</w:t>
+            </w:r>
+          </w:p>
+        </w:tc>
+        <w:tc>
+          <w:tcPr>
+            <w:tcW w:type="dxa" w:w="794"/>
+          </w:tcPr>
+          <w:p>
+            <w:pPr>
+              <w:spacing w:after="20" w:before="40"/>
+            </w:pPr>
+            <w:r>
+              <w:rPr>
+                <w:rFonts w:ascii="Times New Roman" w:hAnsi="Times New Roman" w:cs="Times New Roman" w:eastAsia="Times New Roman"/>
+                <w:b w:val="0"/>
+                <w:i w:val="0"/>
+                <w:sz w:val="16"/>
+              </w:rPr>
+              <w:t>PASS</w:t>
+            </w:r>
+          </w:p>
+        </w:tc>
+      </w:tr>
+      <w:tr>
+        <w:tc>
+          <w:tcPr>
+            <w:tcW w:type="dxa" w:w="794"/>
+          </w:tcPr>
+          <w:p>
+            <w:pPr>
+              <w:spacing w:after="20" w:before="40"/>
+            </w:pPr>
+            <w:r>
+              <w:rPr>
+                <w:rFonts w:ascii="Times New Roman" w:hAnsi="Times New Roman" w:cs="Times New Roman" w:eastAsia="Times New Roman"/>
+                <w:b w:val="0"/>
+                <w:i w:val="0"/>
+                <w:sz w:val="16"/>
+              </w:rPr>
+              <w:t>U-17</w:t>
+            </w:r>
+          </w:p>
+        </w:tc>
+        <w:tc>
+          <w:tcPr>
+            <w:tcW w:type="dxa" w:w="2721"/>
+          </w:tcPr>
+          <w:p>
+            <w:pPr>
+              <w:spacing w:after="20" w:before="40"/>
+            </w:pPr>
+            <w:r>
+              <w:rPr>
+                <w:rFonts w:ascii="Times New Roman" w:hAnsi="Times New Roman" w:cs="Times New Roman" w:eastAsia="Times New Roman"/>
+                <w:b w:val="0"/>
+                <w:i w:val="0"/>
+                <w:sz w:val="16"/>
+              </w:rPr>
+              <w:t>password.test.ts</w:t>
+            </w:r>
+          </w:p>
+        </w:tc>
+        <w:tc>
+          <w:tcPr>
+            <w:tcW w:type="dxa" w:w="5216"/>
+          </w:tcPr>
+          <w:p>
+            <w:pPr>
+              <w:spacing w:after="20" w:before="40"/>
+            </w:pPr>
+            <w:r>
+              <w:rPr>
+                <w:rFonts w:ascii="Times New Roman" w:hAnsi="Times New Roman" w:cs="Times New Roman" w:eastAsia="Times New Roman"/>
+                <w:b w:val="0"/>
+                <w:i w:val="0"/>
+                <w:sz w:val="16"/>
+              </w:rPr>
+              <w:t>Bcrypt hash verifies against the plain-text password</w:t>
+            </w:r>
+          </w:p>
+        </w:tc>
+        <w:tc>
+          <w:tcPr>
+            <w:tcW w:type="dxa" w:w="794"/>
+          </w:tcPr>
+          <w:p>
+            <w:pPr>
+              <w:spacing w:after="20" w:before="40"/>
+            </w:pPr>
+            <w:r>
+              <w:rPr>
+                <w:rFonts w:ascii="Times New Roman" w:hAnsi="Times New Roman" w:cs="Times New Roman" w:eastAsia="Times New Roman"/>
+                <w:b w:val="0"/>
+                <w:i w:val="0"/>
+                <w:sz w:val="16"/>
+              </w:rPr>
+              <w:t>PASS</w:t>
+            </w:r>
+          </w:p>
+        </w:tc>
+      </w:tr>
+      <w:tr>
+        <w:tc>
+          <w:tcPr>
+            <w:tcW w:type="dxa" w:w="794"/>
+          </w:tcPr>
+          <w:p>
+            <w:pPr>
+              <w:spacing w:after="20" w:before="40"/>
+            </w:pPr>
+            <w:r>
+              <w:rPr>
+                <w:rFonts w:ascii="Times New Roman" w:hAnsi="Times New Roman" w:cs="Times New Roman" w:eastAsia="Times New Roman"/>
+                <w:b w:val="0"/>
+                <w:i w:val="0"/>
+                <w:sz w:val="16"/>
+              </w:rPr>
+              <w:t>U-18</w:t>
+            </w:r>
+          </w:p>
+        </w:tc>
+        <w:tc>
+          <w:tcPr>
+            <w:tcW w:type="dxa" w:w="2721"/>
+          </w:tcPr>
+          <w:p>
+            <w:pPr>
+              <w:spacing w:after="20" w:before="40"/>
+            </w:pPr>
+            <w:r>
+              <w:rPr>
+                <w:rFonts w:ascii="Times New Roman" w:hAnsi="Times New Roman" w:cs="Times New Roman" w:eastAsia="Times New Roman"/>
+                <w:b w:val="0"/>
+                <w:i w:val="0"/>
+                <w:sz w:val="16"/>
+              </w:rPr>
+              <w:t>password.test.ts</w:t>
+            </w:r>
+          </w:p>
+        </w:tc>
+        <w:tc>
+          <w:tcPr>
+            <w:tcW w:type="dxa" w:w="5216"/>
+          </w:tcPr>
+          <w:p>
+            <w:pPr>
+              <w:spacing w:after="20" w:before="40"/>
+            </w:pPr>
+            <w:r>
+              <w:rPr>
+                <w:rFonts w:ascii="Times New Roman" w:hAnsi="Times New Roman" w:cs="Times New Roman" w:eastAsia="Times New Roman"/>
+                <w:b w:val="0"/>
+                <w:i w:val="0"/>
+                <w:sz w:val="16"/>
+              </w:rPr>
+              <w:t>Wrong password is rejected by comparison</w:t>
+            </w:r>
+          </w:p>
+        </w:tc>
+        <w:tc>
+          <w:tcPr>
+            <w:tcW w:type="dxa" w:w="794"/>
+          </w:tcPr>
+          <w:p>
+            <w:pPr>
+              <w:spacing w:after="20" w:before="40"/>
+            </w:pPr>
+            <w:r>
+              <w:rPr>
+                <w:rFonts w:ascii="Times New Roman" w:hAnsi="Times New Roman" w:cs="Times New Roman" w:eastAsia="Times New Roman"/>
+                <w:b w:val="0"/>
+                <w:i w:val="0"/>
+                <w:sz w:val="16"/>
+              </w:rPr>
+              <w:t>PASS</w:t>
+            </w:r>
+          </w:p>
+        </w:tc>
+      </w:tr>
+      <w:tr>
+        <w:tc>
+          <w:tcPr>
+            <w:tcW w:type="dxa" w:w="794"/>
+          </w:tcPr>
+          <w:p>
+            <w:pPr>
+              <w:spacing w:after="20" w:before="40"/>
+            </w:pPr>
+            <w:r>
+              <w:rPr>
+                <w:rFonts w:ascii="Times New Roman" w:hAnsi="Times New Roman" w:cs="Times New Roman" w:eastAsia="Times New Roman"/>
+                <w:b w:val="0"/>
+                <w:i w:val="0"/>
+                <w:sz w:val="16"/>
+              </w:rPr>
+              <w:t>U-19</w:t>
+            </w:r>
+          </w:p>
+        </w:tc>
+        <w:tc>
+          <w:tcPr>
+            <w:tcW w:type="dxa" w:w="2721"/>
+          </w:tcPr>
+          <w:p>
+            <w:pPr>
+              <w:spacing w:after="20" w:before="40"/>
+            </w:pPr>
+            <w:r>
+              <w:rPr>
+                <w:rFonts w:ascii="Times New Roman" w:hAnsi="Times New Roman" w:cs="Times New Roman" w:eastAsia="Times New Roman"/>
+                <w:b w:val="0"/>
+                <w:i w:val="0"/>
+                <w:sz w:val="16"/>
+              </w:rPr>
+              <w:t>password.test.ts</w:t>
+            </w:r>
+          </w:p>
+        </w:tc>
+        <w:tc>
+          <w:tcPr>
+            <w:tcW w:type="dxa" w:w="5216"/>
+          </w:tcPr>
+          <w:p>
+            <w:pPr>
+              <w:spacing w:after="20" w:before="40"/>
+            </w:pPr>
+            <w:r>
+              <w:rPr>
+                <w:rFonts w:ascii="Times New Roman" w:hAnsi="Times New Roman" w:cs="Times New Roman" w:eastAsia="Times New Roman"/>
+                <w:b w:val="0"/>
+                <w:i w:val="0"/>
+                <w:sz w:val="16"/>
+              </w:rPr>
+              <w:t>Identical input produces different salts; plaintext never stored</w:t>
+            </w:r>
+          </w:p>
+        </w:tc>
+        <w:tc>
+          <w:tcPr>
+            <w:tcW w:type="dxa" w:w="794"/>
+          </w:tcPr>
+          <w:p>
+            <w:pPr>
+              <w:spacing w:after="20" w:before="40"/>
+            </w:pPr>
+            <w:r>
+              <w:rPr>
+                <w:rFonts w:ascii="Times New Roman" w:hAnsi="Times New Roman" w:cs="Times New Roman" w:eastAsia="Times New Roman"/>
+                <w:b w:val="0"/>
+                <w:i w:val="0"/>
+                <w:sz w:val="16"/>
+              </w:rPr>
+              <w:t>PASS</w:t>
+            </w:r>
+          </w:p>
+        </w:tc>
+      </w:tr>
+      <w:tr>
+        <w:tc>
+          <w:tcPr>
+            <w:tcW w:type="dxa" w:w="794"/>
+          </w:tcPr>
+          <w:p>
+            <w:pPr>
+              <w:spacing w:after="20" w:before="40"/>
+            </w:pPr>
+            <w:r>
+              <w:rPr>
+                <w:rFonts w:ascii="Times New Roman" w:hAnsi="Times New Roman" w:cs="Times New Roman" w:eastAsia="Times New Roman"/>
+                <w:b w:val="0"/>
+                <w:i w:val="0"/>
+                <w:sz w:val="16"/>
+              </w:rPr>
+              <w:t>U-20</w:t>
+            </w:r>
+          </w:p>
+        </w:tc>
+        <w:tc>
+          <w:tcPr>
+            <w:tcW w:type="dxa" w:w="2721"/>
+          </w:tcPr>
+          <w:p>
+            <w:pPr>
+              <w:spacing w:after="20" w:before="40"/>
+            </w:pPr>
+            <w:r>
+              <w:rPr>
+                <w:rFonts w:ascii="Times New Roman" w:hAnsi="Times New Roman" w:cs="Times New Roman" w:eastAsia="Times New Roman"/>
+                <w:b w:val="0"/>
+                <w:i w:val="0"/>
+                <w:sz w:val="16"/>
+              </w:rPr>
+              <w:t>jwt.test.ts</w:t>
+            </w:r>
+          </w:p>
+        </w:tc>
+        <w:tc>
+          <w:tcPr>
+            <w:tcW w:type="dxa" w:w="5216"/>
+          </w:tcPr>
+          <w:p>
+            <w:pPr>
+              <w:spacing w:after="20" w:before="40"/>
+            </w:pPr>
+            <w:r>
+              <w:rPr>
+                <w:rFonts w:ascii="Times New Roman" w:hAnsi="Times New Roman" w:cs="Times New Roman" w:eastAsia="Times New Roman"/>
+                <w:b w:val="0"/>
+                <w:i w:val="0"/>
+                <w:sz w:val="16"/>
+              </w:rPr>
+              <w:t>Token verifies back to the same id and role</w:t>
+            </w:r>
+          </w:p>
+        </w:tc>
+        <w:tc>
+          <w:tcPr>
+            <w:tcW w:type="dxa" w:w="794"/>
+          </w:tcPr>
+          <w:p>
+            <w:pPr>
+              <w:spacing w:after="20" w:before="40"/>
+            </w:pPr>
+            <w:r>
+              <w:rPr>
+                <w:rFonts w:ascii="Times New Roman" w:hAnsi="Times New Roman" w:cs="Times New Roman" w:eastAsia="Times New Roman"/>
+                <w:b w:val="0"/>
+                <w:i w:val="0"/>
+                <w:sz w:val="16"/>
+              </w:rPr>
+              <w:t>PASS</w:t>
+            </w:r>
+          </w:p>
+        </w:tc>
+      </w:tr>
+      <w:tr>
+        <w:tc>
+          <w:tcPr>
+            <w:tcW w:type="dxa" w:w="794"/>
+          </w:tcPr>
+          <w:p>
+            <w:pPr>
+              <w:spacing w:after="20" w:before="40"/>
+            </w:pPr>
+            <w:r>
+              <w:rPr>
+                <w:rFonts w:ascii="Times New Roman" w:hAnsi="Times New Roman" w:cs="Times New Roman" w:eastAsia="Times New Roman"/>
+                <w:b w:val="0"/>
+                <w:i w:val="0"/>
+                <w:sz w:val="16"/>
+              </w:rPr>
+              <w:t>U-21</w:t>
+            </w:r>
+          </w:p>
+        </w:tc>
+        <w:tc>
+          <w:tcPr>
+            <w:tcW w:type="dxa" w:w="2721"/>
+          </w:tcPr>
+          <w:p>
+            <w:pPr>
+              <w:spacing w:after="20" w:before="40"/>
+            </w:pPr>
+            <w:r>
+              <w:rPr>
+                <w:rFonts w:ascii="Times New Roman" w:hAnsi="Times New Roman" w:cs="Times New Roman" w:eastAsia="Times New Roman"/>
+                <w:b w:val="0"/>
+                <w:i w:val="0"/>
+                <w:sz w:val="16"/>
+              </w:rPr>
+              <w:t>jwt.test.ts</w:t>
+            </w:r>
+          </w:p>
+        </w:tc>
+        <w:tc>
+          <w:tcPr>
+            <w:tcW w:type="dxa" w:w="5216"/>
+          </w:tcPr>
+          <w:p>
+            <w:pPr>
+              <w:spacing w:after="20" w:before="40"/>
+            </w:pPr>
+            <w:r>
+              <w:rPr>
+                <w:rFonts w:ascii="Times New Roman" w:hAnsi="Times New Roman" w:cs="Times New Roman" w:eastAsia="Times New Roman"/>
+                <w:b w:val="0"/>
+                <w:i w:val="0"/>
+                <w:sz w:val="16"/>
+              </w:rPr>
+              <w:t>Administrator token preserves the ADMIN role</w:t>
+            </w:r>
+          </w:p>
+        </w:tc>
+        <w:tc>
+          <w:tcPr>
+            <w:tcW w:type="dxa" w:w="794"/>
+          </w:tcPr>
+          <w:p>
+            <w:pPr>
+              <w:spacing w:after="20" w:before="40"/>
+            </w:pPr>
+            <w:r>
+              <w:rPr>
+                <w:rFonts w:ascii="Times New Roman" w:hAnsi="Times New Roman" w:cs="Times New Roman" w:eastAsia="Times New Roman"/>
+                <w:b w:val="0"/>
+                <w:i w:val="0"/>
+                <w:sz w:val="16"/>
+              </w:rPr>
+              <w:t>PASS</w:t>
+            </w:r>
+          </w:p>
+        </w:tc>
+      </w:tr>
+      <w:tr>
+        <w:tc>
+          <w:tcPr>
+            <w:tcW w:type="dxa" w:w="794"/>
+          </w:tcPr>
+          <w:p>
+            <w:pPr>
+              <w:spacing w:after="20" w:before="40"/>
+            </w:pPr>
+            <w:r>
+              <w:rPr>
+                <w:rFonts w:ascii="Times New Roman" w:hAnsi="Times New Roman" w:cs="Times New Roman" w:eastAsia="Times New Roman"/>
+                <w:b w:val="0"/>
+                <w:i w:val="0"/>
+                <w:sz w:val="16"/>
+              </w:rPr>
+              <w:t>U-22</w:t>
+            </w:r>
+          </w:p>
+        </w:tc>
+        <w:tc>
+          <w:tcPr>
+            <w:tcW w:type="dxa" w:w="2721"/>
+          </w:tcPr>
+          <w:p>
+            <w:pPr>
+              <w:spacing w:after="20" w:before="40"/>
+            </w:pPr>
+            <w:r>
+              <w:rPr>
+                <w:rFonts w:ascii="Times New Roman" w:hAnsi="Times New Roman" w:cs="Times New Roman" w:eastAsia="Times New Roman"/>
+                <w:b w:val="0"/>
+                <w:i w:val="0"/>
+                <w:sz w:val="16"/>
+              </w:rPr>
+              <w:t>jwt.test.ts</w:t>
+            </w:r>
+          </w:p>
+        </w:tc>
+        <w:tc>
+          <w:tcPr>
+            <w:tcW w:type="dxa" w:w="5216"/>
+          </w:tcPr>
+          <w:p>
+            <w:pPr>
+              <w:spacing w:after="20" w:before="40"/>
+            </w:pPr>
+            <w:r>
+              <w:rPr>
+                <w:rFonts w:ascii="Times New Roman" w:hAnsi="Times New Roman" w:cs="Times New Roman" w:eastAsia="Times New Roman"/>
+                <w:b w:val="0"/>
+                <w:i w:val="0"/>
+                <w:sz w:val="16"/>
+              </w:rPr>
+              <w:t>Tampered token is rejected</w:t>
+            </w:r>
+          </w:p>
+        </w:tc>
+        <w:tc>
+          <w:tcPr>
+            <w:tcW w:type="dxa" w:w="794"/>
+          </w:tcPr>
+          <w:p>
+            <w:pPr>
+              <w:spacing w:after="20" w:before="40"/>
+            </w:pPr>
+            <w:r>
+              <w:rPr>
+                <w:rFonts w:ascii="Times New Roman" w:hAnsi="Times New Roman" w:cs="Times New Roman" w:eastAsia="Times New Roman"/>
+                <w:b w:val="0"/>
+                <w:i w:val="0"/>
+                <w:sz w:val="16"/>
+              </w:rPr>
+              <w:t>PASS</w:t>
+            </w:r>
+          </w:p>
+        </w:tc>
+      </w:tr>
+      <w:tr>
+        <w:tc>
+          <w:tcPr>
+            <w:tcW w:type="dxa" w:w="794"/>
+          </w:tcPr>
+          <w:p>
+            <w:pPr>
+              <w:spacing w:after="20" w:before="40"/>
+            </w:pPr>
+            <w:r>
+              <w:rPr>
+                <w:rFonts w:ascii="Times New Roman" w:hAnsi="Times New Roman" w:cs="Times New Roman" w:eastAsia="Times New Roman"/>
+                <w:b w:val="0"/>
+                <w:i w:val="0"/>
+                <w:sz w:val="16"/>
+              </w:rPr>
+              <w:t>U-23</w:t>
+            </w:r>
+          </w:p>
+        </w:tc>
+        <w:tc>
+          <w:tcPr>
+            <w:tcW w:type="dxa" w:w="2721"/>
+          </w:tcPr>
+          <w:p>
+            <w:pPr>
+              <w:spacing w:after="20" w:before="40"/>
+            </w:pPr>
+            <w:r>
+              <w:rPr>
+                <w:rFonts w:ascii="Times New Roman" w:hAnsi="Times New Roman" w:cs="Times New Roman" w:eastAsia="Times New Roman"/>
+                <w:b w:val="0"/>
+                <w:i w:val="0"/>
+                <w:sz w:val="16"/>
+              </w:rPr>
+              <w:t>jwt.test.ts</w:t>
+            </w:r>
+          </w:p>
+        </w:tc>
+        <w:tc>
+          <w:tcPr>
+            <w:tcW w:type="dxa" w:w="5216"/>
+          </w:tcPr>
+          <w:p>
+            <w:pPr>
+              <w:spacing w:after="20" w:before="40"/>
+            </w:pPr>
+            <w:r>
+              <w:rPr>
+                <w:rFonts w:ascii="Times New Roman" w:hAnsi="Times New Roman" w:cs="Times New Roman" w:eastAsia="Times New Roman"/>
+                <w:b w:val="0"/>
+                <w:i w:val="0"/>
+                <w:sz w:val="16"/>
+              </w:rPr>
+              <w:t>Garbage string that is not a token is rejected</w:t>
+            </w:r>
+          </w:p>
+        </w:tc>
+        <w:tc>
+          <w:tcPr>
+            <w:tcW w:type="dxa" w:w="794"/>
+          </w:tcPr>
+          <w:p>
+            <w:pPr>
+              <w:spacing w:after="20" w:before="40"/>
+            </w:pPr>
+            <w:r>
+              <w:rPr>
+                <w:rFonts w:ascii="Times New Roman" w:hAnsi="Times New Roman" w:cs="Times New Roman" w:eastAsia="Times New Roman"/>
+                <w:b w:val="0"/>
+                <w:i w:val="0"/>
+                <w:sz w:val="16"/>
+              </w:rPr>
+              <w:t>PASS</w:t>
+            </w:r>
+          </w:p>
+        </w:tc>
+      </w:tr>
+      <w:tr>
+        <w:tc>
+          <w:tcPr>
+            <w:tcW w:type="dxa" w:w="794"/>
+          </w:tcPr>
+          <w:p>
+            <w:pPr>
+              <w:spacing w:after="20" w:before="40"/>
+            </w:pPr>
+            <w:r>
+              <w:rPr>
+                <w:rFonts w:ascii="Times New Roman" w:hAnsi="Times New Roman" w:cs="Times New Roman" w:eastAsia="Times New Roman"/>
+                <w:b w:val="0"/>
+                <w:i w:val="0"/>
+                <w:sz w:val="16"/>
+              </w:rPr>
+              <w:t>U-24</w:t>
+            </w:r>
+          </w:p>
+        </w:tc>
+        <w:tc>
+          <w:tcPr>
+            <w:tcW w:type="dxa" w:w="2721"/>
+          </w:tcPr>
+          <w:p>
+            <w:pPr>
+              <w:spacing w:after="20" w:before="40"/>
+            </w:pPr>
+            <w:r>
+              <w:rPr>
+                <w:rFonts w:ascii="Times New Roman" w:hAnsi="Times New Roman" w:cs="Times New Roman" w:eastAsia="Times New Roman"/>
+                <w:b w:val="0"/>
+                <w:i w:val="0"/>
+                <w:sz w:val="16"/>
+              </w:rPr>
+              <w:t>authValidators.test.ts</w:t>
+            </w:r>
+          </w:p>
+        </w:tc>
+        <w:tc>
+          <w:tcPr>
+            <w:tcW w:type="dxa" w:w="5216"/>
+          </w:tcPr>
+          <w:p>
+            <w:pPr>
+              <w:spacing w:after="20" w:before="40"/>
+            </w:pPr>
+            <w:r>
+              <w:rPr>
+                <w:rFonts w:ascii="Times New Roman" w:hAnsi="Times New Roman" w:cs="Times New Roman" w:eastAsia="Times New Roman"/>
+                <w:b w:val="0"/>
+                <w:i w:val="0"/>
+                <w:sz w:val="16"/>
+              </w:rPr>
+              <w:t>Valid registration payload accepted (email lowercased)</w:t>
+            </w:r>
+          </w:p>
+        </w:tc>
+        <w:tc>
+          <w:tcPr>
+            <w:tcW w:type="dxa" w:w="794"/>
+          </w:tcPr>
+          <w:p>
+            <w:pPr>
+              <w:spacing w:after="20" w:before="40"/>
+            </w:pPr>
+            <w:r>
+              <w:rPr>
+                <w:rFonts w:ascii="Times New Roman" w:hAnsi="Times New Roman" w:cs="Times New Roman" w:eastAsia="Times New Roman"/>
+                <w:b w:val="0"/>
+                <w:i w:val="0"/>
+                <w:sz w:val="16"/>
+              </w:rPr>
+              <w:t>PASS</w:t>
+            </w:r>
+          </w:p>
+        </w:tc>
+      </w:tr>
+      <w:tr>
+        <w:tc>
+          <w:tcPr>
+            <w:tcW w:type="dxa" w:w="794"/>
+          </w:tcPr>
+          <w:p>
+            <w:pPr>
+              <w:spacing w:after="20" w:before="40"/>
+            </w:pPr>
+            <w:r>
+              <w:rPr>
+                <w:rFonts w:ascii="Times New Roman" w:hAnsi="Times New Roman" w:cs="Times New Roman" w:eastAsia="Times New Roman"/>
+                <w:b w:val="0"/>
+                <w:i w:val="0"/>
+                <w:sz w:val="16"/>
+              </w:rPr>
+              <w:t>U-25</w:t>
+            </w:r>
+          </w:p>
+        </w:tc>
+        <w:tc>
+          <w:tcPr>
+            <w:tcW w:type="dxa" w:w="2721"/>
+          </w:tcPr>
+          <w:p>
+            <w:pPr>
+              <w:spacing w:after="20" w:before="40"/>
+            </w:pPr>
+            <w:r>
+              <w:rPr>
+                <w:rFonts w:ascii="Times New Roman" w:hAnsi="Times New Roman" w:cs="Times New Roman" w:eastAsia="Times New Roman"/>
+                <w:b w:val="0"/>
+                <w:i w:val="0"/>
+                <w:sz w:val="16"/>
+              </w:rPr>
+              <w:t>authValidators.test.ts</w:t>
+            </w:r>
+          </w:p>
+        </w:tc>
+        <w:tc>
+          <w:tcPr>
+            <w:tcW w:type="dxa" w:w="5216"/>
+          </w:tcPr>
+          <w:p>
+            <w:pPr>
+              <w:spacing w:after="20" w:before="40"/>
+            </w:pPr>
+            <w:r>
+              <w:rPr>
+                <w:rFonts w:ascii="Times New Roman" w:hAnsi="Times New Roman" w:cs="Times New Roman" w:eastAsia="Times New Roman"/>
+                <w:b w:val="0"/>
+                <w:i w:val="0"/>
+                <w:sz w:val="16"/>
+              </w:rPr>
+              <w:t>Missing name is flagged</w:t>
+            </w:r>
+          </w:p>
+        </w:tc>
+        <w:tc>
+          <w:tcPr>
+            <w:tcW w:type="dxa" w:w="794"/>
+          </w:tcPr>
+          <w:p>
+            <w:pPr>
+              <w:spacing w:after="20" w:before="40"/>
+            </w:pPr>
+            <w:r>
+              <w:rPr>
+                <w:rFonts w:ascii="Times New Roman" w:hAnsi="Times New Roman" w:cs="Times New Roman" w:eastAsia="Times New Roman"/>
+                <w:b w:val="0"/>
+                <w:i w:val="0"/>
+                <w:sz w:val="16"/>
+              </w:rPr>
+              <w:t>PASS</w:t>
+            </w:r>
+          </w:p>
+        </w:tc>
+      </w:tr>
+      <w:tr>
+        <w:tc>
+          <w:tcPr>
+            <w:tcW w:type="dxa" w:w="794"/>
+          </w:tcPr>
+          <w:p>
+            <w:pPr>
+              <w:spacing w:after="20" w:before="40"/>
+            </w:pPr>
+            <w:r>
+              <w:rPr>
+                <w:rFonts w:ascii="Times New Roman" w:hAnsi="Times New Roman" w:cs="Times New Roman" w:eastAsia="Times New Roman"/>
+                <w:b w:val="0"/>
+                <w:i w:val="0"/>
+                <w:sz w:val="16"/>
+              </w:rPr>
+              <w:t>U-26</w:t>
+            </w:r>
+          </w:p>
+        </w:tc>
+        <w:tc>
+          <w:tcPr>
+            <w:tcW w:type="dxa" w:w="2721"/>
+          </w:tcPr>
+          <w:p>
+            <w:pPr>
+              <w:spacing w:after="20" w:before="40"/>
+            </w:pPr>
+            <w:r>
+              <w:rPr>
+                <w:rFonts w:ascii="Times New Roman" w:hAnsi="Times New Roman" w:cs="Times New Roman" w:eastAsia="Times New Roman"/>
+                <w:b w:val="0"/>
+                <w:i w:val="0"/>
+                <w:sz w:val="16"/>
+              </w:rPr>
+              <w:t>authValidators.test.ts</w:t>
+            </w:r>
+          </w:p>
+        </w:tc>
+        <w:tc>
+          <w:tcPr>
+            <w:tcW w:type="dxa" w:w="5216"/>
+          </w:tcPr>
+          <w:p>
+            <w:pPr>
+              <w:spacing w:after="20" w:before="40"/>
+            </w:pPr>
+            <w:r>
+              <w:rPr>
+                <w:rFonts w:ascii="Times New Roman" w:hAnsi="Times New Roman" w:cs="Times New Roman" w:eastAsia="Times New Roman"/>
+                <w:b w:val="0"/>
+                <w:i w:val="0"/>
+                <w:sz w:val="16"/>
+              </w:rPr>
+              <w:t>Malformed email and invalid phone are both flagged</w:t>
+            </w:r>
+          </w:p>
+        </w:tc>
+        <w:tc>
+          <w:tcPr>
+            <w:tcW w:type="dxa" w:w="794"/>
+          </w:tcPr>
+          <w:p>
+            <w:pPr>
+              <w:spacing w:after="20" w:before="40"/>
+            </w:pPr>
+            <w:r>
+              <w:rPr>
+                <w:rFonts w:ascii="Times New Roman" w:hAnsi="Times New Roman" w:cs="Times New Roman" w:eastAsia="Times New Roman"/>
+                <w:b w:val="0"/>
+                <w:i w:val="0"/>
+                <w:sz w:val="16"/>
+              </w:rPr>
+              <w:t>PASS</w:t>
+            </w:r>
+          </w:p>
+        </w:tc>
+      </w:tr>
+      <w:tr>
+        <w:tc>
+          <w:tcPr>
+            <w:tcW w:type="dxa" w:w="794"/>
+          </w:tcPr>
+          <w:p>
+            <w:pPr>
+              <w:spacing w:after="20" w:before="40"/>
+            </w:pPr>
+            <w:r>
+              <w:rPr>
+                <w:rFonts w:ascii="Times New Roman" w:hAnsi="Times New Roman" w:cs="Times New Roman" w:eastAsia="Times New Roman"/>
+                <w:b w:val="0"/>
+                <w:i w:val="0"/>
+                <w:sz w:val="16"/>
+              </w:rPr>
+              <w:t>U-27</w:t>
+            </w:r>
+          </w:p>
+        </w:tc>
+        <w:tc>
+          <w:tcPr>
+            <w:tcW w:type="dxa" w:w="2721"/>
+          </w:tcPr>
+          <w:p>
+            <w:pPr>
+              <w:spacing w:after="20" w:before="40"/>
+            </w:pPr>
+            <w:r>
+              <w:rPr>
+                <w:rFonts w:ascii="Times New Roman" w:hAnsi="Times New Roman" w:cs="Times New Roman" w:eastAsia="Times New Roman"/>
+                <w:b w:val="0"/>
+                <w:i w:val="0"/>
+                <w:sz w:val="16"/>
+              </w:rPr>
+              <w:t>authValidators.test.ts</w:t>
+            </w:r>
+          </w:p>
+        </w:tc>
+        <w:tc>
+          <w:tcPr>
+            <w:tcW w:type="dxa" w:w="5216"/>
+          </w:tcPr>
+          <w:p>
+            <w:pPr>
+              <w:spacing w:after="20" w:before="40"/>
+            </w:pPr>
+            <w:r>
+              <w:rPr>
+                <w:rFonts w:ascii="Times New Roman" w:hAnsi="Times New Roman" w:cs="Times New Roman" w:eastAsia="Times New Roman"/>
+                <w:b w:val="0"/>
+                <w:i w:val="0"/>
+                <w:sz w:val="16"/>
+              </w:rPr>
+              <w:t>Password shorter than 8 characters is flagged</w:t>
+            </w:r>
+          </w:p>
+        </w:tc>
+        <w:tc>
+          <w:tcPr>
+            <w:tcW w:type="dxa" w:w="794"/>
+          </w:tcPr>
+          <w:p>
+            <w:pPr>
+              <w:spacing w:after="20" w:before="40"/>
+            </w:pPr>
+            <w:r>
+              <w:rPr>
+                <w:rFonts w:ascii="Times New Roman" w:hAnsi="Times New Roman" w:cs="Times New Roman" w:eastAsia="Times New Roman"/>
+                <w:b w:val="0"/>
+                <w:i w:val="0"/>
+                <w:sz w:val="16"/>
+              </w:rPr>
+              <w:t>PASS</w:t>
+            </w:r>
+          </w:p>
+        </w:tc>
+      </w:tr>
+      <w:tr>
+        <w:tc>
+          <w:tcPr>
+            <w:tcW w:type="dxa" w:w="794"/>
+          </w:tcPr>
+          <w:p>
+            <w:pPr>
+              <w:spacing w:after="20" w:before="40"/>
+            </w:pPr>
+            <w:r>
+              <w:rPr>
+                <w:rFonts w:ascii="Times New Roman" w:hAnsi="Times New Roman" w:cs="Times New Roman" w:eastAsia="Times New Roman"/>
+                <w:b w:val="0"/>
+                <w:i w:val="0"/>
+                <w:sz w:val="16"/>
+              </w:rPr>
+              <w:t>U-28</w:t>
+            </w:r>
+          </w:p>
+        </w:tc>
+        <w:tc>
+          <w:tcPr>
+            <w:tcW w:type="dxa" w:w="2721"/>
+          </w:tcPr>
+          <w:p>
+            <w:pPr>
+              <w:spacing w:after="20" w:before="40"/>
+            </w:pPr>
+            <w:r>
+              <w:rPr>
+                <w:rFonts w:ascii="Times New Roman" w:hAnsi="Times New Roman" w:cs="Times New Roman" w:eastAsia="Times New Roman"/>
+                <w:b w:val="0"/>
+                <w:i w:val="0"/>
+                <w:sz w:val="16"/>
+              </w:rPr>
+              <w:t>authValidators.test.ts</w:t>
+            </w:r>
+          </w:p>
+        </w:tc>
+        <w:tc>
+          <w:tcPr>
+            <w:tcW w:type="dxa" w:w="5216"/>
+          </w:tcPr>
+          <w:p>
+            <w:pPr>
+              <w:spacing w:after="20" w:before="40"/>
+            </w:pPr>
+            <w:r>
+              <w:rPr>
+                <w:rFonts w:ascii="Times New Roman" w:hAnsi="Times New Roman" w:cs="Times New Roman" w:eastAsia="Times New Roman"/>
+                <w:b w:val="0"/>
+                <w:i w:val="0"/>
+                <w:sz w:val="16"/>
+              </w:rPr>
+              <w:t>Login accepts email or phone as identifier</w:t>
+            </w:r>
+          </w:p>
+        </w:tc>
+        <w:tc>
+          <w:tcPr>
+            <w:tcW w:type="dxa" w:w="794"/>
+          </w:tcPr>
+          <w:p>
+            <w:pPr>
+              <w:spacing w:after="20" w:before="40"/>
+            </w:pPr>
+            <w:r>
+              <w:rPr>
+                <w:rFonts w:ascii="Times New Roman" w:hAnsi="Times New Roman" w:cs="Times New Roman" w:eastAsia="Times New Roman"/>
+                <w:b w:val="0"/>
+                <w:i w:val="0"/>
+                <w:sz w:val="16"/>
+              </w:rPr>
+              <w:t>PASS</w:t>
+            </w:r>
+          </w:p>
+        </w:tc>
+      </w:tr>
+      <w:tr>
+        <w:tc>
+          <w:tcPr>
+            <w:tcW w:type="dxa" w:w="794"/>
+          </w:tcPr>
+          <w:p>
+            <w:pPr>
+              <w:spacing w:after="20" w:before="40"/>
+            </w:pPr>
+            <w:r>
+              <w:rPr>
+                <w:rFonts w:ascii="Times New Roman" w:hAnsi="Times New Roman" w:cs="Times New Roman" w:eastAsia="Times New Roman"/>
+                <w:b w:val="0"/>
+                <w:i w:val="0"/>
+                <w:sz w:val="16"/>
+              </w:rPr>
+              <w:t>U-29</w:t>
+            </w:r>
+          </w:p>
+        </w:tc>
+        <w:tc>
+          <w:tcPr>
+            <w:tcW w:type="dxa" w:w="2721"/>
+          </w:tcPr>
+          <w:p>
+            <w:pPr>
+              <w:spacing w:after="20" w:before="40"/>
+            </w:pPr>
+            <w:r>
+              <w:rPr>
+                <w:rFonts w:ascii="Times New Roman" w:hAnsi="Times New Roman" w:cs="Times New Roman" w:eastAsia="Times New Roman"/>
+                <w:b w:val="0"/>
+                <w:i w:val="0"/>
+                <w:sz w:val="16"/>
+              </w:rPr>
+              <w:t>authValidators.test.ts</w:t>
+            </w:r>
+          </w:p>
+        </w:tc>
+        <w:tc>
+          <w:tcPr>
+            <w:tcW w:type="dxa" w:w="5216"/>
+          </w:tcPr>
+          <w:p>
+            <w:pPr>
+              <w:spacing w:after="20" w:before="40"/>
+            </w:pPr>
+            <w:r>
+              <w:rPr>
+                <w:rFonts w:ascii="Times New Roman" w:hAnsi="Times New Roman" w:cs="Times New Roman" w:eastAsia="Times New Roman"/>
+                <w:b w:val="0"/>
+                <w:i w:val="0"/>
+                <w:sz w:val="16"/>
+              </w:rPr>
+              <w:t>Login requires an identifier and a password</w:t>
+            </w:r>
+          </w:p>
+        </w:tc>
+        <w:tc>
+          <w:tcPr>
+            <w:tcW w:type="dxa" w:w="794"/>
+          </w:tcPr>
+          <w:p>
+            <w:pPr>
+              <w:spacing w:after="20" w:before="40"/>
+            </w:pPr>
+            <w:r>
+              <w:rPr>
+                <w:rFonts w:ascii="Times New Roman" w:hAnsi="Times New Roman" w:cs="Times New Roman" w:eastAsia="Times New Roman"/>
+                <w:b w:val="0"/>
+                <w:i w:val="0"/>
+                <w:sz w:val="16"/>
+              </w:rPr>
+              <w:t>PASS</w:t>
+            </w:r>
+          </w:p>
+        </w:tc>
+      </w:tr>
+      <w:tr>
+        <w:tc>
+          <w:tcPr>
+            <w:tcW w:type="dxa" w:w="794"/>
+          </w:tcPr>
+          <w:p>
+            <w:pPr>
+              <w:spacing w:after="20" w:before="40"/>
+            </w:pPr>
+            <w:r>
+              <w:rPr>
+                <w:rFonts w:ascii="Times New Roman" w:hAnsi="Times New Roman" w:cs="Times New Roman" w:eastAsia="Times New Roman"/>
+                <w:b w:val="0"/>
+                <w:i w:val="0"/>
+                <w:sz w:val="16"/>
+              </w:rPr>
+              <w:t>U-30</w:t>
+            </w:r>
+          </w:p>
+        </w:tc>
+        <w:tc>
+          <w:tcPr>
+            <w:tcW w:type="dxa" w:w="2721"/>
+          </w:tcPr>
+          <w:p>
+            <w:pPr>
+              <w:spacing w:after="20" w:before="40"/>
+            </w:pPr>
+            <w:r>
+              <w:rPr>
+                <w:rFonts w:ascii="Times New Roman" w:hAnsi="Times New Roman" w:cs="Times New Roman" w:eastAsia="Times New Roman"/>
+                <w:b w:val="0"/>
+                <w:i w:val="0"/>
+                <w:sz w:val="16"/>
+              </w:rPr>
+              <w:t>authValidators.test.ts</w:t>
+            </w:r>
+          </w:p>
+        </w:tc>
+        <w:tc>
+          <w:tcPr>
+            <w:tcW w:type="dxa" w:w="5216"/>
+          </w:tcPr>
+          <w:p>
+            <w:pPr>
+              <w:spacing w:after="20" w:before="40"/>
+            </w:pPr>
+            <w:r>
+              <w:rPr>
+                <w:rFonts w:ascii="Times New Roman" w:hAnsi="Times New Roman" w:cs="Times New Roman" w:eastAsia="Times New Roman"/>
+                <w:b w:val="0"/>
+                <w:i w:val="0"/>
+                <w:sz w:val="16"/>
+              </w:rPr>
+              <w:t>Profile update requires at least one field</w:t>
+            </w:r>
+          </w:p>
+        </w:tc>
+        <w:tc>
+          <w:tcPr>
+            <w:tcW w:type="dxa" w:w="794"/>
+          </w:tcPr>
+          <w:p>
+            <w:pPr>
+              <w:spacing w:after="20" w:before="40"/>
+            </w:pPr>
+            <w:r>
+              <w:rPr>
+                <w:rFonts w:ascii="Times New Roman" w:hAnsi="Times New Roman" w:cs="Times New Roman" w:eastAsia="Times New Roman"/>
+                <w:b w:val="0"/>
+                <w:i w:val="0"/>
+                <w:sz w:val="16"/>
+              </w:rPr>
+              <w:t>PASS</w:t>
+            </w:r>
+          </w:p>
+        </w:tc>
+      </w:tr>
+      <w:tr>
+        <w:tc>
+          <w:tcPr>
+            <w:tcW w:type="dxa" w:w="794"/>
+          </w:tcPr>
+          <w:p>
+            <w:pPr>
+              <w:spacing w:after="20" w:before="40"/>
+            </w:pPr>
+            <w:r>
+              <w:rPr>
+                <w:rFonts w:ascii="Times New Roman" w:hAnsi="Times New Roman" w:cs="Times New Roman" w:eastAsia="Times New Roman"/>
+                <w:b w:val="0"/>
+                <w:i w:val="0"/>
+                <w:sz w:val="16"/>
+              </w:rPr>
+              <w:t>U-31</w:t>
+            </w:r>
+          </w:p>
+        </w:tc>
+        <w:tc>
+          <w:tcPr>
+            <w:tcW w:type="dxa" w:w="2721"/>
+          </w:tcPr>
+          <w:p>
+            <w:pPr>
+              <w:spacing w:after="20" w:before="40"/>
+            </w:pPr>
+            <w:r>
+              <w:rPr>
+                <w:rFonts w:ascii="Times New Roman" w:hAnsi="Times New Roman" w:cs="Times New Roman" w:eastAsia="Times New Roman"/>
+                <w:b w:val="0"/>
+                <w:i w:val="0"/>
+                <w:sz w:val="16"/>
+              </w:rPr>
+              <w:t>authValidators.test.ts</w:t>
+            </w:r>
+          </w:p>
+        </w:tc>
+        <w:tc>
+          <w:tcPr>
+            <w:tcW w:type="dxa" w:w="5216"/>
+          </w:tcPr>
+          <w:p>
+            <w:pPr>
+              <w:spacing w:after="20" w:before="40"/>
+            </w:pPr>
+            <w:r>
+              <w:rPr>
+                <w:rFonts w:ascii="Times New Roman" w:hAnsi="Times New Roman" w:cs="Times New Roman" w:eastAsia="Times New Roman"/>
+                <w:b w:val="0"/>
+                <w:i w:val="0"/>
+                <w:sz w:val="16"/>
+              </w:rPr>
+              <w:t>Name update is trimmed before returning</w:t>
+            </w:r>
+          </w:p>
+        </w:tc>
+        <w:tc>
+          <w:tcPr>
+            <w:tcW w:type="dxa" w:w="794"/>
+          </w:tcPr>
+          <w:p>
+            <w:pPr>
+              <w:spacing w:after="20" w:before="40"/>
+            </w:pPr>
+            <w:r>
+              <w:rPr>
+                <w:rFonts w:ascii="Times New Roman" w:hAnsi="Times New Roman" w:cs="Times New Roman" w:eastAsia="Times New Roman"/>
+                <w:b w:val="0"/>
+                <w:i w:val="0"/>
+                <w:sz w:val="16"/>
+              </w:rPr>
+              <w:t>PASS</w:t>
+            </w:r>
+          </w:p>
+        </w:tc>
+      </w:tr>
+      <w:tr>
+        <w:tc>
+          <w:tcPr>
+            <w:tcW w:type="dxa" w:w="794"/>
+          </w:tcPr>
+          <w:p>
+            <w:pPr>
+              <w:spacing w:after="20" w:before="40"/>
+            </w:pPr>
+            <w:r>
+              <w:rPr>
+                <w:rFonts w:ascii="Times New Roman" w:hAnsi="Times New Roman" w:cs="Times New Roman" w:eastAsia="Times New Roman"/>
+                <w:b w:val="0"/>
+                <w:i w:val="0"/>
+                <w:sz w:val="16"/>
+              </w:rPr>
+              <w:t>U-32</w:t>
+            </w:r>
+          </w:p>
+        </w:tc>
+        <w:tc>
+          <w:tcPr>
+            <w:tcW w:type="dxa" w:w="2721"/>
+          </w:tcPr>
+          <w:p>
+            <w:pPr>
+              <w:spacing w:after="20" w:before="40"/>
+            </w:pPr>
+            <w:r>
+              <w:rPr>
+                <w:rFonts w:ascii="Times New Roman" w:hAnsi="Times New Roman" w:cs="Times New Roman" w:eastAsia="Times New Roman"/>
+                <w:b w:val="0"/>
+                <w:i w:val="0"/>
+                <w:sz w:val="16"/>
+              </w:rPr>
+              <w:t>authValidators.test.ts</w:t>
+            </w:r>
+          </w:p>
+        </w:tc>
+        <w:tc>
+          <w:tcPr>
+            <w:tcW w:type="dxa" w:w="5216"/>
+          </w:tcPr>
+          <w:p>
+            <w:pPr>
+              <w:spacing w:after="20" w:before="40"/>
+            </w:pPr>
+            <w:r>
+              <w:rPr>
+                <w:rFonts w:ascii="Times New Roman" w:hAnsi="Times New Roman" w:cs="Times New Roman" w:eastAsia="Times New Roman"/>
+                <w:b w:val="0"/>
+                <w:i w:val="0"/>
+                <w:sz w:val="16"/>
+              </w:rPr>
+              <w:t>isEmail accepts valid addresses, rejects invalid ones</w:t>
+            </w:r>
+          </w:p>
+        </w:tc>
+        <w:tc>
+          <w:tcPr>
+            <w:tcW w:type="dxa" w:w="794"/>
+          </w:tcPr>
+          <w:p>
+            <w:pPr>
+              <w:spacing w:after="20" w:before="40"/>
+            </w:pPr>
+            <w:r>
+              <w:rPr>
+                <w:rFonts w:ascii="Times New Roman" w:hAnsi="Times New Roman" w:cs="Times New Roman" w:eastAsia="Times New Roman"/>
+                <w:b w:val="0"/>
+                <w:i w:val="0"/>
+                <w:sz w:val="16"/>
+              </w:rPr>
+              <w:t>PASS</w:t>
+            </w:r>
+          </w:p>
+        </w:tc>
+      </w:tr>
+      <w:tr>
+        <w:tc>
+          <w:tcPr>
+            <w:tcW w:type="dxa" w:w="794"/>
+          </w:tcPr>
+          <w:p>
+            <w:pPr>
+              <w:spacing w:after="20" w:before="40"/>
+            </w:pPr>
+            <w:r>
+              <w:rPr>
+                <w:rFonts w:ascii="Times New Roman" w:hAnsi="Times New Roman" w:cs="Times New Roman" w:eastAsia="Times New Roman"/>
+                <w:b w:val="0"/>
+                <w:i w:val="0"/>
+                <w:sz w:val="16"/>
+              </w:rPr>
+              <w:t>U-33</w:t>
+            </w:r>
+          </w:p>
+        </w:tc>
+        <w:tc>
+          <w:tcPr>
+            <w:tcW w:type="dxa" w:w="2721"/>
+          </w:tcPr>
+          <w:p>
+            <w:pPr>
+              <w:spacing w:after="20" w:before="40"/>
+            </w:pPr>
+            <w:r>
+              <w:rPr>
+                <w:rFonts w:ascii="Times New Roman" w:hAnsi="Times New Roman" w:cs="Times New Roman" w:eastAsia="Times New Roman"/>
+                <w:b w:val="0"/>
+                <w:i w:val="0"/>
+                <w:sz w:val="16"/>
+              </w:rPr>
+              <w:t>authValidators.test.ts</w:t>
+            </w:r>
+          </w:p>
+        </w:tc>
+        <w:tc>
+          <w:tcPr>
+            <w:tcW w:type="dxa" w:w="5216"/>
+          </w:tcPr>
+          <w:p>
+            <w:pPr>
+              <w:spacing w:after="20" w:before="40"/>
+            </w:pPr>
+            <w:r>
+              <w:rPr>
+                <w:rFonts w:ascii="Times New Roman" w:hAnsi="Times New Roman" w:cs="Times New Roman" w:eastAsia="Times New Roman"/>
+                <w:b w:val="0"/>
+                <w:i w:val="0"/>
+                <w:sz w:val="16"/>
+              </w:rPr>
+              <w:t>isPhone accepts Indian format, rejects garbage</w:t>
+            </w:r>
+          </w:p>
+        </w:tc>
+        <w:tc>
+          <w:tcPr>
+            <w:tcW w:type="dxa" w:w="794"/>
+          </w:tcPr>
+          <w:p>
+            <w:pPr>
+              <w:spacing w:after="20" w:before="40"/>
+            </w:pPr>
+            <w:r>
+              <w:rPr>
+                <w:rFonts w:ascii="Times New Roman" w:hAnsi="Times New Roman" w:cs="Times New Roman" w:eastAsia="Times New Roman"/>
+                <w:b w:val="0"/>
+                <w:i w:val="0"/>
+                <w:sz w:val="16"/>
+              </w:rPr>
+              <w:t>PASS</w:t>
+            </w:r>
+          </w:p>
+        </w:tc>
+      </w:tr>
+      <w:tr>
+        <w:tc>
+          <w:tcPr>
+            <w:tcW w:type="dxa" w:w="794"/>
+          </w:tcPr>
+          <w:p>
+            <w:pPr>
+              <w:spacing w:after="20" w:before="40"/>
+            </w:pPr>
+            <w:r>
+              <w:rPr>
+                <w:rFonts w:ascii="Times New Roman" w:hAnsi="Times New Roman" w:cs="Times New Roman" w:eastAsia="Times New Roman"/>
+                <w:b w:val="0"/>
+                <w:i w:val="0"/>
+                <w:sz w:val="16"/>
+              </w:rPr>
+              <w:t>U-34</w:t>
+            </w:r>
+          </w:p>
+        </w:tc>
+        <w:tc>
+          <w:tcPr>
+            <w:tcW w:type="dxa" w:w="2721"/>
+          </w:tcPr>
+          <w:p>
+            <w:pPr>
+              <w:spacing w:after="20" w:before="40"/>
+            </w:pPr>
+            <w:r>
+              <w:rPr>
+                <w:rFonts w:ascii="Times New Roman" w:hAnsi="Times New Roman" w:cs="Times New Roman" w:eastAsia="Times New Roman"/>
+                <w:b w:val="0"/>
+                <w:i w:val="0"/>
+                <w:sz w:val="16"/>
+              </w:rPr>
+              <w:t>emergencyContactValidators.test.ts</w:t>
+            </w:r>
+          </w:p>
+        </w:tc>
+        <w:tc>
+          <w:tcPr>
+            <w:tcW w:type="dxa" w:w="5216"/>
+          </w:tcPr>
+          <w:p>
+            <w:pPr>
+              <w:spacing w:after="20" w:before="40"/>
+            </w:pPr>
+            <w:r>
+              <w:rPr>
+                <w:rFonts w:ascii="Times New Roman" w:hAnsi="Times New Roman" w:cs="Times New Roman" w:eastAsia="Times New Roman"/>
+                <w:b w:val="0"/>
+                <w:i w:val="0"/>
+                <w:sz w:val="16"/>
+              </w:rPr>
+              <w:t>Valid contact accepted; phone normalized to +91</w:t>
+            </w:r>
+          </w:p>
+        </w:tc>
+        <w:tc>
+          <w:tcPr>
+            <w:tcW w:type="dxa" w:w="794"/>
+          </w:tcPr>
+          <w:p>
+            <w:pPr>
+              <w:spacing w:after="20" w:before="40"/>
+            </w:pPr>
+            <w:r>
+              <w:rPr>
+                <w:rFonts w:ascii="Times New Roman" w:hAnsi="Times New Roman" w:cs="Times New Roman" w:eastAsia="Times New Roman"/>
+                <w:b w:val="0"/>
+                <w:i w:val="0"/>
+                <w:sz w:val="16"/>
+              </w:rPr>
+              <w:t>PASS</w:t>
+            </w:r>
+          </w:p>
+        </w:tc>
+      </w:tr>
+      <w:tr>
+        <w:tc>
+          <w:tcPr>
+            <w:tcW w:type="dxa" w:w="794"/>
+          </w:tcPr>
+          <w:p>
+            <w:pPr>
+              <w:spacing w:after="20" w:before="40"/>
+            </w:pPr>
+            <w:r>
+              <w:rPr>
+                <w:rFonts w:ascii="Times New Roman" w:hAnsi="Times New Roman" w:cs="Times New Roman" w:eastAsia="Times New Roman"/>
+                <w:b w:val="0"/>
+                <w:i w:val="0"/>
+                <w:sz w:val="16"/>
+              </w:rPr>
+              <w:t>U-35</w:t>
+            </w:r>
+          </w:p>
+        </w:tc>
+        <w:tc>
+          <w:tcPr>
+            <w:tcW w:type="dxa" w:w="2721"/>
+          </w:tcPr>
+          <w:p>
+            <w:pPr>
+              <w:spacing w:after="20" w:before="40"/>
+            </w:pPr>
+            <w:r>
+              <w:rPr>
+                <w:rFonts w:ascii="Times New Roman" w:hAnsi="Times New Roman" w:cs="Times New Roman" w:eastAsia="Times New Roman"/>
+                <w:b w:val="0"/>
+                <w:i w:val="0"/>
+                <w:sz w:val="16"/>
+              </w:rPr>
+              <w:t>emergencyContactValidators.test.ts</w:t>
+            </w:r>
+          </w:p>
+        </w:tc>
+        <w:tc>
+          <w:tcPr>
+            <w:tcW w:type="dxa" w:w="5216"/>
+          </w:tcPr>
+          <w:p>
+            <w:pPr>
+              <w:spacing w:after="20" w:before="40"/>
+            </w:pPr>
+            <w:r>
+              <w:rPr>
+                <w:rFonts w:ascii="Times New Roman" w:hAnsi="Times New Roman" w:cs="Times New Roman" w:eastAsia="Times New Roman"/>
+                <w:b w:val="0"/>
+                <w:i w:val="0"/>
+                <w:sz w:val="16"/>
+              </w:rPr>
+              <w:t>Too-short contact name is flagged</w:t>
+            </w:r>
+          </w:p>
+        </w:tc>
+        <w:tc>
+          <w:tcPr>
+            <w:tcW w:type="dxa" w:w="794"/>
+          </w:tcPr>
+          <w:p>
+            <w:pPr>
+              <w:spacing w:after="20" w:before="40"/>
+            </w:pPr>
+            <w:r>
+              <w:rPr>
+                <w:rFonts w:ascii="Times New Roman" w:hAnsi="Times New Roman" w:cs="Times New Roman" w:eastAsia="Times New Roman"/>
+                <w:b w:val="0"/>
+                <w:i w:val="0"/>
+                <w:sz w:val="16"/>
+              </w:rPr>
+              <w:t>PASS</w:t>
+            </w:r>
+          </w:p>
+        </w:tc>
+      </w:tr>
+      <w:tr>
+        <w:tc>
+          <w:tcPr>
+            <w:tcW w:type="dxa" w:w="794"/>
+          </w:tcPr>
+          <w:p>
+            <w:pPr>
+              <w:spacing w:after="20" w:before="40"/>
+            </w:pPr>
+            <w:r>
+              <w:rPr>
+                <w:rFonts w:ascii="Times New Roman" w:hAnsi="Times New Roman" w:cs="Times New Roman" w:eastAsia="Times New Roman"/>
+                <w:b w:val="0"/>
+                <w:i w:val="0"/>
+                <w:sz w:val="16"/>
+              </w:rPr>
+              <w:t>U-36</w:t>
+            </w:r>
+          </w:p>
+        </w:tc>
+        <w:tc>
+          <w:tcPr>
+            <w:tcW w:type="dxa" w:w="2721"/>
+          </w:tcPr>
+          <w:p>
+            <w:pPr>
+              <w:spacing w:after="20" w:before="40"/>
+            </w:pPr>
+            <w:r>
+              <w:rPr>
+                <w:rFonts w:ascii="Times New Roman" w:hAnsi="Times New Roman" w:cs="Times New Roman" w:eastAsia="Times New Roman"/>
+                <w:b w:val="0"/>
+                <w:i w:val="0"/>
+                <w:sz w:val="16"/>
+              </w:rPr>
+              <w:t>emergencyContactValidators.test.ts</w:t>
+            </w:r>
+          </w:p>
+        </w:tc>
+        <w:tc>
+          <w:tcPr>
+            <w:tcW w:type="dxa" w:w="5216"/>
+          </w:tcPr>
+          <w:p>
+            <w:pPr>
+              <w:spacing w:after="20" w:before="40"/>
+            </w:pPr>
+            <w:r>
+              <w:rPr>
+                <w:rFonts w:ascii="Times New Roman" w:hAnsi="Times New Roman" w:cs="Times New Roman" w:eastAsia="Times New Roman"/>
+                <w:b w:val="0"/>
+                <w:i w:val="0"/>
+                <w:sz w:val="16"/>
+              </w:rPr>
+              <w:t>Invalid Indian phone number is flagged</w:t>
+            </w:r>
+          </w:p>
+        </w:tc>
+        <w:tc>
+          <w:tcPr>
+            <w:tcW w:type="dxa" w:w="794"/>
+          </w:tcPr>
+          <w:p>
+            <w:pPr>
+              <w:spacing w:after="20" w:before="40"/>
+            </w:pPr>
+            <w:r>
+              <w:rPr>
+                <w:rFonts w:ascii="Times New Roman" w:hAnsi="Times New Roman" w:cs="Times New Roman" w:eastAsia="Times New Roman"/>
+                <w:b w:val="0"/>
+                <w:i w:val="0"/>
+                <w:sz w:val="16"/>
+              </w:rPr>
+              <w:t>PASS</w:t>
+            </w:r>
+          </w:p>
+        </w:tc>
+      </w:tr>
+      <w:tr>
+        <w:tc>
+          <w:tcPr>
+            <w:tcW w:type="dxa" w:w="794"/>
+          </w:tcPr>
+          <w:p>
+            <w:pPr>
+              <w:spacing w:after="20" w:before="40"/>
+            </w:pPr>
+            <w:r>
+              <w:rPr>
+                <w:rFonts w:ascii="Times New Roman" w:hAnsi="Times New Roman" w:cs="Times New Roman" w:eastAsia="Times New Roman"/>
+                <w:b w:val="0"/>
+                <w:i w:val="0"/>
+                <w:sz w:val="16"/>
+              </w:rPr>
+              <w:t>U-37</w:t>
+            </w:r>
+          </w:p>
+        </w:tc>
+        <w:tc>
+          <w:tcPr>
+            <w:tcW w:type="dxa" w:w="2721"/>
+          </w:tcPr>
+          <w:p>
+            <w:pPr>
+              <w:spacing w:after="20" w:before="40"/>
+            </w:pPr>
+            <w:r>
+              <w:rPr>
+                <w:rFonts w:ascii="Times New Roman" w:hAnsi="Times New Roman" w:cs="Times New Roman" w:eastAsia="Times New Roman"/>
+                <w:b w:val="0"/>
+                <w:i w:val="0"/>
+                <w:sz w:val="16"/>
+              </w:rPr>
+              <w:t>emergencyContactValidators.test.ts</w:t>
+            </w:r>
+          </w:p>
+        </w:tc>
+        <w:tc>
+          <w:tcPr>
+            <w:tcW w:type="dxa" w:w="5216"/>
+          </w:tcPr>
+          <w:p>
+            <w:pPr>
+              <w:spacing w:after="20" w:before="40"/>
+            </w:pPr>
+            <w:r>
+              <w:rPr>
+                <w:rFonts w:ascii="Times New Roman" w:hAnsi="Times New Roman" w:cs="Times New Roman" w:eastAsia="Times New Roman"/>
+                <w:b w:val="0"/>
+                <w:i w:val="0"/>
+                <w:sz w:val="16"/>
+              </w:rPr>
+              <w:t>Non-boolean alert flags are flagged</w:t>
+            </w:r>
+          </w:p>
+        </w:tc>
+        <w:tc>
+          <w:tcPr>
+            <w:tcW w:type="dxa" w:w="794"/>
+          </w:tcPr>
+          <w:p>
+            <w:pPr>
+              <w:spacing w:after="20" w:before="40"/>
+            </w:pPr>
+            <w:r>
+              <w:rPr>
+                <w:rFonts w:ascii="Times New Roman" w:hAnsi="Times New Roman" w:cs="Times New Roman" w:eastAsia="Times New Roman"/>
+                <w:b w:val="0"/>
+                <w:i w:val="0"/>
+                <w:sz w:val="16"/>
+              </w:rPr>
+              <w:t>PASS</w:t>
+            </w:r>
+          </w:p>
+        </w:tc>
+      </w:tr>
+      <w:tr>
+        <w:tc>
+          <w:tcPr>
+            <w:tcW w:type="dxa" w:w="794"/>
+          </w:tcPr>
+          <w:p>
+            <w:pPr>
+              <w:spacing w:after="20" w:before="40"/>
+            </w:pPr>
+            <w:r>
+              <w:rPr>
+                <w:rFonts w:ascii="Times New Roman" w:hAnsi="Times New Roman" w:cs="Times New Roman" w:eastAsia="Times New Roman"/>
+                <w:b w:val="0"/>
+                <w:i w:val="0"/>
+                <w:sz w:val="16"/>
+              </w:rPr>
+              <w:t>U-38</w:t>
+            </w:r>
+          </w:p>
+        </w:tc>
+        <w:tc>
+          <w:tcPr>
+            <w:tcW w:type="dxa" w:w="2721"/>
+          </w:tcPr>
+          <w:p>
+            <w:pPr>
+              <w:spacing w:after="20" w:before="40"/>
+            </w:pPr>
+            <w:r>
+              <w:rPr>
+                <w:rFonts w:ascii="Times New Roman" w:hAnsi="Times New Roman" w:cs="Times New Roman" w:eastAsia="Times New Roman"/>
+                <w:b w:val="0"/>
+                <w:i w:val="0"/>
+                <w:sz w:val="16"/>
+              </w:rPr>
+              <w:t>emergencyContactValidators.test.ts</w:t>
+            </w:r>
+          </w:p>
+        </w:tc>
+        <w:tc>
+          <w:tcPr>
+            <w:tcW w:type="dxa" w:w="5216"/>
+          </w:tcPr>
+          <w:p>
+            <w:pPr>
+              <w:spacing w:after="20" w:before="40"/>
+            </w:pPr>
+            <w:r>
+              <w:rPr>
+                <w:rFonts w:ascii="Times New Roman" w:hAnsi="Times New Roman" w:cs="Times New Roman" w:eastAsia="Times New Roman"/>
+                <w:b w:val="0"/>
+                <w:i w:val="0"/>
+                <w:sz w:val="16"/>
+              </w:rPr>
+              <w:t>Empty update (no fields) is rejected</w:t>
+            </w:r>
+          </w:p>
+        </w:tc>
+        <w:tc>
+          <w:tcPr>
+            <w:tcW w:type="dxa" w:w="794"/>
+          </w:tcPr>
+          <w:p>
+            <w:pPr>
+              <w:spacing w:after="20" w:before="40"/>
+            </w:pPr>
+            <w:r>
+              <w:rPr>
+                <w:rFonts w:ascii="Times New Roman" w:hAnsi="Times New Roman" w:cs="Times New Roman" w:eastAsia="Times New Roman"/>
+                <w:b w:val="0"/>
+                <w:i w:val="0"/>
+                <w:sz w:val="16"/>
+              </w:rPr>
+              <w:t>PASS</w:t>
+            </w:r>
+          </w:p>
+        </w:tc>
+      </w:tr>
+      <w:tr>
+        <w:tc>
+          <w:tcPr>
+            <w:tcW w:type="dxa" w:w="794"/>
+          </w:tcPr>
+          <w:p>
+            <w:pPr>
+              <w:spacing w:after="20" w:before="40"/>
+            </w:pPr>
+            <w:r>
+              <w:rPr>
+                <w:rFonts w:ascii="Times New Roman" w:hAnsi="Times New Roman" w:cs="Times New Roman" w:eastAsia="Times New Roman"/>
+                <w:b w:val="0"/>
+                <w:i w:val="0"/>
+                <w:sz w:val="16"/>
+              </w:rPr>
+              <w:t>U-39</w:t>
+            </w:r>
+          </w:p>
+        </w:tc>
+        <w:tc>
+          <w:tcPr>
+            <w:tcW w:type="dxa" w:w="2721"/>
+          </w:tcPr>
+          <w:p>
+            <w:pPr>
+              <w:spacing w:after="20" w:before="40"/>
+            </w:pPr>
+            <w:r>
+              <w:rPr>
+                <w:rFonts w:ascii="Times New Roman" w:hAnsi="Times New Roman" w:cs="Times New Roman" w:eastAsia="Times New Roman"/>
+                <w:b w:val="0"/>
+                <w:i w:val="0"/>
+                <w:sz w:val="16"/>
+              </w:rPr>
+              <w:t>emergencyContactValidators.test.ts</w:t>
+            </w:r>
+          </w:p>
+        </w:tc>
+        <w:tc>
+          <w:tcPr>
+            <w:tcW w:type="dxa" w:w="5216"/>
+          </w:tcPr>
+          <w:p>
+            <w:pPr>
+              <w:spacing w:after="20" w:before="40"/>
+            </w:pPr>
+            <w:r>
+              <w:rPr>
+                <w:rFonts w:ascii="Times New Roman" w:hAnsi="Times New Roman" w:cs="Times New Roman" w:eastAsia="Times New Roman"/>
+                <w:b w:val="0"/>
+                <w:i w:val="0"/>
+                <w:sz w:val="16"/>
+              </w:rPr>
+              <w:t>Partial phone update accepted and normalized</w:t>
+            </w:r>
+          </w:p>
+        </w:tc>
+        <w:tc>
+          <w:tcPr>
+            <w:tcW w:type="dxa" w:w="794"/>
+          </w:tcPr>
+          <w:p>
+            <w:pPr>
+              <w:spacing w:after="20" w:before="40"/>
+            </w:pPr>
+            <w:r>
+              <w:rPr>
+                <w:rFonts w:ascii="Times New Roman" w:hAnsi="Times New Roman" w:cs="Times New Roman" w:eastAsia="Times New Roman"/>
+                <w:b w:val="0"/>
+                <w:i w:val="0"/>
+                <w:sz w:val="16"/>
+              </w:rPr>
+              <w:t>PASS</w:t>
+            </w:r>
+          </w:p>
+        </w:tc>
+      </w:tr>
+      <w:tr>
+        <w:tc>
+          <w:tcPr>
+            <w:tcW w:type="dxa" w:w="794"/>
+          </w:tcPr>
+          <w:p>
+            <w:pPr>
+              <w:spacing w:after="20" w:before="40"/>
+            </w:pPr>
+            <w:r>
+              <w:rPr>
+                <w:rFonts w:ascii="Times New Roman" w:hAnsi="Times New Roman" w:cs="Times New Roman" w:eastAsia="Times New Roman"/>
+                <w:b w:val="0"/>
+                <w:i w:val="0"/>
+                <w:sz w:val="16"/>
+              </w:rPr>
+              <w:t>U-40</w:t>
+            </w:r>
+          </w:p>
+        </w:tc>
+        <w:tc>
+          <w:tcPr>
+            <w:tcW w:type="dxa" w:w="2721"/>
+          </w:tcPr>
+          <w:p>
+            <w:pPr>
+              <w:spacing w:after="20" w:before="40"/>
+            </w:pPr>
+            <w:r>
+              <w:rPr>
+                <w:rFonts w:ascii="Times New Roman" w:hAnsi="Times New Roman" w:cs="Times New Roman" w:eastAsia="Times New Roman"/>
+                <w:b w:val="0"/>
+                <w:i w:val="0"/>
+                <w:sz w:val="16"/>
+              </w:rPr>
+              <w:t>emergencyContactValidators.test.ts</w:t>
+            </w:r>
+          </w:p>
+        </w:tc>
+        <w:tc>
+          <w:tcPr>
+            <w:tcW w:type="dxa" w:w="5216"/>
+          </w:tcPr>
+          <w:p>
+            <w:pPr>
+              <w:spacing w:after="20" w:before="40"/>
+            </w:pPr>
+            <w:r>
+              <w:rPr>
+                <w:rFonts w:ascii="Times New Roman" w:hAnsi="Times New Roman" w:cs="Times New Roman" w:eastAsia="Times New Roman"/>
+                <w:b w:val="0"/>
+                <w:i w:val="0"/>
+                <w:sz w:val="16"/>
+              </w:rPr>
+              <w:t>Clearing an optional email with empty string allowed</w:t>
+            </w:r>
+          </w:p>
+        </w:tc>
+        <w:tc>
+          <w:tcPr>
+            <w:tcW w:type="dxa" w:w="794"/>
+          </w:tcPr>
+          <w:p>
+            <w:pPr>
+              <w:spacing w:after="20" w:before="40"/>
+            </w:pPr>
+            <w:r>
+              <w:rPr>
+                <w:rFonts w:ascii="Times New Roman" w:hAnsi="Times New Roman" w:cs="Times New Roman" w:eastAsia="Times New Roman"/>
+                <w:b w:val="0"/>
+                <w:i w:val="0"/>
+                <w:sz w:val="16"/>
+              </w:rPr>
+              <w:t>PASS</w:t>
+            </w:r>
+          </w:p>
+        </w:tc>
+      </w:tr>
+      <w:tr>
+        <w:tc>
+          <w:tcPr>
+            <w:tcW w:type="dxa" w:w="794"/>
+          </w:tcPr>
+          <w:p>
+            <w:pPr>
+              <w:spacing w:after="20" w:before="40"/>
+            </w:pPr>
+            <w:r>
+              <w:rPr>
+                <w:rFonts w:ascii="Times New Roman" w:hAnsi="Times New Roman" w:cs="Times New Roman" w:eastAsia="Times New Roman"/>
+                <w:b w:val="0"/>
+                <w:i w:val="0"/>
+                <w:sz w:val="16"/>
+              </w:rPr>
+              <w:t>U-41</w:t>
+            </w:r>
+          </w:p>
+        </w:tc>
+        <w:tc>
+          <w:tcPr>
+            <w:tcW w:type="dxa" w:w="2721"/>
+          </w:tcPr>
+          <w:p>
+            <w:pPr>
+              <w:spacing w:after="20" w:before="40"/>
+            </w:pPr>
+            <w:r>
+              <w:rPr>
+                <w:rFonts w:ascii="Times New Roman" w:hAnsi="Times New Roman" w:cs="Times New Roman" w:eastAsia="Times New Roman"/>
+                <w:b w:val="0"/>
+                <w:i w:val="0"/>
+                <w:sz w:val="16"/>
+              </w:rPr>
+              <w:t>emergencyContactValidators.test.ts</w:t>
+            </w:r>
+          </w:p>
+        </w:tc>
+        <w:tc>
+          <w:tcPr>
+            <w:tcW w:type="dxa" w:w="5216"/>
+          </w:tcPr>
+          <w:p>
+            <w:pPr>
+              <w:spacing w:after="20" w:before="40"/>
+            </w:pPr>
+            <w:r>
+              <w:rPr>
+                <w:rFonts w:ascii="Times New Roman" w:hAnsi="Times New Roman" w:cs="Times New Roman" w:eastAsia="Times New Roman"/>
+                <w:b w:val="0"/>
+                <w:i w:val="0"/>
+                <w:sz w:val="16"/>
+              </w:rPr>
+              <w:t>isValidObjectId accepts valid ids, rejects malformed</w:t>
+            </w:r>
+          </w:p>
+        </w:tc>
+        <w:tc>
+          <w:tcPr>
+            <w:tcW w:type="dxa" w:w="794"/>
+          </w:tcPr>
+          <w:p>
+            <w:pPr>
+              <w:spacing w:after="20" w:before="40"/>
+            </w:pPr>
+            <w:r>
+              <w:rPr>
+                <w:rFonts w:ascii="Times New Roman" w:hAnsi="Times New Roman" w:cs="Times New Roman" w:eastAsia="Times New Roman"/>
+                <w:b w:val="0"/>
+                <w:i w:val="0"/>
+                <w:sz w:val="16"/>
+              </w:rPr>
+              <w:t>PASS</w:t>
+            </w:r>
+          </w:p>
+        </w:tc>
+      </w:tr>
+    </w:tbl>
+    <w:p>
+      <w:pPr>
+        <w:spacing w:after="80" w:before="80" w:line="269" w:lineRule="auto"/>
+      </w:pPr>
+      <w:r>
+        <w:rPr>
+          <w:rFonts w:ascii="Times New Roman" w:hAnsi="Times New Roman" w:cs="Times New Roman" w:eastAsia="Times New Roman"/>
+          <w:b w:val="0"/>
+          <w:i w:val="0"/>
+          <w:sz w:val="24"/>
+        </w:rPr>
+        <w:t>The checks are written as plain, human-readable assertions. A representative extract from the phone-number suite is shown below; the assertions record observable behaviour rather than implementation details:</w:t>
       </w:r>
     </w:p>
     <w:p>
@@ -1128,7 +4452,7 @@
           <w:i w:val="0"/>
           <w:sz w:val="24"/>
         </w:rPr>
-        <w:t>The suite is run with npm run test:unit. The complete run executed all 41 unit checks (in 13 suites) and all 41 passed, with zero failures:</w:t>
+        <w:t>Execution and results. The suite is run with npm run test:unit. All 41 checks passed; the runner’s summary was:</w:t>
       </w:r>
     </w:p>
     <w:p>
@@ -1141,7 +4465,7 @@
           <w:rFonts w:ascii="Consolas" w:hAnsi="Consolas" w:cs="Consolas" w:eastAsia="Consolas"/>
           <w:sz w:val="17"/>
         </w:rPr>
-        <w:t>&gt; tsx --test "tests/unit/*.test.ts"</w:t>
+        <w:t>&gt; npm run test:unit</w:t>
       </w:r>
     </w:p>
     <w:p>
@@ -1166,7 +4490,7 @@
           <w:rFonts w:ascii="Consolas" w:hAnsi="Consolas" w:cs="Consolas" w:eastAsia="Consolas"/>
           <w:sz w:val="17"/>
         </w:rPr>
-        <w:t>✔ normalizeIndianPhone ...... 9 checks passed</w:t>
+        <w:t>✔ normalizeIndianPhone ....... 9 checks passed</w:t>
       </w:r>
     </w:p>
     <w:p>
@@ -1179,7 +4503,7 @@
           <w:rFonts w:ascii="Consolas" w:hAnsi="Consolas" w:cs="Consolas" w:eastAsia="Consolas"/>
           <w:sz w:val="17"/>
         </w:rPr>
-        <w:t>✔ isValidIndianPhone ......... 2 checks passed</w:t>
+        <w:t>✔ isValidIndianPhone .......... 2 checks passed</w:t>
       </w:r>
     </w:p>
     <w:p>
@@ -1192,7 +4516,7 @@
           <w:rFonts w:ascii="Consolas" w:hAnsi="Consolas" w:cs="Consolas" w:eastAsia="Consolas"/>
           <w:sz w:val="17"/>
         </w:rPr>
-        <w:t>✔ formatPhoneForDisplay ...... 2 checks passed</w:t>
+        <w:t>✔ formatPhoneForDisplay ....... 2 checks passed</w:t>
       </w:r>
     </w:p>
     <w:p>
@@ -1205,7 +4529,7 @@
           <w:rFonts w:ascii="Consolas" w:hAnsi="Consolas" w:cs="Consolas" w:eastAsia="Consolas"/>
           <w:sz w:val="17"/>
         </w:rPr>
-        <w:t>✔ escapeRegExp ............... 3 checks passed</w:t>
+        <w:t>✔ escapeRegExp ................ 3 checks passed</w:t>
       </w:r>
     </w:p>
     <w:p>
@@ -1218,7 +4542,7 @@
           <w:rFonts w:ascii="Consolas" w:hAnsi="Consolas" w:cs="Consolas" w:eastAsia="Consolas"/>
           <w:sz w:val="17"/>
         </w:rPr>
-        <w:t>✔ register/login/profile validators ... 11 checks passed</w:t>
+        <w:t>✔ register/login/profile validators ... 10 checks passed</w:t>
       </w:r>
     </w:p>
     <w:p>
@@ -1231,7 +4555,7 @@
           <w:rFonts w:ascii="Consolas" w:hAnsi="Consolas" w:cs="Consolas" w:eastAsia="Consolas"/>
           <w:sz w:val="17"/>
         </w:rPr>
-        <w:t>✔ emergency-contact validators ....... 6 checks passed</w:t>
+        <w:t>✔ emergency-contact validators........ 8 checks passed</w:t>
       </w:r>
     </w:p>
     <w:p>
@@ -1244,7 +4568,7 @@
           <w:rFonts w:ascii="Consolas" w:hAnsi="Consolas" w:cs="Consolas" w:eastAsia="Consolas"/>
           <w:sz w:val="17"/>
         </w:rPr>
-        <w:t>✔ JWT signing and verification ...... 4 checks passed</w:t>
+        <w:t>✔ JWT signing and verification ....... 4 checks passed</w:t>
       </w:r>
     </w:p>
     <w:p>
@@ -1257,7 +4581,7 @@
           <w:rFonts w:ascii="Consolas" w:hAnsi="Consolas" w:cs="Consolas" w:eastAsia="Consolas"/>
           <w:sz w:val="17"/>
         </w:rPr>
-        <w:t>✔ password hashing (bcrypt) ......... 3 checks passed</w:t>
+        <w:t>✔ password hashing (bcrypt) .......... 3 checks passed</w:t>
       </w:r>
     </w:p>
     <w:p>
@@ -1296,7 +4620,7 @@
           <w:i w:val="0"/>
           <w:sz w:val="24"/>
         </w:rPr>
-        <w:t>The run time is dominated by the bcrypt cost factor (12 rounds), which is deliberately high for a production safety application. Running the suite again after any change gives immediate feedback in under a minute, which is exactly the loop a regression suite should provide.</w:t>
+        <w:t>The run time is dominated by the bcrypt cost factor (12 rounds), which is deliberately high for a production safety application, so the three password checks account for most of the 46 seconds on the test laptop. The checks are deterministic and independent of the database, the network and the browser – exactly the property a regression foundation needs. If a developer later changes a normalization rule or a validator, this suite turns that change into an immediate, local pass-or-fail answer with no setup beyond npm install; being committed to the repository, it is reproducible by any examiner.</w:t>
       </w:r>
     </w:p>
     <w:p>
@@ -1325,7 +4649,2400 @@
           <w:i w:val="0"/>
           <w:sz w:val="24"/>
         </w:rPr>
-        <w:t>Integration testing proves that the parts work together – routes reach controllers, controllers persist through Mongoose, validation gates requests, and authentication and authorization middleware protect every endpoint. An automated integration suite (tests/integration/api.integration.test.ts) drives the real Express application over real HTTP using supertest, backed by a genuine MongoDB server started in-memory for the test run (mongodb-memory-server downloads and runs the actual mongod binary, so the wire protocol, query engine and persistence are the real ones – only the storage location differs). The suite is run with npm run test:integration.</w:t>
+        <w:t>Unit checks prove that each function works alone; integration testing proves that the parts work together – routes reach controllers, controllers persist through Mongoose, validation gates requests, and the authentication and authorization middleware protect every endpoint. The automated integration suite (backend/tests/integration/api.integration.test.ts) drives the real Express application over real HTTP using supertest, backed by a genuine MongoDB server started in memory for the run (mongodb-memory-server downloads and runs the actual mongod binary, so the query engine and wire protocol are the production ones – only the storage location differs). Two real users and one administrator are created during the run, and the entire test database is dropped when the suite finishes, so real application code and the real database engine are exercised without touching a single byte of production data. The table below lists all twenty-one scenarios exactly as they execute, in order; note how closely it mirrors the runner output reproduced afterwards.</w:t>
+      </w:r>
+    </w:p>
+    <w:tbl>
+      <w:tblPr>
+        <w:tblStyle w:val="TableGrid"/>
+        <w:tblW w:type="auto" w:w="0"/>
+        <w:jc w:val="center"/>
+        <w:tblLayout w:type="fixed"/>
+        <w:tblLook w:firstColumn="1" w:firstRow="1" w:lastColumn="0" w:lastRow="0" w:noHBand="0" w:noVBand="1" w:val="04A0"/>
+      </w:tblPr>
+      <w:tblGrid>
+        <w:gridCol w:w="1805"/>
+        <w:gridCol w:w="1805"/>
+        <w:gridCol w:w="1805"/>
+        <w:gridCol w:w="1805"/>
+        <w:gridCol w:w="1805"/>
+      </w:tblGrid>
+      <w:tr>
+        <w:tc>
+          <w:tcPr>
+            <w:tcW w:type="dxa" w:w="737"/>
+            <w:shd w:val="clear" w:color="auto" w:fill="D9D9D9"/>
+          </w:tcPr>
+          <w:p>
+            <w:pPr>
+              <w:spacing w:after="20" w:before="40"/>
+            </w:pPr>
+            <w:r>
+              <w:rPr>
+                <w:rFonts w:ascii="Times New Roman" w:hAnsi="Times New Roman" w:cs="Times New Roman" w:eastAsia="Times New Roman"/>
+                <w:b/>
+                <w:i w:val="0"/>
+                <w:sz w:val="16"/>
+              </w:rPr>
+              <w:t>ID</w:t>
+            </w:r>
+          </w:p>
+        </w:tc>
+        <w:tc>
+          <w:tcPr>
+            <w:tcW w:type="dxa" w:w="3572"/>
+            <w:shd w:val="clear" w:color="auto" w:fill="D9D9D9"/>
+          </w:tcPr>
+          <w:p>
+            <w:pPr>
+              <w:spacing w:after="20" w:before="40"/>
+            </w:pPr>
+            <w:r>
+              <w:rPr>
+                <w:rFonts w:ascii="Times New Roman" w:hAnsi="Times New Roman" w:cs="Times New Roman" w:eastAsia="Times New Roman"/>
+                <w:b/>
+                <w:i w:val="0"/>
+                <w:sz w:val="16"/>
+              </w:rPr>
+              <w:t>Scenario (end-to-end through the running API)</w:t>
+            </w:r>
+          </w:p>
+        </w:tc>
+        <w:tc>
+          <w:tcPr>
+            <w:tcW w:type="dxa" w:w="2494"/>
+            <w:shd w:val="clear" w:color="auto" w:fill="D9D9D9"/>
+          </w:tcPr>
+          <w:p>
+            <w:pPr>
+              <w:spacing w:after="20" w:before="40"/>
+            </w:pPr>
+            <w:r>
+              <w:rPr>
+                <w:rFonts w:ascii="Times New Roman" w:hAnsi="Times New Roman" w:cs="Times New Roman" w:eastAsia="Times New Roman"/>
+                <w:b/>
+                <w:i w:val="0"/>
+                <w:sz w:val="16"/>
+              </w:rPr>
+              <w:t>Method / Route</w:t>
+            </w:r>
+          </w:p>
+        </w:tc>
+        <w:tc>
+          <w:tcPr>
+            <w:tcW w:type="dxa" w:w="1247"/>
+            <w:shd w:val="clear" w:color="auto" w:fill="D9D9D9"/>
+          </w:tcPr>
+          <w:p>
+            <w:pPr>
+              <w:spacing w:after="20" w:before="40"/>
+            </w:pPr>
+            <w:r>
+              <w:rPr>
+                <w:rFonts w:ascii="Times New Roman" w:hAnsi="Times New Roman" w:cs="Times New Roman" w:eastAsia="Times New Roman"/>
+                <w:b/>
+                <w:i w:val="0"/>
+                <w:sz w:val="16"/>
+              </w:rPr>
+              <w:t>Expected</w:t>
+            </w:r>
+          </w:p>
+        </w:tc>
+        <w:tc>
+          <w:tcPr>
+            <w:tcW w:type="dxa" w:w="794"/>
+            <w:shd w:val="clear" w:color="auto" w:fill="D9D9D9"/>
+          </w:tcPr>
+          <w:p>
+            <w:pPr>
+              <w:spacing w:after="20" w:before="40"/>
+            </w:pPr>
+            <w:r>
+              <w:rPr>
+                <w:rFonts w:ascii="Times New Roman" w:hAnsi="Times New Roman" w:cs="Times New Roman" w:eastAsia="Times New Roman"/>
+                <w:b/>
+                <w:i w:val="0"/>
+                <w:sz w:val="16"/>
+              </w:rPr>
+              <w:t>Result</w:t>
+            </w:r>
+          </w:p>
+        </w:tc>
+      </w:tr>
+      <w:tr>
+        <w:tc>
+          <w:tcPr>
+            <w:tcW w:type="dxa" w:w="737"/>
+          </w:tcPr>
+          <w:p>
+            <w:pPr>
+              <w:spacing w:after="20" w:before="40"/>
+            </w:pPr>
+            <w:r>
+              <w:rPr>
+                <w:rFonts w:ascii="Times New Roman" w:hAnsi="Times New Roman" w:cs="Times New Roman" w:eastAsia="Times New Roman"/>
+                <w:b w:val="0"/>
+                <w:i w:val="0"/>
+                <w:sz w:val="16"/>
+              </w:rPr>
+              <w:t>IT-01</w:t>
+            </w:r>
+          </w:p>
+        </w:tc>
+        <w:tc>
+          <w:tcPr>
+            <w:tcW w:type="dxa" w:w="3572"/>
+          </w:tcPr>
+          <w:p>
+            <w:pPr>
+              <w:spacing w:after="20" w:before="40"/>
+            </w:pPr>
+            <w:r>
+              <w:rPr>
+                <w:rFonts w:ascii="Times New Roman" w:hAnsi="Times New Roman" w:cs="Times New Roman" w:eastAsia="Times New Roman"/>
+                <w:b w:val="0"/>
+                <w:i w:val="0"/>
+                <w:sz w:val="16"/>
+              </w:rPr>
+              <w:t>Health check reports the database as connected</w:t>
+            </w:r>
+          </w:p>
+        </w:tc>
+        <w:tc>
+          <w:tcPr>
+            <w:tcW w:type="dxa" w:w="2494"/>
+          </w:tcPr>
+          <w:p>
+            <w:pPr>
+              <w:spacing w:after="20" w:before="40"/>
+            </w:pPr>
+            <w:r>
+              <w:rPr>
+                <w:rFonts w:ascii="Times New Roman" w:hAnsi="Times New Roman" w:cs="Times New Roman" w:eastAsia="Times New Roman"/>
+                <w:b w:val="0"/>
+                <w:i w:val="0"/>
+                <w:sz w:val="16"/>
+              </w:rPr>
+              <w:t>GET /api/health</w:t>
+            </w:r>
+          </w:p>
+        </w:tc>
+        <w:tc>
+          <w:tcPr>
+            <w:tcW w:type="dxa" w:w="1247"/>
+          </w:tcPr>
+          <w:p>
+            <w:pPr>
+              <w:spacing w:after="20" w:before="40"/>
+            </w:pPr>
+            <w:r>
+              <w:rPr>
+                <w:rFonts w:ascii="Times New Roman" w:hAnsi="Times New Roman" w:cs="Times New Roman" w:eastAsia="Times New Roman"/>
+                <w:b w:val="0"/>
+                <w:i w:val="0"/>
+                <w:sz w:val="16"/>
+              </w:rPr>
+              <w:t>200, db connected</w:t>
+            </w:r>
+          </w:p>
+        </w:tc>
+        <w:tc>
+          <w:tcPr>
+            <w:tcW w:type="dxa" w:w="794"/>
+          </w:tcPr>
+          <w:p>
+            <w:pPr>
+              <w:spacing w:after="20" w:before="40"/>
+            </w:pPr>
+            <w:r>
+              <w:rPr>
+                <w:rFonts w:ascii="Times New Roman" w:hAnsi="Times New Roman" w:cs="Times New Roman" w:eastAsia="Times New Roman"/>
+                <w:b w:val="0"/>
+                <w:i w:val="0"/>
+                <w:sz w:val="16"/>
+              </w:rPr>
+              <w:t>PASS</w:t>
+            </w:r>
+          </w:p>
+        </w:tc>
+      </w:tr>
+      <w:tr>
+        <w:tc>
+          <w:tcPr>
+            <w:tcW w:type="dxa" w:w="737"/>
+          </w:tcPr>
+          <w:p>
+            <w:pPr>
+              <w:spacing w:after="20" w:before="40"/>
+            </w:pPr>
+            <w:r>
+              <w:rPr>
+                <w:rFonts w:ascii="Times New Roman" w:hAnsi="Times New Roman" w:cs="Times New Roman" w:eastAsia="Times New Roman"/>
+                <w:b w:val="0"/>
+                <w:i w:val="0"/>
+                <w:sz w:val="16"/>
+              </w:rPr>
+              <w:t>IT-02</w:t>
+            </w:r>
+          </w:p>
+        </w:tc>
+        <w:tc>
+          <w:tcPr>
+            <w:tcW w:type="dxa" w:w="3572"/>
+          </w:tcPr>
+          <w:p>
+            <w:pPr>
+              <w:spacing w:after="20" w:before="40"/>
+            </w:pPr>
+            <w:r>
+              <w:rPr>
+                <w:rFonts w:ascii="Times New Roman" w:hAnsi="Times New Roman" w:cs="Times New Roman" w:eastAsia="Times New Roman"/>
+                <w:b w:val="0"/>
+                <w:i w:val="0"/>
+                <w:sz w:val="16"/>
+              </w:rPr>
+              <w:t>Brand-new user (User A) registers and receives a JWT</w:t>
+            </w:r>
+          </w:p>
+        </w:tc>
+        <w:tc>
+          <w:tcPr>
+            <w:tcW w:type="dxa" w:w="2494"/>
+          </w:tcPr>
+          <w:p>
+            <w:pPr>
+              <w:spacing w:after="20" w:before="40"/>
+            </w:pPr>
+            <w:r>
+              <w:rPr>
+                <w:rFonts w:ascii="Times New Roman" w:hAnsi="Times New Roman" w:cs="Times New Roman" w:eastAsia="Times New Roman"/>
+                <w:b w:val="0"/>
+                <w:i w:val="0"/>
+                <w:sz w:val="16"/>
+              </w:rPr>
+              <w:t>POST /api/auth/register</w:t>
+            </w:r>
+          </w:p>
+        </w:tc>
+        <w:tc>
+          <w:tcPr>
+            <w:tcW w:type="dxa" w:w="1247"/>
+          </w:tcPr>
+          <w:p>
+            <w:pPr>
+              <w:spacing w:after="20" w:before="40"/>
+            </w:pPr>
+            <w:r>
+              <w:rPr>
+                <w:rFonts w:ascii="Times New Roman" w:hAnsi="Times New Roman" w:cs="Times New Roman" w:eastAsia="Times New Roman"/>
+                <w:b w:val="0"/>
+                <w:i w:val="0"/>
+                <w:sz w:val="16"/>
+              </w:rPr>
+              <w:t>201 + token</w:t>
+            </w:r>
+          </w:p>
+        </w:tc>
+        <w:tc>
+          <w:tcPr>
+            <w:tcW w:type="dxa" w:w="794"/>
+          </w:tcPr>
+          <w:p>
+            <w:pPr>
+              <w:spacing w:after="20" w:before="40"/>
+            </w:pPr>
+            <w:r>
+              <w:rPr>
+                <w:rFonts w:ascii="Times New Roman" w:hAnsi="Times New Roman" w:cs="Times New Roman" w:eastAsia="Times New Roman"/>
+                <w:b w:val="0"/>
+                <w:i w:val="0"/>
+                <w:sz w:val="16"/>
+              </w:rPr>
+              <w:t>PASS</w:t>
+            </w:r>
+          </w:p>
+        </w:tc>
+      </w:tr>
+      <w:tr>
+        <w:tc>
+          <w:tcPr>
+            <w:tcW w:type="dxa" w:w="737"/>
+          </w:tcPr>
+          <w:p>
+            <w:pPr>
+              <w:spacing w:after="20" w:before="40"/>
+            </w:pPr>
+            <w:r>
+              <w:rPr>
+                <w:rFonts w:ascii="Times New Roman" w:hAnsi="Times New Roman" w:cs="Times New Roman" w:eastAsia="Times New Roman"/>
+                <w:b w:val="0"/>
+                <w:i w:val="0"/>
+                <w:sz w:val="16"/>
+              </w:rPr>
+              <w:t>IT-03</w:t>
+            </w:r>
+          </w:p>
+        </w:tc>
+        <w:tc>
+          <w:tcPr>
+            <w:tcW w:type="dxa" w:w="3572"/>
+          </w:tcPr>
+          <w:p>
+            <w:pPr>
+              <w:spacing w:after="20" w:before="40"/>
+            </w:pPr>
+            <w:r>
+              <w:rPr>
+                <w:rFonts w:ascii="Times New Roman" w:hAnsi="Times New Roman" w:cs="Times New Roman" w:eastAsia="Times New Roman"/>
+                <w:b w:val="0"/>
+                <w:i w:val="0"/>
+                <w:sz w:val="16"/>
+              </w:rPr>
+              <w:t>Second user (User B) registers as an isolation seed</w:t>
+            </w:r>
+          </w:p>
+        </w:tc>
+        <w:tc>
+          <w:tcPr>
+            <w:tcW w:type="dxa" w:w="2494"/>
+          </w:tcPr>
+          <w:p>
+            <w:pPr>
+              <w:spacing w:after="20" w:before="40"/>
+            </w:pPr>
+            <w:r>
+              <w:rPr>
+                <w:rFonts w:ascii="Times New Roman" w:hAnsi="Times New Roman" w:cs="Times New Roman" w:eastAsia="Times New Roman"/>
+                <w:b w:val="0"/>
+                <w:i w:val="0"/>
+                <w:sz w:val="16"/>
+              </w:rPr>
+              <w:t>POST /api/auth/register</w:t>
+            </w:r>
+          </w:p>
+        </w:tc>
+        <w:tc>
+          <w:tcPr>
+            <w:tcW w:type="dxa" w:w="1247"/>
+          </w:tcPr>
+          <w:p>
+            <w:pPr>
+              <w:spacing w:after="20" w:before="40"/>
+            </w:pPr>
+            <w:r>
+              <w:rPr>
+                <w:rFonts w:ascii="Times New Roman" w:hAnsi="Times New Roman" w:cs="Times New Roman" w:eastAsia="Times New Roman"/>
+                <w:b w:val="0"/>
+                <w:i w:val="0"/>
+                <w:sz w:val="16"/>
+              </w:rPr>
+              <w:t>201 + token</w:t>
+            </w:r>
+          </w:p>
+        </w:tc>
+        <w:tc>
+          <w:tcPr>
+            <w:tcW w:type="dxa" w:w="794"/>
+          </w:tcPr>
+          <w:p>
+            <w:pPr>
+              <w:spacing w:after="20" w:before="40"/>
+            </w:pPr>
+            <w:r>
+              <w:rPr>
+                <w:rFonts w:ascii="Times New Roman" w:hAnsi="Times New Roman" w:cs="Times New Roman" w:eastAsia="Times New Roman"/>
+                <w:b w:val="0"/>
+                <w:i w:val="0"/>
+                <w:sz w:val="16"/>
+              </w:rPr>
+              <w:t>PASS</w:t>
+            </w:r>
+          </w:p>
+        </w:tc>
+      </w:tr>
+      <w:tr>
+        <w:tc>
+          <w:tcPr>
+            <w:tcW w:type="dxa" w:w="737"/>
+          </w:tcPr>
+          <w:p>
+            <w:pPr>
+              <w:spacing w:after="20" w:before="40"/>
+            </w:pPr>
+            <w:r>
+              <w:rPr>
+                <w:rFonts w:ascii="Times New Roman" w:hAnsi="Times New Roman" w:cs="Times New Roman" w:eastAsia="Times New Roman"/>
+                <w:b w:val="0"/>
+                <w:i w:val="0"/>
+                <w:sz w:val="16"/>
+              </w:rPr>
+              <w:t>IT-04</w:t>
+            </w:r>
+          </w:p>
+        </w:tc>
+        <w:tc>
+          <w:tcPr>
+            <w:tcW w:type="dxa" w:w="3572"/>
+          </w:tcPr>
+          <w:p>
+            <w:pPr>
+              <w:spacing w:after="20" w:before="40"/>
+            </w:pPr>
+            <w:r>
+              <w:rPr>
+                <w:rFonts w:ascii="Times New Roman" w:hAnsi="Times New Roman" w:cs="Times New Roman" w:eastAsia="Times New Roman"/>
+                <w:b w:val="0"/>
+                <w:i w:val="0"/>
+                <w:sz w:val="16"/>
+              </w:rPr>
+              <w:t>Duplicate email registration is rejected</w:t>
+            </w:r>
+          </w:p>
+        </w:tc>
+        <w:tc>
+          <w:tcPr>
+            <w:tcW w:type="dxa" w:w="2494"/>
+          </w:tcPr>
+          <w:p>
+            <w:pPr>
+              <w:spacing w:after="20" w:before="40"/>
+            </w:pPr>
+            <w:r>
+              <w:rPr>
+                <w:rFonts w:ascii="Times New Roman" w:hAnsi="Times New Roman" w:cs="Times New Roman" w:eastAsia="Times New Roman"/>
+                <w:b w:val="0"/>
+                <w:i w:val="0"/>
+                <w:sz w:val="16"/>
+              </w:rPr>
+              <w:t>POST /api/auth/register</w:t>
+            </w:r>
+          </w:p>
+        </w:tc>
+        <w:tc>
+          <w:tcPr>
+            <w:tcW w:type="dxa" w:w="1247"/>
+          </w:tcPr>
+          <w:p>
+            <w:pPr>
+              <w:spacing w:after="20" w:before="40"/>
+            </w:pPr>
+            <w:r>
+              <w:rPr>
+                <w:rFonts w:ascii="Times New Roman" w:hAnsi="Times New Roman" w:cs="Times New Roman" w:eastAsia="Times New Roman"/>
+                <w:b w:val="0"/>
+                <w:i w:val="0"/>
+                <w:sz w:val="16"/>
+              </w:rPr>
+              <w:t>409</w:t>
+            </w:r>
+          </w:p>
+        </w:tc>
+        <w:tc>
+          <w:tcPr>
+            <w:tcW w:type="dxa" w:w="794"/>
+          </w:tcPr>
+          <w:p>
+            <w:pPr>
+              <w:spacing w:after="20" w:before="40"/>
+            </w:pPr>
+            <w:r>
+              <w:rPr>
+                <w:rFonts w:ascii="Times New Roman" w:hAnsi="Times New Roman" w:cs="Times New Roman" w:eastAsia="Times New Roman"/>
+                <w:b w:val="0"/>
+                <w:i w:val="0"/>
+                <w:sz w:val="16"/>
+              </w:rPr>
+              <w:t>PASS</w:t>
+            </w:r>
+          </w:p>
+        </w:tc>
+      </w:tr>
+      <w:tr>
+        <w:tc>
+          <w:tcPr>
+            <w:tcW w:type="dxa" w:w="737"/>
+          </w:tcPr>
+          <w:p>
+            <w:pPr>
+              <w:spacing w:after="20" w:before="40"/>
+            </w:pPr>
+            <w:r>
+              <w:rPr>
+                <w:rFonts w:ascii="Times New Roman" w:hAnsi="Times New Roman" w:cs="Times New Roman" w:eastAsia="Times New Roman"/>
+                <w:b w:val="0"/>
+                <w:i w:val="0"/>
+                <w:sz w:val="16"/>
+              </w:rPr>
+              <w:t>IT-05</w:t>
+            </w:r>
+          </w:p>
+        </w:tc>
+        <w:tc>
+          <w:tcPr>
+            <w:tcW w:type="dxa" w:w="3572"/>
+          </w:tcPr>
+          <w:p>
+            <w:pPr>
+              <w:spacing w:after="20" w:before="40"/>
+            </w:pPr>
+            <w:r>
+              <w:rPr>
+                <w:rFonts w:ascii="Times New Roman" w:hAnsi="Times New Roman" w:cs="Times New Roman" w:eastAsia="Times New Roman"/>
+                <w:b w:val="0"/>
+                <w:i w:val="0"/>
+                <w:sz w:val="16"/>
+              </w:rPr>
+              <w:t>Login with a wrong password is rejected generically</w:t>
+            </w:r>
+          </w:p>
+        </w:tc>
+        <w:tc>
+          <w:tcPr>
+            <w:tcW w:type="dxa" w:w="2494"/>
+          </w:tcPr>
+          <w:p>
+            <w:pPr>
+              <w:spacing w:after="20" w:before="40"/>
+            </w:pPr>
+            <w:r>
+              <w:rPr>
+                <w:rFonts w:ascii="Times New Roman" w:hAnsi="Times New Roman" w:cs="Times New Roman" w:eastAsia="Times New Roman"/>
+                <w:b w:val="0"/>
+                <w:i w:val="0"/>
+                <w:sz w:val="16"/>
+              </w:rPr>
+              <w:t>POST /api/auth/login</w:t>
+            </w:r>
+          </w:p>
+        </w:tc>
+        <w:tc>
+          <w:tcPr>
+            <w:tcW w:type="dxa" w:w="1247"/>
+          </w:tcPr>
+          <w:p>
+            <w:pPr>
+              <w:spacing w:after="20" w:before="40"/>
+            </w:pPr>
+            <w:r>
+              <w:rPr>
+                <w:rFonts w:ascii="Times New Roman" w:hAnsi="Times New Roman" w:cs="Times New Roman" w:eastAsia="Times New Roman"/>
+                <w:b w:val="0"/>
+                <w:i w:val="0"/>
+                <w:sz w:val="16"/>
+              </w:rPr>
+              <w:t>401</w:t>
+            </w:r>
+          </w:p>
+        </w:tc>
+        <w:tc>
+          <w:tcPr>
+            <w:tcW w:type="dxa" w:w="794"/>
+          </w:tcPr>
+          <w:p>
+            <w:pPr>
+              <w:spacing w:after="20" w:before="40"/>
+            </w:pPr>
+            <w:r>
+              <w:rPr>
+                <w:rFonts w:ascii="Times New Roman" w:hAnsi="Times New Roman" w:cs="Times New Roman" w:eastAsia="Times New Roman"/>
+                <w:b w:val="0"/>
+                <w:i w:val="0"/>
+                <w:sz w:val="16"/>
+              </w:rPr>
+              <w:t>PASS</w:t>
+            </w:r>
+          </w:p>
+        </w:tc>
+      </w:tr>
+      <w:tr>
+        <w:tc>
+          <w:tcPr>
+            <w:tcW w:type="dxa" w:w="737"/>
+          </w:tcPr>
+          <w:p>
+            <w:pPr>
+              <w:spacing w:after="20" w:before="40"/>
+            </w:pPr>
+            <w:r>
+              <w:rPr>
+                <w:rFonts w:ascii="Times New Roman" w:hAnsi="Times New Roman" w:cs="Times New Roman" w:eastAsia="Times New Roman"/>
+                <w:b w:val="0"/>
+                <w:i w:val="0"/>
+                <w:sz w:val="16"/>
+              </w:rPr>
+              <w:t>IT-06</w:t>
+            </w:r>
+          </w:p>
+        </w:tc>
+        <w:tc>
+          <w:tcPr>
+            <w:tcW w:type="dxa" w:w="3572"/>
+          </w:tcPr>
+          <w:p>
+            <w:pPr>
+              <w:spacing w:after="20" w:before="40"/>
+            </w:pPr>
+            <w:r>
+              <w:rPr>
+                <w:rFonts w:ascii="Times New Roman" w:hAnsi="Times New Roman" w:cs="Times New Roman" w:eastAsia="Times New Roman"/>
+                <w:b w:val="0"/>
+                <w:i w:val="0"/>
+                <w:sz w:val="16"/>
+              </w:rPr>
+              <w:t>Known administrator authenticates (ADMIN role)</w:t>
+            </w:r>
+          </w:p>
+        </w:tc>
+        <w:tc>
+          <w:tcPr>
+            <w:tcW w:type="dxa" w:w="2494"/>
+          </w:tcPr>
+          <w:p>
+            <w:pPr>
+              <w:spacing w:after="20" w:before="40"/>
+            </w:pPr>
+            <w:r>
+              <w:rPr>
+                <w:rFonts w:ascii="Times New Roman" w:hAnsi="Times New Roman" w:cs="Times New Roman" w:eastAsia="Times New Roman"/>
+                <w:b w:val="0"/>
+                <w:i w:val="0"/>
+                <w:sz w:val="16"/>
+              </w:rPr>
+              <w:t>POST /api/auth/login</w:t>
+            </w:r>
+          </w:p>
+        </w:tc>
+        <w:tc>
+          <w:tcPr>
+            <w:tcW w:type="dxa" w:w="1247"/>
+          </w:tcPr>
+          <w:p>
+            <w:pPr>
+              <w:spacing w:after="20" w:before="40"/>
+            </w:pPr>
+            <w:r>
+              <w:rPr>
+                <w:rFonts w:ascii="Times New Roman" w:hAnsi="Times New Roman" w:cs="Times New Roman" w:eastAsia="Times New Roman"/>
+                <w:b w:val="0"/>
+                <w:i w:val="0"/>
+                <w:sz w:val="16"/>
+              </w:rPr>
+              <w:t>200, role</w:t>
+            </w:r>
+          </w:p>
+        </w:tc>
+        <w:tc>
+          <w:tcPr>
+            <w:tcW w:type="dxa" w:w="794"/>
+          </w:tcPr>
+          <w:p>
+            <w:pPr>
+              <w:spacing w:after="20" w:before="40"/>
+            </w:pPr>
+            <w:r>
+              <w:rPr>
+                <w:rFonts w:ascii="Times New Roman" w:hAnsi="Times New Roman" w:cs="Times New Roman" w:eastAsia="Times New Roman"/>
+                <w:b w:val="0"/>
+                <w:i w:val="0"/>
+                <w:sz w:val="16"/>
+              </w:rPr>
+              <w:t>PASS</w:t>
+            </w:r>
+          </w:p>
+        </w:tc>
+      </w:tr>
+      <w:tr>
+        <w:tc>
+          <w:tcPr>
+            <w:tcW w:type="dxa" w:w="737"/>
+          </w:tcPr>
+          <w:p>
+            <w:pPr>
+              <w:spacing w:after="20" w:before="40"/>
+            </w:pPr>
+            <w:r>
+              <w:rPr>
+                <w:rFonts w:ascii="Times New Roman" w:hAnsi="Times New Roman" w:cs="Times New Roman" w:eastAsia="Times New Roman"/>
+                <w:b w:val="0"/>
+                <w:i w:val="0"/>
+                <w:sz w:val="16"/>
+              </w:rPr>
+              <w:t>IT-07</w:t>
+            </w:r>
+          </w:p>
+        </w:tc>
+        <w:tc>
+          <w:tcPr>
+            <w:tcW w:type="dxa" w:w="3572"/>
+          </w:tcPr>
+          <w:p>
+            <w:pPr>
+              <w:spacing w:after="20" w:before="40"/>
+            </w:pPr>
+            <w:r>
+              <w:rPr>
+                <w:rFonts w:ascii="Times New Roman" w:hAnsi="Times New Roman" w:cs="Times New Roman" w:eastAsia="Times New Roman"/>
+                <w:b w:val="0"/>
+                <w:i w:val="0"/>
+                <w:sz w:val="16"/>
+              </w:rPr>
+              <w:t>Own profile returned for the calling user</w:t>
+            </w:r>
+          </w:p>
+        </w:tc>
+        <w:tc>
+          <w:tcPr>
+            <w:tcW w:type="dxa" w:w="2494"/>
+          </w:tcPr>
+          <w:p>
+            <w:pPr>
+              <w:spacing w:after="20" w:before="40"/>
+            </w:pPr>
+            <w:r>
+              <w:rPr>
+                <w:rFonts w:ascii="Times New Roman" w:hAnsi="Times New Roman" w:cs="Times New Roman" w:eastAsia="Times New Roman"/>
+                <w:b w:val="0"/>
+                <w:i w:val="0"/>
+                <w:sz w:val="16"/>
+              </w:rPr>
+              <w:t>GET /api/auth/me</w:t>
+            </w:r>
+          </w:p>
+        </w:tc>
+        <w:tc>
+          <w:tcPr>
+            <w:tcW w:type="dxa" w:w="1247"/>
+          </w:tcPr>
+          <w:p>
+            <w:pPr>
+              <w:spacing w:after="20" w:before="40"/>
+            </w:pPr>
+            <w:r>
+              <w:rPr>
+                <w:rFonts w:ascii="Times New Roman" w:hAnsi="Times New Roman" w:cs="Times New Roman" w:eastAsia="Times New Roman"/>
+                <w:b w:val="0"/>
+                <w:i w:val="0"/>
+                <w:sz w:val="16"/>
+              </w:rPr>
+              <w:t>200, own</w:t>
+            </w:r>
+          </w:p>
+        </w:tc>
+        <w:tc>
+          <w:tcPr>
+            <w:tcW w:type="dxa" w:w="794"/>
+          </w:tcPr>
+          <w:p>
+            <w:pPr>
+              <w:spacing w:after="20" w:before="40"/>
+            </w:pPr>
+            <w:r>
+              <w:rPr>
+                <w:rFonts w:ascii="Times New Roman" w:hAnsi="Times New Roman" w:cs="Times New Roman" w:eastAsia="Times New Roman"/>
+                <w:b w:val="0"/>
+                <w:i w:val="0"/>
+                <w:sz w:val="16"/>
+              </w:rPr>
+              <w:t>PASS</w:t>
+            </w:r>
+          </w:p>
+        </w:tc>
+      </w:tr>
+      <w:tr>
+        <w:tc>
+          <w:tcPr>
+            <w:tcW w:type="dxa" w:w="737"/>
+          </w:tcPr>
+          <w:p>
+            <w:pPr>
+              <w:spacing w:after="20" w:before="40"/>
+            </w:pPr>
+            <w:r>
+              <w:rPr>
+                <w:rFonts w:ascii="Times New Roman" w:hAnsi="Times New Roman" w:cs="Times New Roman" w:eastAsia="Times New Roman"/>
+                <w:b w:val="0"/>
+                <w:i w:val="0"/>
+                <w:sz w:val="16"/>
+              </w:rPr>
+              <w:t>IT-08</w:t>
+            </w:r>
+          </w:p>
+        </w:tc>
+        <w:tc>
+          <w:tcPr>
+            <w:tcW w:type="dxa" w:w="3572"/>
+          </w:tcPr>
+          <w:p>
+            <w:pPr>
+              <w:spacing w:after="20" w:before="40"/>
+            </w:pPr>
+            <w:r>
+              <w:rPr>
+                <w:rFonts w:ascii="Times New Roman" w:hAnsi="Times New Roman" w:cs="Times New Roman" w:eastAsia="Times New Roman"/>
+                <w:b w:val="0"/>
+                <w:i w:val="0"/>
+                <w:sz w:val="16"/>
+              </w:rPr>
+              <w:t>Protected route without a token is rejected</w:t>
+            </w:r>
+          </w:p>
+        </w:tc>
+        <w:tc>
+          <w:tcPr>
+            <w:tcW w:type="dxa" w:w="2494"/>
+          </w:tcPr>
+          <w:p>
+            <w:pPr>
+              <w:spacing w:after="20" w:before="40"/>
+            </w:pPr>
+            <w:r>
+              <w:rPr>
+                <w:rFonts w:ascii="Times New Roman" w:hAnsi="Times New Roman" w:cs="Times New Roman" w:eastAsia="Times New Roman"/>
+                <w:b w:val="0"/>
+                <w:i w:val="0"/>
+                <w:sz w:val="16"/>
+              </w:rPr>
+              <w:t>GET /api/auth/me</w:t>
+            </w:r>
+          </w:p>
+        </w:tc>
+        <w:tc>
+          <w:tcPr>
+            <w:tcW w:type="dxa" w:w="1247"/>
+          </w:tcPr>
+          <w:p>
+            <w:pPr>
+              <w:spacing w:after="20" w:before="40"/>
+            </w:pPr>
+            <w:r>
+              <w:rPr>
+                <w:rFonts w:ascii="Times New Roman" w:hAnsi="Times New Roman" w:cs="Times New Roman" w:eastAsia="Times New Roman"/>
+                <w:b w:val="0"/>
+                <w:i w:val="0"/>
+                <w:sz w:val="16"/>
+              </w:rPr>
+              <w:t>401</w:t>
+            </w:r>
+          </w:p>
+        </w:tc>
+        <w:tc>
+          <w:tcPr>
+            <w:tcW w:type="dxa" w:w="794"/>
+          </w:tcPr>
+          <w:p>
+            <w:pPr>
+              <w:spacing w:after="20" w:before="40"/>
+            </w:pPr>
+            <w:r>
+              <w:rPr>
+                <w:rFonts w:ascii="Times New Roman" w:hAnsi="Times New Roman" w:cs="Times New Roman" w:eastAsia="Times New Roman"/>
+                <w:b w:val="0"/>
+                <w:i w:val="0"/>
+                <w:sz w:val="16"/>
+              </w:rPr>
+              <w:t>PASS</w:t>
+            </w:r>
+          </w:p>
+        </w:tc>
+      </w:tr>
+      <w:tr>
+        <w:tc>
+          <w:tcPr>
+            <w:tcW w:type="dxa" w:w="737"/>
+          </w:tcPr>
+          <w:p>
+            <w:pPr>
+              <w:spacing w:after="20" w:before="40"/>
+            </w:pPr>
+            <w:r>
+              <w:rPr>
+                <w:rFonts w:ascii="Times New Roman" w:hAnsi="Times New Roman" w:cs="Times New Roman" w:eastAsia="Times New Roman"/>
+                <w:b w:val="0"/>
+                <w:i w:val="0"/>
+                <w:sz w:val="16"/>
+              </w:rPr>
+              <w:t>IT-09</w:t>
+            </w:r>
+          </w:p>
+        </w:tc>
+        <w:tc>
+          <w:tcPr>
+            <w:tcW w:type="dxa" w:w="3572"/>
+          </w:tcPr>
+          <w:p>
+            <w:pPr>
+              <w:spacing w:after="20" w:before="40"/>
+            </w:pPr>
+            <w:r>
+              <w:rPr>
+                <w:rFonts w:ascii="Times New Roman" w:hAnsi="Times New Roman" w:cs="Times New Roman" w:eastAsia="Times New Roman"/>
+                <w:b w:val="0"/>
+                <w:i w:val="0"/>
+                <w:sz w:val="16"/>
+              </w:rPr>
+              <w:t>USER token on an administrator route is forbidden</w:t>
+            </w:r>
+          </w:p>
+        </w:tc>
+        <w:tc>
+          <w:tcPr>
+            <w:tcW w:type="dxa" w:w="2494"/>
+          </w:tcPr>
+          <w:p>
+            <w:pPr>
+              <w:spacing w:after="20" w:before="40"/>
+            </w:pPr>
+            <w:r>
+              <w:rPr>
+                <w:rFonts w:ascii="Times New Roman" w:hAnsi="Times New Roman" w:cs="Times New Roman" w:eastAsia="Times New Roman"/>
+                <w:b w:val="0"/>
+                <w:i w:val="0"/>
+                <w:sz w:val="16"/>
+              </w:rPr>
+              <w:t>GET /api/admin/dashboard</w:t>
+            </w:r>
+          </w:p>
+        </w:tc>
+        <w:tc>
+          <w:tcPr>
+            <w:tcW w:type="dxa" w:w="1247"/>
+          </w:tcPr>
+          <w:p>
+            <w:pPr>
+              <w:spacing w:after="20" w:before="40"/>
+            </w:pPr>
+            <w:r>
+              <w:rPr>
+                <w:rFonts w:ascii="Times New Roman" w:hAnsi="Times New Roman" w:cs="Times New Roman" w:eastAsia="Times New Roman"/>
+                <w:b w:val="0"/>
+                <w:i w:val="0"/>
+                <w:sz w:val="16"/>
+              </w:rPr>
+              <w:t>403</w:t>
+            </w:r>
+          </w:p>
+        </w:tc>
+        <w:tc>
+          <w:tcPr>
+            <w:tcW w:type="dxa" w:w="794"/>
+          </w:tcPr>
+          <w:p>
+            <w:pPr>
+              <w:spacing w:after="20" w:before="40"/>
+            </w:pPr>
+            <w:r>
+              <w:rPr>
+                <w:rFonts w:ascii="Times New Roman" w:hAnsi="Times New Roman" w:cs="Times New Roman" w:eastAsia="Times New Roman"/>
+                <w:b w:val="0"/>
+                <w:i w:val="0"/>
+                <w:sz w:val="16"/>
+              </w:rPr>
+              <w:t>PASS</w:t>
+            </w:r>
+          </w:p>
+        </w:tc>
+      </w:tr>
+      <w:tr>
+        <w:tc>
+          <w:tcPr>
+            <w:tcW w:type="dxa" w:w="737"/>
+          </w:tcPr>
+          <w:p>
+            <w:pPr>
+              <w:spacing w:after="20" w:before="40"/>
+            </w:pPr>
+            <w:r>
+              <w:rPr>
+                <w:rFonts w:ascii="Times New Roman" w:hAnsi="Times New Roman" w:cs="Times New Roman" w:eastAsia="Times New Roman"/>
+                <w:b w:val="0"/>
+                <w:i w:val="0"/>
+                <w:sz w:val="16"/>
+              </w:rPr>
+              <w:t>IT-10</w:t>
+            </w:r>
+          </w:p>
+        </w:tc>
+        <w:tc>
+          <w:tcPr>
+            <w:tcW w:type="dxa" w:w="3572"/>
+          </w:tcPr>
+          <w:p>
+            <w:pPr>
+              <w:spacing w:after="20" w:before="40"/>
+            </w:pPr>
+            <w:r>
+              <w:rPr>
+                <w:rFonts w:ascii="Times New Roman" w:hAnsi="Times New Roman" w:cs="Times New Roman" w:eastAsia="Times New Roman"/>
+                <w:b w:val="0"/>
+                <w:i w:val="0"/>
+                <w:sz w:val="16"/>
+              </w:rPr>
+              <w:t>Administrator route without a token is rejected</w:t>
+            </w:r>
+          </w:p>
+        </w:tc>
+        <w:tc>
+          <w:tcPr>
+            <w:tcW w:type="dxa" w:w="2494"/>
+          </w:tcPr>
+          <w:p>
+            <w:pPr>
+              <w:spacing w:after="20" w:before="40"/>
+            </w:pPr>
+            <w:r>
+              <w:rPr>
+                <w:rFonts w:ascii="Times New Roman" w:hAnsi="Times New Roman" w:cs="Times New Roman" w:eastAsia="Times New Roman"/>
+                <w:b w:val="0"/>
+                <w:i w:val="0"/>
+                <w:sz w:val="16"/>
+              </w:rPr>
+              <w:t>GET /api/admin/dashboard</w:t>
+            </w:r>
+          </w:p>
+        </w:tc>
+        <w:tc>
+          <w:tcPr>
+            <w:tcW w:type="dxa" w:w="1247"/>
+          </w:tcPr>
+          <w:p>
+            <w:pPr>
+              <w:spacing w:after="20" w:before="40"/>
+            </w:pPr>
+            <w:r>
+              <w:rPr>
+                <w:rFonts w:ascii="Times New Roman" w:hAnsi="Times New Roman" w:cs="Times New Roman" w:eastAsia="Times New Roman"/>
+                <w:b w:val="0"/>
+                <w:i w:val="0"/>
+                <w:sz w:val="16"/>
+              </w:rPr>
+              <w:t>401</w:t>
+            </w:r>
+          </w:p>
+        </w:tc>
+        <w:tc>
+          <w:tcPr>
+            <w:tcW w:type="dxa" w:w="794"/>
+          </w:tcPr>
+          <w:p>
+            <w:pPr>
+              <w:spacing w:after="20" w:before="40"/>
+            </w:pPr>
+            <w:r>
+              <w:rPr>
+                <w:rFonts w:ascii="Times New Roman" w:hAnsi="Times New Roman" w:cs="Times New Roman" w:eastAsia="Times New Roman"/>
+                <w:b w:val="0"/>
+                <w:i w:val="0"/>
+                <w:sz w:val="16"/>
+              </w:rPr>
+              <w:t>PASS</w:t>
+            </w:r>
+          </w:p>
+        </w:tc>
+      </w:tr>
+      <w:tr>
+        <w:tc>
+          <w:tcPr>
+            <w:tcW w:type="dxa" w:w="737"/>
+          </w:tcPr>
+          <w:p>
+            <w:pPr>
+              <w:spacing w:after="20" w:before="40"/>
+            </w:pPr>
+            <w:r>
+              <w:rPr>
+                <w:rFonts w:ascii="Times New Roman" w:hAnsi="Times New Roman" w:cs="Times New Roman" w:eastAsia="Times New Roman"/>
+                <w:b w:val="0"/>
+                <w:i w:val="0"/>
+                <w:sz w:val="16"/>
+              </w:rPr>
+              <w:t>IT-11</w:t>
+            </w:r>
+          </w:p>
+        </w:tc>
+        <w:tc>
+          <w:tcPr>
+            <w:tcW w:type="dxa" w:w="3572"/>
+          </w:tcPr>
+          <w:p>
+            <w:pPr>
+              <w:spacing w:after="20" w:before="40"/>
+            </w:pPr>
+            <w:r>
+              <w:rPr>
+                <w:rFonts w:ascii="Times New Roman" w:hAnsi="Times New Roman" w:cs="Times New Roman" w:eastAsia="Times New Roman"/>
+                <w:b w:val="0"/>
+                <w:i w:val="0"/>
+                <w:sz w:val="16"/>
+              </w:rPr>
+              <w:t>ADMIN token opens the administrator dashboard</w:t>
+            </w:r>
+          </w:p>
+        </w:tc>
+        <w:tc>
+          <w:tcPr>
+            <w:tcW w:type="dxa" w:w="2494"/>
+          </w:tcPr>
+          <w:p>
+            <w:pPr>
+              <w:spacing w:after="20" w:before="40"/>
+            </w:pPr>
+            <w:r>
+              <w:rPr>
+                <w:rFonts w:ascii="Times New Roman" w:hAnsi="Times New Roman" w:cs="Times New Roman" w:eastAsia="Times New Roman"/>
+                <w:b w:val="0"/>
+                <w:i w:val="0"/>
+                <w:sz w:val="16"/>
+              </w:rPr>
+              <w:t>GET /api/admin/dashboard</w:t>
+            </w:r>
+          </w:p>
+        </w:tc>
+        <w:tc>
+          <w:tcPr>
+            <w:tcW w:type="dxa" w:w="1247"/>
+          </w:tcPr>
+          <w:p>
+            <w:pPr>
+              <w:spacing w:after="20" w:before="40"/>
+            </w:pPr>
+            <w:r>
+              <w:rPr>
+                <w:rFonts w:ascii="Times New Roman" w:hAnsi="Times New Roman" w:cs="Times New Roman" w:eastAsia="Times New Roman"/>
+                <w:b w:val="0"/>
+                <w:i w:val="0"/>
+                <w:sz w:val="16"/>
+              </w:rPr>
+              <w:t>200</w:t>
+            </w:r>
+          </w:p>
+        </w:tc>
+        <w:tc>
+          <w:tcPr>
+            <w:tcW w:type="dxa" w:w="794"/>
+          </w:tcPr>
+          <w:p>
+            <w:pPr>
+              <w:spacing w:after="20" w:before="40"/>
+            </w:pPr>
+            <w:r>
+              <w:rPr>
+                <w:rFonts w:ascii="Times New Roman" w:hAnsi="Times New Roman" w:cs="Times New Roman" w:eastAsia="Times New Roman"/>
+                <w:b w:val="0"/>
+                <w:i w:val="0"/>
+                <w:sz w:val="16"/>
+              </w:rPr>
+              <w:t>PASS</w:t>
+            </w:r>
+          </w:p>
+        </w:tc>
+      </w:tr>
+      <w:tr>
+        <w:tc>
+          <w:tcPr>
+            <w:tcW w:type="dxa" w:w="737"/>
+          </w:tcPr>
+          <w:p>
+            <w:pPr>
+              <w:spacing w:after="20" w:before="40"/>
+            </w:pPr>
+            <w:r>
+              <w:rPr>
+                <w:rFonts w:ascii="Times New Roman" w:hAnsi="Times New Roman" w:cs="Times New Roman" w:eastAsia="Times New Roman"/>
+                <w:b w:val="0"/>
+                <w:i w:val="0"/>
+                <w:sz w:val="16"/>
+              </w:rPr>
+              <w:t>IT-12</w:t>
+            </w:r>
+          </w:p>
+        </w:tc>
+        <w:tc>
+          <w:tcPr>
+            <w:tcW w:type="dxa" w:w="3572"/>
+          </w:tcPr>
+          <w:p>
+            <w:pPr>
+              <w:spacing w:after="20" w:before="40"/>
+            </w:pPr>
+            <w:r>
+              <w:rPr>
+                <w:rFonts w:ascii="Times New Roman" w:hAnsi="Times New Roman" w:cs="Times New Roman" w:eastAsia="Times New Roman"/>
+                <w:b w:val="0"/>
+                <w:i w:val="0"/>
+                <w:sz w:val="16"/>
+              </w:rPr>
+              <w:t>Contact created and phone normalized to +91</w:t>
+            </w:r>
+          </w:p>
+        </w:tc>
+        <w:tc>
+          <w:tcPr>
+            <w:tcW w:type="dxa" w:w="2494"/>
+          </w:tcPr>
+          <w:p>
+            <w:pPr>
+              <w:spacing w:after="20" w:before="40"/>
+            </w:pPr>
+            <w:r>
+              <w:rPr>
+                <w:rFonts w:ascii="Times New Roman" w:hAnsi="Times New Roman" w:cs="Times New Roman" w:eastAsia="Times New Roman"/>
+                <w:b w:val="0"/>
+                <w:i w:val="0"/>
+                <w:sz w:val="16"/>
+              </w:rPr>
+              <w:t>POST /api/emergency-contacts</w:t>
+            </w:r>
+          </w:p>
+        </w:tc>
+        <w:tc>
+          <w:tcPr>
+            <w:tcW w:type="dxa" w:w="1247"/>
+          </w:tcPr>
+          <w:p>
+            <w:pPr>
+              <w:spacing w:after="20" w:before="40"/>
+            </w:pPr>
+            <w:r>
+              <w:rPr>
+                <w:rFonts w:ascii="Times New Roman" w:hAnsi="Times New Roman" w:cs="Times New Roman" w:eastAsia="Times New Roman"/>
+                <w:b w:val="0"/>
+                <w:i w:val="0"/>
+                <w:sz w:val="16"/>
+              </w:rPr>
+              <w:t>201, +91..</w:t>
+            </w:r>
+          </w:p>
+        </w:tc>
+        <w:tc>
+          <w:tcPr>
+            <w:tcW w:type="dxa" w:w="794"/>
+          </w:tcPr>
+          <w:p>
+            <w:pPr>
+              <w:spacing w:after="20" w:before="40"/>
+            </w:pPr>
+            <w:r>
+              <w:rPr>
+                <w:rFonts w:ascii="Times New Roman" w:hAnsi="Times New Roman" w:cs="Times New Roman" w:eastAsia="Times New Roman"/>
+                <w:b w:val="0"/>
+                <w:i w:val="0"/>
+                <w:sz w:val="16"/>
+              </w:rPr>
+              <w:t>PASS</w:t>
+            </w:r>
+          </w:p>
+        </w:tc>
+      </w:tr>
+      <w:tr>
+        <w:tc>
+          <w:tcPr>
+            <w:tcW w:type="dxa" w:w="737"/>
+          </w:tcPr>
+          <w:p>
+            <w:pPr>
+              <w:spacing w:after="20" w:before="40"/>
+            </w:pPr>
+            <w:r>
+              <w:rPr>
+                <w:rFonts w:ascii="Times New Roman" w:hAnsi="Times New Roman" w:cs="Times New Roman" w:eastAsia="Times New Roman"/>
+                <w:b w:val="0"/>
+                <w:i w:val="0"/>
+                <w:sz w:val="16"/>
+              </w:rPr>
+              <w:t>IT-13</w:t>
+            </w:r>
+          </w:p>
+        </w:tc>
+        <w:tc>
+          <w:tcPr>
+            <w:tcW w:type="dxa" w:w="3572"/>
+          </w:tcPr>
+          <w:p>
+            <w:pPr>
+              <w:spacing w:after="20" w:before="40"/>
+            </w:pPr>
+            <w:r>
+              <w:rPr>
+                <w:rFonts w:ascii="Times New Roman" w:hAnsi="Times New Roman" w:cs="Times New Roman" w:eastAsia="Times New Roman"/>
+                <w:b w:val="0"/>
+                <w:i w:val="0"/>
+                <w:sz w:val="16"/>
+              </w:rPr>
+              <w:t>Invalid contact phone number is rejected</w:t>
+            </w:r>
+          </w:p>
+        </w:tc>
+        <w:tc>
+          <w:tcPr>
+            <w:tcW w:type="dxa" w:w="2494"/>
+          </w:tcPr>
+          <w:p>
+            <w:pPr>
+              <w:spacing w:after="20" w:before="40"/>
+            </w:pPr>
+            <w:r>
+              <w:rPr>
+                <w:rFonts w:ascii="Times New Roman" w:hAnsi="Times New Roman" w:cs="Times New Roman" w:eastAsia="Times New Roman"/>
+                <w:b w:val="0"/>
+                <w:i w:val="0"/>
+                <w:sz w:val="16"/>
+              </w:rPr>
+              <w:t>POST /api/emergency-contacts</w:t>
+            </w:r>
+          </w:p>
+        </w:tc>
+        <w:tc>
+          <w:tcPr>
+            <w:tcW w:type="dxa" w:w="1247"/>
+          </w:tcPr>
+          <w:p>
+            <w:pPr>
+              <w:spacing w:after="20" w:before="40"/>
+            </w:pPr>
+            <w:r>
+              <w:rPr>
+                <w:rFonts w:ascii="Times New Roman" w:hAnsi="Times New Roman" w:cs="Times New Roman" w:eastAsia="Times New Roman"/>
+                <w:b w:val="0"/>
+                <w:i w:val="0"/>
+                <w:sz w:val="16"/>
+              </w:rPr>
+              <w:t>400</w:t>
+            </w:r>
+          </w:p>
+        </w:tc>
+        <w:tc>
+          <w:tcPr>
+            <w:tcW w:type="dxa" w:w="794"/>
+          </w:tcPr>
+          <w:p>
+            <w:pPr>
+              <w:spacing w:after="20" w:before="40"/>
+            </w:pPr>
+            <w:r>
+              <w:rPr>
+                <w:rFonts w:ascii="Times New Roman" w:hAnsi="Times New Roman" w:cs="Times New Roman" w:eastAsia="Times New Roman"/>
+                <w:b w:val="0"/>
+                <w:i w:val="0"/>
+                <w:sz w:val="16"/>
+              </w:rPr>
+              <w:t>PASS</w:t>
+            </w:r>
+          </w:p>
+        </w:tc>
+      </w:tr>
+      <w:tr>
+        <w:tc>
+          <w:tcPr>
+            <w:tcW w:type="dxa" w:w="737"/>
+          </w:tcPr>
+          <w:p>
+            <w:pPr>
+              <w:spacing w:after="20" w:before="40"/>
+            </w:pPr>
+            <w:r>
+              <w:rPr>
+                <w:rFonts w:ascii="Times New Roman" w:hAnsi="Times New Roman" w:cs="Times New Roman" w:eastAsia="Times New Roman"/>
+                <w:b w:val="0"/>
+                <w:i w:val="0"/>
+                <w:sz w:val="16"/>
+              </w:rPr>
+              <w:t>IT-14</w:t>
+            </w:r>
+          </w:p>
+        </w:tc>
+        <w:tc>
+          <w:tcPr>
+            <w:tcW w:type="dxa" w:w="3572"/>
+          </w:tcPr>
+          <w:p>
+            <w:pPr>
+              <w:spacing w:after="20" w:before="40"/>
+            </w:pPr>
+            <w:r>
+              <w:rPr>
+                <w:rFonts w:ascii="Times New Roman" w:hAnsi="Times New Roman" w:cs="Times New Roman" w:eastAsia="Times New Roman"/>
+                <w:b w:val="0"/>
+                <w:i w:val="0"/>
+                <w:sz w:val="16"/>
+              </w:rPr>
+              <w:t>Users list only their own contacts</w:t>
+            </w:r>
+          </w:p>
+        </w:tc>
+        <w:tc>
+          <w:tcPr>
+            <w:tcW w:type="dxa" w:w="2494"/>
+          </w:tcPr>
+          <w:p>
+            <w:pPr>
+              <w:spacing w:after="20" w:before="40"/>
+            </w:pPr>
+            <w:r>
+              <w:rPr>
+                <w:rFonts w:ascii="Times New Roman" w:hAnsi="Times New Roman" w:cs="Times New Roman" w:eastAsia="Times New Roman"/>
+                <w:b w:val="0"/>
+                <w:i w:val="0"/>
+                <w:sz w:val="16"/>
+              </w:rPr>
+              <w:t>GET /api/emergency-contacts</w:t>
+            </w:r>
+          </w:p>
+        </w:tc>
+        <w:tc>
+          <w:tcPr>
+            <w:tcW w:type="dxa" w:w="1247"/>
+          </w:tcPr>
+          <w:p>
+            <w:pPr>
+              <w:spacing w:after="20" w:before="40"/>
+            </w:pPr>
+            <w:r>
+              <w:rPr>
+                <w:rFonts w:ascii="Times New Roman" w:hAnsi="Times New Roman" w:cs="Times New Roman" w:eastAsia="Times New Roman"/>
+                <w:b w:val="0"/>
+                <w:i w:val="0"/>
+                <w:sz w:val="16"/>
+              </w:rPr>
+              <w:t>own only</w:t>
+            </w:r>
+          </w:p>
+        </w:tc>
+        <w:tc>
+          <w:tcPr>
+            <w:tcW w:type="dxa" w:w="794"/>
+          </w:tcPr>
+          <w:p>
+            <w:pPr>
+              <w:spacing w:after="20" w:before="40"/>
+            </w:pPr>
+            <w:r>
+              <w:rPr>
+                <w:rFonts w:ascii="Times New Roman" w:hAnsi="Times New Roman" w:cs="Times New Roman" w:eastAsia="Times New Roman"/>
+                <w:b w:val="0"/>
+                <w:i w:val="0"/>
+                <w:sz w:val="16"/>
+              </w:rPr>
+              <w:t>PASS</w:t>
+            </w:r>
+          </w:p>
+        </w:tc>
+      </w:tr>
+      <w:tr>
+        <w:tc>
+          <w:tcPr>
+            <w:tcW w:type="dxa" w:w="737"/>
+          </w:tcPr>
+          <w:p>
+            <w:pPr>
+              <w:spacing w:after="20" w:before="40"/>
+            </w:pPr>
+            <w:r>
+              <w:rPr>
+                <w:rFonts w:ascii="Times New Roman" w:hAnsi="Times New Roman" w:cs="Times New Roman" w:eastAsia="Times New Roman"/>
+                <w:b w:val="0"/>
+                <w:i w:val="0"/>
+                <w:sz w:val="16"/>
+              </w:rPr>
+              <w:t>IT-15</w:t>
+            </w:r>
+          </w:p>
+        </w:tc>
+        <w:tc>
+          <w:tcPr>
+            <w:tcW w:type="dxa" w:w="3572"/>
+          </w:tcPr>
+          <w:p>
+            <w:pPr>
+              <w:spacing w:after="20" w:before="40"/>
+            </w:pPr>
+            <w:r>
+              <w:rPr>
+                <w:rFonts w:ascii="Times New Roman" w:hAnsi="Times New Roman" w:cs="Times New Roman" w:eastAsia="Times New Roman"/>
+                <w:b w:val="0"/>
+                <w:i w:val="0"/>
+                <w:sz w:val="16"/>
+              </w:rPr>
+              <w:t>A user cannot update another user’s contact</w:t>
+            </w:r>
+          </w:p>
+        </w:tc>
+        <w:tc>
+          <w:tcPr>
+            <w:tcW w:type="dxa" w:w="2494"/>
+          </w:tcPr>
+          <w:p>
+            <w:pPr>
+              <w:spacing w:after="20" w:before="40"/>
+            </w:pPr>
+            <w:r>
+              <w:rPr>
+                <w:rFonts w:ascii="Times New Roman" w:hAnsi="Times New Roman" w:cs="Times New Roman" w:eastAsia="Times New Roman"/>
+                <w:b w:val="0"/>
+                <w:i w:val="0"/>
+                <w:sz w:val="16"/>
+              </w:rPr>
+              <w:t>PATCH /api/emergency-contacts/:id</w:t>
+            </w:r>
+          </w:p>
+        </w:tc>
+        <w:tc>
+          <w:tcPr>
+            <w:tcW w:type="dxa" w:w="1247"/>
+          </w:tcPr>
+          <w:p>
+            <w:pPr>
+              <w:spacing w:after="20" w:before="40"/>
+            </w:pPr>
+            <w:r>
+              <w:rPr>
+                <w:rFonts w:ascii="Times New Roman" w:hAnsi="Times New Roman" w:cs="Times New Roman" w:eastAsia="Times New Roman"/>
+                <w:b w:val="0"/>
+                <w:i w:val="0"/>
+                <w:sz w:val="16"/>
+              </w:rPr>
+              <w:t>404</w:t>
+            </w:r>
+          </w:p>
+        </w:tc>
+        <w:tc>
+          <w:tcPr>
+            <w:tcW w:type="dxa" w:w="794"/>
+          </w:tcPr>
+          <w:p>
+            <w:pPr>
+              <w:spacing w:after="20" w:before="40"/>
+            </w:pPr>
+            <w:r>
+              <w:rPr>
+                <w:rFonts w:ascii="Times New Roman" w:hAnsi="Times New Roman" w:cs="Times New Roman" w:eastAsia="Times New Roman"/>
+                <w:b w:val="0"/>
+                <w:i w:val="0"/>
+                <w:sz w:val="16"/>
+              </w:rPr>
+              <w:t>PASS</w:t>
+            </w:r>
+          </w:p>
+        </w:tc>
+      </w:tr>
+      <w:tr>
+        <w:tc>
+          <w:tcPr>
+            <w:tcW w:type="dxa" w:w="737"/>
+          </w:tcPr>
+          <w:p>
+            <w:pPr>
+              <w:spacing w:after="20" w:before="40"/>
+            </w:pPr>
+            <w:r>
+              <w:rPr>
+                <w:rFonts w:ascii="Times New Roman" w:hAnsi="Times New Roman" w:cs="Times New Roman" w:eastAsia="Times New Roman"/>
+                <w:b w:val="0"/>
+                <w:i w:val="0"/>
+                <w:sz w:val="16"/>
+              </w:rPr>
+              <w:t>IT-16</w:t>
+            </w:r>
+          </w:p>
+        </w:tc>
+        <w:tc>
+          <w:tcPr>
+            <w:tcW w:type="dxa" w:w="3572"/>
+          </w:tcPr>
+          <w:p>
+            <w:pPr>
+              <w:spacing w:after="20" w:before="40"/>
+            </w:pPr>
+            <w:r>
+              <w:rPr>
+                <w:rFonts w:ascii="Times New Roman" w:hAnsi="Times New Roman" w:cs="Times New Roman" w:eastAsia="Times New Roman"/>
+                <w:b w:val="0"/>
+                <w:i w:val="0"/>
+                <w:sz w:val="16"/>
+              </w:rPr>
+              <w:t>A user can update their own contact</w:t>
+            </w:r>
+          </w:p>
+        </w:tc>
+        <w:tc>
+          <w:tcPr>
+            <w:tcW w:type="dxa" w:w="2494"/>
+          </w:tcPr>
+          <w:p>
+            <w:pPr>
+              <w:spacing w:after="20" w:before="40"/>
+            </w:pPr>
+            <w:r>
+              <w:rPr>
+                <w:rFonts w:ascii="Times New Roman" w:hAnsi="Times New Roman" w:cs="Times New Roman" w:eastAsia="Times New Roman"/>
+                <w:b w:val="0"/>
+                <w:i w:val="0"/>
+                <w:sz w:val="16"/>
+              </w:rPr>
+              <w:t>PATCH /api/emergency-contacts/:id</w:t>
+            </w:r>
+          </w:p>
+        </w:tc>
+        <w:tc>
+          <w:tcPr>
+            <w:tcW w:type="dxa" w:w="1247"/>
+          </w:tcPr>
+          <w:p>
+            <w:pPr>
+              <w:spacing w:after="20" w:before="40"/>
+            </w:pPr>
+            <w:r>
+              <w:rPr>
+                <w:rFonts w:ascii="Times New Roman" w:hAnsi="Times New Roman" w:cs="Times New Roman" w:eastAsia="Times New Roman"/>
+                <w:b w:val="0"/>
+                <w:i w:val="0"/>
+                <w:sz w:val="16"/>
+              </w:rPr>
+              <w:t>200, updated</w:t>
+            </w:r>
+          </w:p>
+        </w:tc>
+        <w:tc>
+          <w:tcPr>
+            <w:tcW w:type="dxa" w:w="794"/>
+          </w:tcPr>
+          <w:p>
+            <w:pPr>
+              <w:spacing w:after="20" w:before="40"/>
+            </w:pPr>
+            <w:r>
+              <w:rPr>
+                <w:rFonts w:ascii="Times New Roman" w:hAnsi="Times New Roman" w:cs="Times New Roman" w:eastAsia="Times New Roman"/>
+                <w:b w:val="0"/>
+                <w:i w:val="0"/>
+                <w:sz w:val="16"/>
+              </w:rPr>
+              <w:t>PASS</w:t>
+            </w:r>
+          </w:p>
+        </w:tc>
+      </w:tr>
+      <w:tr>
+        <w:tc>
+          <w:tcPr>
+            <w:tcW w:type="dxa" w:w="737"/>
+          </w:tcPr>
+          <w:p>
+            <w:pPr>
+              <w:spacing w:after="20" w:before="40"/>
+            </w:pPr>
+            <w:r>
+              <w:rPr>
+                <w:rFonts w:ascii="Times New Roman" w:hAnsi="Times New Roman" w:cs="Times New Roman" w:eastAsia="Times New Roman"/>
+                <w:b w:val="0"/>
+                <w:i w:val="0"/>
+                <w:sz w:val="16"/>
+              </w:rPr>
+              <w:t>IT-17</w:t>
+            </w:r>
+          </w:p>
+        </w:tc>
+        <w:tc>
+          <w:tcPr>
+            <w:tcW w:type="dxa" w:w="3572"/>
+          </w:tcPr>
+          <w:p>
+            <w:pPr>
+              <w:spacing w:after="20" w:before="40"/>
+            </w:pPr>
+            <w:r>
+              <w:rPr>
+                <w:rFonts w:ascii="Times New Roman" w:hAnsi="Times New Roman" w:cs="Times New Roman" w:eastAsia="Times New Roman"/>
+                <w:b w:val="0"/>
+                <w:i w:val="0"/>
+                <w:sz w:val="16"/>
+              </w:rPr>
+              <w:t>Malformed ObjectId rejected cleanly, not a crash</w:t>
+            </w:r>
+          </w:p>
+        </w:tc>
+        <w:tc>
+          <w:tcPr>
+            <w:tcW w:type="dxa" w:w="2494"/>
+          </w:tcPr>
+          <w:p>
+            <w:pPr>
+              <w:spacing w:after="20" w:before="40"/>
+            </w:pPr>
+            <w:r>
+              <w:rPr>
+                <w:rFonts w:ascii="Times New Roman" w:hAnsi="Times New Roman" w:cs="Times New Roman" w:eastAsia="Times New Roman"/>
+                <w:b w:val="0"/>
+                <w:i w:val="0"/>
+                <w:sz w:val="16"/>
+              </w:rPr>
+              <w:t>PATCH /api/emergency-contacts/:id</w:t>
+            </w:r>
+          </w:p>
+        </w:tc>
+        <w:tc>
+          <w:tcPr>
+            <w:tcW w:type="dxa" w:w="1247"/>
+          </w:tcPr>
+          <w:p>
+            <w:pPr>
+              <w:spacing w:after="20" w:before="40"/>
+            </w:pPr>
+            <w:r>
+              <w:rPr>
+                <w:rFonts w:ascii="Times New Roman" w:hAnsi="Times New Roman" w:cs="Times New Roman" w:eastAsia="Times New Roman"/>
+                <w:b w:val="0"/>
+                <w:i w:val="0"/>
+                <w:sz w:val="16"/>
+              </w:rPr>
+              <w:t>400</w:t>
+            </w:r>
+          </w:p>
+        </w:tc>
+        <w:tc>
+          <w:tcPr>
+            <w:tcW w:type="dxa" w:w="794"/>
+          </w:tcPr>
+          <w:p>
+            <w:pPr>
+              <w:spacing w:after="20" w:before="40"/>
+            </w:pPr>
+            <w:r>
+              <w:rPr>
+                <w:rFonts w:ascii="Times New Roman" w:hAnsi="Times New Roman" w:cs="Times New Roman" w:eastAsia="Times New Roman"/>
+                <w:b w:val="0"/>
+                <w:i w:val="0"/>
+                <w:sz w:val="16"/>
+              </w:rPr>
+              <w:t>PASS</w:t>
+            </w:r>
+          </w:p>
+        </w:tc>
+      </w:tr>
+      <w:tr>
+        <w:tc>
+          <w:tcPr>
+            <w:tcW w:type="dxa" w:w="737"/>
+          </w:tcPr>
+          <w:p>
+            <w:pPr>
+              <w:spacing w:after="20" w:before="40"/>
+            </w:pPr>
+            <w:r>
+              <w:rPr>
+                <w:rFonts w:ascii="Times New Roman" w:hAnsi="Times New Roman" w:cs="Times New Roman" w:eastAsia="Times New Roman"/>
+                <w:b w:val="0"/>
+                <w:i w:val="0"/>
+                <w:sz w:val="16"/>
+              </w:rPr>
+              <w:t>IT-18</w:t>
+            </w:r>
+          </w:p>
+        </w:tc>
+        <w:tc>
+          <w:tcPr>
+            <w:tcW w:type="dxa" w:w="3572"/>
+          </w:tcPr>
+          <w:p>
+            <w:pPr>
+              <w:spacing w:after="20" w:before="40"/>
+            </w:pPr>
+            <w:r>
+              <w:rPr>
+                <w:rFonts w:ascii="Times New Roman" w:hAnsi="Times New Roman" w:cs="Times New Roman" w:eastAsia="Times New Roman"/>
+                <w:b w:val="0"/>
+                <w:i w:val="0"/>
+                <w:sz w:val="16"/>
+              </w:rPr>
+              <w:t>Updating a non-existent contact returns 404</w:t>
+            </w:r>
+          </w:p>
+        </w:tc>
+        <w:tc>
+          <w:tcPr>
+            <w:tcW w:type="dxa" w:w="2494"/>
+          </w:tcPr>
+          <w:p>
+            <w:pPr>
+              <w:spacing w:after="20" w:before="40"/>
+            </w:pPr>
+            <w:r>
+              <w:rPr>
+                <w:rFonts w:ascii="Times New Roman" w:hAnsi="Times New Roman" w:cs="Times New Roman" w:eastAsia="Times New Roman"/>
+                <w:b w:val="0"/>
+                <w:i w:val="0"/>
+                <w:sz w:val="16"/>
+              </w:rPr>
+              <w:t>PATCH /api/emergency-contacts/:id</w:t>
+            </w:r>
+          </w:p>
+        </w:tc>
+        <w:tc>
+          <w:tcPr>
+            <w:tcW w:type="dxa" w:w="1247"/>
+          </w:tcPr>
+          <w:p>
+            <w:pPr>
+              <w:spacing w:after="20" w:before="40"/>
+            </w:pPr>
+            <w:r>
+              <w:rPr>
+                <w:rFonts w:ascii="Times New Roman" w:hAnsi="Times New Roman" w:cs="Times New Roman" w:eastAsia="Times New Roman"/>
+                <w:b w:val="0"/>
+                <w:i w:val="0"/>
+                <w:sz w:val="16"/>
+              </w:rPr>
+              <w:t>404</w:t>
+            </w:r>
+          </w:p>
+        </w:tc>
+        <w:tc>
+          <w:tcPr>
+            <w:tcW w:type="dxa" w:w="794"/>
+          </w:tcPr>
+          <w:p>
+            <w:pPr>
+              <w:spacing w:after="20" w:before="40"/>
+            </w:pPr>
+            <w:r>
+              <w:rPr>
+                <w:rFonts w:ascii="Times New Roman" w:hAnsi="Times New Roman" w:cs="Times New Roman" w:eastAsia="Times New Roman"/>
+                <w:b w:val="0"/>
+                <w:i w:val="0"/>
+                <w:sz w:val="16"/>
+              </w:rPr>
+              <w:t>PASS</w:t>
+            </w:r>
+          </w:p>
+        </w:tc>
+      </w:tr>
+      <w:tr>
+        <w:tc>
+          <w:tcPr>
+            <w:tcW w:type="dxa" w:w="737"/>
+          </w:tcPr>
+          <w:p>
+            <w:pPr>
+              <w:spacing w:after="20" w:before="40"/>
+            </w:pPr>
+            <w:r>
+              <w:rPr>
+                <w:rFonts w:ascii="Times New Roman" w:hAnsi="Times New Roman" w:cs="Times New Roman" w:eastAsia="Times New Roman"/>
+                <w:b w:val="0"/>
+                <w:i w:val="0"/>
+                <w:sz w:val="16"/>
+              </w:rPr>
+              <w:t>IT-19</w:t>
+            </w:r>
+          </w:p>
+        </w:tc>
+        <w:tc>
+          <w:tcPr>
+            <w:tcW w:type="dxa" w:w="3572"/>
+          </w:tcPr>
+          <w:p>
+            <w:pPr>
+              <w:spacing w:after="20" w:before="40"/>
+            </w:pPr>
+            <w:r>
+              <w:rPr>
+                <w:rFonts w:ascii="Times New Roman" w:hAnsi="Times New Roman" w:cs="Times New Roman" w:eastAsia="Times New Roman"/>
+                <w:b w:val="0"/>
+                <w:i w:val="0"/>
+                <w:sz w:val="16"/>
+              </w:rPr>
+              <w:t>Administrator lists all contacts with owner info</w:t>
+            </w:r>
+          </w:p>
+        </w:tc>
+        <w:tc>
+          <w:tcPr>
+            <w:tcW w:type="dxa" w:w="2494"/>
+          </w:tcPr>
+          <w:p>
+            <w:pPr>
+              <w:spacing w:after="20" w:before="40"/>
+            </w:pPr>
+            <w:r>
+              <w:rPr>
+                <w:rFonts w:ascii="Times New Roman" w:hAnsi="Times New Roman" w:cs="Times New Roman" w:eastAsia="Times New Roman"/>
+                <w:b w:val="0"/>
+                <w:i w:val="0"/>
+                <w:sz w:val="16"/>
+              </w:rPr>
+              <w:t>GET /api/admin/emergency-contacts</w:t>
+            </w:r>
+          </w:p>
+        </w:tc>
+        <w:tc>
+          <w:tcPr>
+            <w:tcW w:type="dxa" w:w="1247"/>
+          </w:tcPr>
+          <w:p>
+            <w:pPr>
+              <w:spacing w:after="20" w:before="40"/>
+            </w:pPr>
+            <w:r>
+              <w:rPr>
+                <w:rFonts w:ascii="Times New Roman" w:hAnsi="Times New Roman" w:cs="Times New Roman" w:eastAsia="Times New Roman"/>
+                <w:b w:val="0"/>
+                <w:i w:val="0"/>
+                <w:sz w:val="16"/>
+              </w:rPr>
+              <w:t>200, owner</w:t>
+            </w:r>
+          </w:p>
+        </w:tc>
+        <w:tc>
+          <w:tcPr>
+            <w:tcW w:type="dxa" w:w="794"/>
+          </w:tcPr>
+          <w:p>
+            <w:pPr>
+              <w:spacing w:after="20" w:before="40"/>
+            </w:pPr>
+            <w:r>
+              <w:rPr>
+                <w:rFonts w:ascii="Times New Roman" w:hAnsi="Times New Roman" w:cs="Times New Roman" w:eastAsia="Times New Roman"/>
+                <w:b w:val="0"/>
+                <w:i w:val="0"/>
+                <w:sz w:val="16"/>
+              </w:rPr>
+              <w:t>PASS</w:t>
+            </w:r>
+          </w:p>
+        </w:tc>
+      </w:tr>
+      <w:tr>
+        <w:tc>
+          <w:tcPr>
+            <w:tcW w:type="dxa" w:w="737"/>
+          </w:tcPr>
+          <w:p>
+            <w:pPr>
+              <w:spacing w:after="20" w:before="40"/>
+            </w:pPr>
+            <w:r>
+              <w:rPr>
+                <w:rFonts w:ascii="Times New Roman" w:hAnsi="Times New Roman" w:cs="Times New Roman" w:eastAsia="Times New Roman"/>
+                <w:b w:val="0"/>
+                <w:i w:val="0"/>
+                <w:sz w:val="16"/>
+              </w:rPr>
+              <w:t>IT-20</w:t>
+            </w:r>
+          </w:p>
+        </w:tc>
+        <w:tc>
+          <w:tcPr>
+            <w:tcW w:type="dxa" w:w="3572"/>
+          </w:tcPr>
+          <w:p>
+            <w:pPr>
+              <w:spacing w:after="20" w:before="40"/>
+            </w:pPr>
+            <w:r>
+              <w:rPr>
+                <w:rFonts w:ascii="Times New Roman" w:hAnsi="Times New Roman" w:cs="Times New Roman" w:eastAsia="Times New Roman"/>
+                <w:b w:val="0"/>
+                <w:i w:val="0"/>
+                <w:sz w:val="16"/>
+              </w:rPr>
+              <w:t>Administrator updates and then deletes any contact</w:t>
+            </w:r>
+          </w:p>
+        </w:tc>
+        <w:tc>
+          <w:tcPr>
+            <w:tcW w:type="dxa" w:w="2494"/>
+          </w:tcPr>
+          <w:p>
+            <w:pPr>
+              <w:spacing w:after="20" w:before="40"/>
+            </w:pPr>
+            <w:r>
+              <w:rPr>
+                <w:rFonts w:ascii="Times New Roman" w:hAnsi="Times New Roman" w:cs="Times New Roman" w:eastAsia="Times New Roman"/>
+                <w:b w:val="0"/>
+                <w:i w:val="0"/>
+                <w:sz w:val="16"/>
+              </w:rPr>
+              <w:t>PATCH + DELETE admin :id</w:t>
+            </w:r>
+          </w:p>
+        </w:tc>
+        <w:tc>
+          <w:tcPr>
+            <w:tcW w:type="dxa" w:w="1247"/>
+          </w:tcPr>
+          <w:p>
+            <w:pPr>
+              <w:spacing w:after="20" w:before="40"/>
+            </w:pPr>
+            <w:r>
+              <w:rPr>
+                <w:rFonts w:ascii="Times New Roman" w:hAnsi="Times New Roman" w:cs="Times New Roman" w:eastAsia="Times New Roman"/>
+                <w:b w:val="0"/>
+                <w:i w:val="0"/>
+                <w:sz w:val="16"/>
+              </w:rPr>
+              <w:t>200, 200</w:t>
+            </w:r>
+          </w:p>
+        </w:tc>
+        <w:tc>
+          <w:tcPr>
+            <w:tcW w:type="dxa" w:w="794"/>
+          </w:tcPr>
+          <w:p>
+            <w:pPr>
+              <w:spacing w:after="20" w:before="40"/>
+            </w:pPr>
+            <w:r>
+              <w:rPr>
+                <w:rFonts w:ascii="Times New Roman" w:hAnsi="Times New Roman" w:cs="Times New Roman" w:eastAsia="Times New Roman"/>
+                <w:b w:val="0"/>
+                <w:i w:val="0"/>
+                <w:sz w:val="16"/>
+              </w:rPr>
+              <w:t>PASS</w:t>
+            </w:r>
+          </w:p>
+        </w:tc>
+      </w:tr>
+      <w:tr>
+        <w:tc>
+          <w:tcPr>
+            <w:tcW w:type="dxa" w:w="737"/>
+          </w:tcPr>
+          <w:p>
+            <w:pPr>
+              <w:spacing w:after="20" w:before="40"/>
+            </w:pPr>
+            <w:r>
+              <w:rPr>
+                <w:rFonts w:ascii="Times New Roman" w:hAnsi="Times New Roman" w:cs="Times New Roman" w:eastAsia="Times New Roman"/>
+                <w:b w:val="0"/>
+                <w:i w:val="0"/>
+                <w:sz w:val="16"/>
+              </w:rPr>
+              <w:t>IT-21</w:t>
+            </w:r>
+          </w:p>
+        </w:tc>
+        <w:tc>
+          <w:tcPr>
+            <w:tcW w:type="dxa" w:w="3572"/>
+          </w:tcPr>
+          <w:p>
+            <w:pPr>
+              <w:spacing w:after="20" w:before="40"/>
+            </w:pPr>
+            <w:r>
+              <w:rPr>
+                <w:rFonts w:ascii="Times New Roman" w:hAnsi="Times New Roman" w:cs="Times New Roman" w:eastAsia="Times New Roman"/>
+                <w:b w:val="0"/>
+                <w:i w:val="0"/>
+                <w:sz w:val="16"/>
+              </w:rPr>
+              <w:t>Administrative actions recorded in the admin log</w:t>
+            </w:r>
+          </w:p>
+        </w:tc>
+        <w:tc>
+          <w:tcPr>
+            <w:tcW w:type="dxa" w:w="2494"/>
+          </w:tcPr>
+          <w:p>
+            <w:pPr>
+              <w:spacing w:after="20" w:before="40"/>
+            </w:pPr>
+            <w:r>
+              <w:rPr>
+                <w:rFonts w:ascii="Times New Roman" w:hAnsi="Times New Roman" w:cs="Times New Roman" w:eastAsia="Times New Roman"/>
+                <w:b w:val="0"/>
+                <w:i w:val="0"/>
+                <w:sz w:val="16"/>
+              </w:rPr>
+              <w:t>AdminLog collection</w:t>
+            </w:r>
+          </w:p>
+        </w:tc>
+        <w:tc>
+          <w:tcPr>
+            <w:tcW w:type="dxa" w:w="1247"/>
+          </w:tcPr>
+          <w:p>
+            <w:pPr>
+              <w:spacing w:after="20" w:before="40"/>
+            </w:pPr>
+            <w:r>
+              <w:rPr>
+                <w:rFonts w:ascii="Times New Roman" w:hAnsi="Times New Roman" w:cs="Times New Roman" w:eastAsia="Times New Roman"/>
+                <w:b w:val="0"/>
+                <w:i w:val="0"/>
+                <w:sz w:val="16"/>
+              </w:rPr>
+              <w:t>count &amp;gt; 0</w:t>
+            </w:r>
+          </w:p>
+        </w:tc>
+        <w:tc>
+          <w:tcPr>
+            <w:tcW w:type="dxa" w:w="794"/>
+          </w:tcPr>
+          <w:p>
+            <w:pPr>
+              <w:spacing w:after="20" w:before="40"/>
+            </w:pPr>
+            <w:r>
+              <w:rPr>
+                <w:rFonts w:ascii="Times New Roman" w:hAnsi="Times New Roman" w:cs="Times New Roman" w:eastAsia="Times New Roman"/>
+                <w:b w:val="0"/>
+                <w:i w:val="0"/>
+                <w:sz w:val="16"/>
+              </w:rPr>
+              <w:t>PASS</w:t>
+            </w:r>
+          </w:p>
+        </w:tc>
+      </w:tr>
+    </w:tbl>
+    <w:p>
+      <w:pPr>
+        <w:spacing w:after="120" w:line="240" w:lineRule="auto"/>
+      </w:pPr>
+    </w:p>
+    <w:p>
+      <w:pPr>
+        <w:spacing w:after="80" w:before="80" w:line="269" w:lineRule="auto"/>
+      </w:pPr>
+      <w:r>
+        <w:rPr>
+          <w:rFonts w:ascii="Times New Roman" w:hAnsi="Times New Roman" w:cs="Times New Roman" w:eastAsia="Times New Roman"/>
+          <w:b w:val="0"/>
+          <w:i w:val="0"/>
+          <w:sz w:val="24"/>
+        </w:rPr>
+        <w:t>Three of these scenarios read as follows in the actual test source – registration, the role gate, and ownership isolation:</w:t>
+      </w:r>
+    </w:p>
+    <w:p>
+      <w:pPr>
+        <w:spacing w:after="0" w:before="0" w:line="240" w:lineRule="auto"/>
+        <w:ind w:left="227"/>
+      </w:pPr>
+      <w:r>
+        <w:rPr>
+          <w:rFonts w:ascii="Consolas" w:hAnsi="Consolas" w:cs="Consolas" w:eastAsia="Consolas"/>
+          <w:sz w:val="17"/>
+        </w:rPr>
+        <w:t>// IT-02  a brand-new user registers and receives a JWT</w:t>
+      </w:r>
+    </w:p>
+    <w:p>
+      <w:pPr>
+        <w:spacing w:after="0" w:before="0" w:line="240" w:lineRule="auto"/>
+        <w:ind w:left="227"/>
+      </w:pPr>
+      <w:r>
+        <w:rPr>
+          <w:rFonts w:ascii="Consolas" w:hAnsi="Consolas" w:cs="Consolas" w:eastAsia="Consolas"/>
+          <w:sz w:val="17"/>
+        </w:rPr>
+        <w:t>const res = await request(app).post('/api/auth/register').send({</w:t>
+      </w:r>
+    </w:p>
+    <w:p>
+      <w:pPr>
+        <w:spacing w:after="0" w:before="0" w:line="240" w:lineRule="auto"/>
+        <w:ind w:left="227"/>
+      </w:pPr>
+      <w:r>
+        <w:rPr>
+          <w:rFonts w:ascii="Consolas" w:hAnsi="Consolas" w:cs="Consolas" w:eastAsia="Consolas"/>
+          <w:sz w:val="17"/>
+        </w:rPr>
+        <w:t xml:space="preserve">  name: 'Integration User A', email: 'it.user.a@example.com',</w:t>
+      </w:r>
+    </w:p>
+    <w:p>
+      <w:pPr>
+        <w:spacing w:after="0" w:before="0" w:line="240" w:lineRule="auto"/>
+        <w:ind w:left="227"/>
+      </w:pPr>
+      <w:r>
+        <w:rPr>
+          <w:rFonts w:ascii="Consolas" w:hAnsi="Consolas" w:cs="Consolas" w:eastAsia="Consolas"/>
+          <w:sz w:val="17"/>
+        </w:rPr>
+        <w:t xml:space="preserve">  phone: '9876543210', password: 'Password@123', language: 'en',</w:t>
+      </w:r>
+    </w:p>
+    <w:p>
+      <w:pPr>
+        <w:spacing w:after="0" w:before="0" w:line="240" w:lineRule="auto"/>
+        <w:ind w:left="227"/>
+      </w:pPr>
+      <w:r>
+        <w:rPr>
+          <w:rFonts w:ascii="Consolas" w:hAnsi="Consolas" w:cs="Consolas" w:eastAsia="Consolas"/>
+          <w:sz w:val="17"/>
+        </w:rPr>
+        <w:t>})</w:t>
+      </w:r>
+    </w:p>
+    <w:p>
+      <w:pPr>
+        <w:spacing w:after="0" w:before="0" w:line="240" w:lineRule="auto"/>
+        <w:ind w:left="227"/>
+      </w:pPr>
+      <w:r>
+        <w:rPr>
+          <w:rFonts w:ascii="Consolas" w:hAnsi="Consolas" w:cs="Consolas" w:eastAsia="Consolas"/>
+          <w:sz w:val="17"/>
+        </w:rPr>
+        <w:t>assert.equal(res.status, 201)</w:t>
+      </w:r>
+    </w:p>
+    <w:p>
+      <w:pPr>
+        <w:spacing w:after="0" w:before="0" w:line="240" w:lineRule="auto"/>
+        <w:ind w:left="227"/>
+      </w:pPr>
+      <w:r>
+        <w:rPr>
+          <w:rFonts w:ascii="Consolas" w:hAnsi="Consolas" w:cs="Consolas" w:eastAsia="Consolas"/>
+          <w:sz w:val="17"/>
+        </w:rPr>
+        <w:t>assert.ok(res.body.data.token)</w:t>
+      </w:r>
+    </w:p>
+    <w:p>
+      <w:pPr>
+        <w:spacing w:after="0" w:before="0" w:line="240" w:lineRule="auto"/>
+        <w:ind w:left="227"/>
+      </w:pPr>
+      <w:r>
+        <w:rPr>
+          <w:rFonts w:ascii="Consolas" w:hAnsi="Consolas" w:cs="Consolas" w:eastAsia="Consolas"/>
+          <w:sz w:val="17"/>
+        </w:rPr>
+      </w:r>
+    </w:p>
+    <w:p>
+      <w:pPr>
+        <w:spacing w:after="0" w:before="0" w:line="240" w:lineRule="auto"/>
+        <w:ind w:left="227"/>
+      </w:pPr>
+      <w:r>
+        <w:rPr>
+          <w:rFonts w:ascii="Consolas" w:hAnsi="Consolas" w:cs="Consolas" w:eastAsia="Consolas"/>
+          <w:sz w:val="17"/>
+        </w:rPr>
+        <w:t>// IT-09  a USER token is forbidden from administrator routes</w:t>
+      </w:r>
+    </w:p>
+    <w:p>
+      <w:pPr>
+        <w:spacing w:after="0" w:before="0" w:line="240" w:lineRule="auto"/>
+        <w:ind w:left="227"/>
+      </w:pPr>
+      <w:r>
+        <w:rPr>
+          <w:rFonts w:ascii="Consolas" w:hAnsi="Consolas" w:cs="Consolas" w:eastAsia="Consolas"/>
+          <w:sz w:val="17"/>
+        </w:rPr>
+        <w:t>const res2 = await request(app).get('/api/admin/dashboard')</w:t>
+      </w:r>
+    </w:p>
+    <w:p>
+      <w:pPr>
+        <w:spacing w:after="0" w:before="0" w:line="240" w:lineRule="auto"/>
+        <w:ind w:left="227"/>
+      </w:pPr>
+      <w:r>
+        <w:rPr>
+          <w:rFonts w:ascii="Consolas" w:hAnsi="Consolas" w:cs="Consolas" w:eastAsia="Consolas"/>
+          <w:sz w:val="17"/>
+        </w:rPr>
+        <w:t xml:space="preserve">  .set('Authorization', `Bearer ${userAToken}`)</w:t>
+      </w:r>
+    </w:p>
+    <w:p>
+      <w:pPr>
+        <w:spacing w:after="0" w:before="0" w:line="240" w:lineRule="auto"/>
+        <w:ind w:left="227"/>
+      </w:pPr>
+      <w:r>
+        <w:rPr>
+          <w:rFonts w:ascii="Consolas" w:hAnsi="Consolas" w:cs="Consolas" w:eastAsia="Consolas"/>
+          <w:sz w:val="17"/>
+        </w:rPr>
+        <w:t>assert.equal(res2.status, 403)</w:t>
+      </w:r>
+    </w:p>
+    <w:p>
+      <w:pPr>
+        <w:spacing w:after="0" w:before="0" w:line="240" w:lineRule="auto"/>
+        <w:ind w:left="227"/>
+      </w:pPr>
+      <w:r>
+        <w:rPr>
+          <w:rFonts w:ascii="Consolas" w:hAnsi="Consolas" w:cs="Consolas" w:eastAsia="Consolas"/>
+          <w:sz w:val="17"/>
+        </w:rPr>
+      </w:r>
+    </w:p>
+    <w:p>
+      <w:pPr>
+        <w:spacing w:after="0" w:before="0" w:line="240" w:lineRule="auto"/>
+        <w:ind w:left="227"/>
+      </w:pPr>
+      <w:r>
+        <w:rPr>
+          <w:rFonts w:ascii="Consolas" w:hAnsi="Consolas" w:cs="Consolas" w:eastAsia="Consolas"/>
+          <w:sz w:val="17"/>
+        </w:rPr>
+        <w:t>// IT-14  user B can never see user A's contacts</w:t>
+      </w:r>
+    </w:p>
+    <w:p>
+      <w:pPr>
+        <w:spacing w:after="0" w:before="0" w:line="240" w:lineRule="auto"/>
+        <w:ind w:left="227"/>
+      </w:pPr>
+      <w:r>
+        <w:rPr>
+          <w:rFonts w:ascii="Consolas" w:hAnsi="Consolas" w:cs="Consolas" w:eastAsia="Consolas"/>
+          <w:sz w:val="17"/>
+        </w:rPr>
+        <w:t>const other = await request(app).get('/api/emergency-contacts')</w:t>
+      </w:r>
+    </w:p>
+    <w:p>
+      <w:pPr>
+        <w:spacing w:after="0" w:before="0" w:line="240" w:lineRule="auto"/>
+        <w:ind w:left="227"/>
+      </w:pPr>
+      <w:r>
+        <w:rPr>
+          <w:rFonts w:ascii="Consolas" w:hAnsi="Consolas" w:cs="Consolas" w:eastAsia="Consolas"/>
+          <w:sz w:val="17"/>
+        </w:rPr>
+        <w:t xml:space="preserve">  .set('Authorization', `Bearer ${userBToken}`)</w:t>
+      </w:r>
+    </w:p>
+    <w:p>
+      <w:pPr>
+        <w:spacing w:after="0" w:before="0" w:line="240" w:lineRule="auto"/>
+        <w:ind w:left="227"/>
+      </w:pPr>
+      <w:r>
+        <w:rPr>
+          <w:rFonts w:ascii="Consolas" w:hAnsi="Consolas" w:cs="Consolas" w:eastAsia="Consolas"/>
+          <w:sz w:val="17"/>
+        </w:rPr>
+        <w:t>assert.equal(other.body.data.contacts.length, 0)</w:t>
       </w:r>
     </w:p>
     <w:p>
@@ -1339,156 +7056,7 @@
           <w:i w:val="0"/>
           <w:sz w:val="24"/>
         </w:rPr>
-        <w:t>The automated suite covers authentication, authorization and ownership, going well beyond the earlier scripted API walkthrough. The 21 scenarios verify:</w:t>
-      </w:r>
-    </w:p>
-    <w:p>
-      <w:pPr>
-        <w:spacing w:after="80" w:before="80" w:line="269" w:lineRule="auto"/>
-        <w:ind w:left="425"/>
-      </w:pPr>
-      <w:r>
-        <w:rPr>
-          <w:rFonts w:ascii="Times New Roman" w:hAnsi="Times New Roman" w:cs="Times New Roman" w:eastAsia="Times New Roman"/>
-          <w:b w:val="0"/>
-          <w:i w:val="0"/>
-          <w:sz w:val="24"/>
-        </w:rPr>
-        <w:t>Health check reports the database as connected before any test runs.</w:t>
-      </w:r>
-    </w:p>
-    <w:p>
-      <w:pPr>
-        <w:spacing w:after="80" w:before="80" w:line="269" w:lineRule="auto"/>
-        <w:ind w:left="425"/>
-      </w:pPr>
-      <w:r>
-        <w:rPr>
-          <w:rFonts w:ascii="Times New Roman" w:hAnsi="Times New Roman" w:cs="Times New Roman" w:eastAsia="Times New Roman"/>
-          <w:b w:val="0"/>
-          <w:i w:val="0"/>
-          <w:sz w:val="24"/>
-        </w:rPr>
-        <w:t>Registration issues a JWT; duplicate email registration is rejected with a 409.</w:t>
-      </w:r>
-    </w:p>
-    <w:p>
-      <w:pPr>
-        <w:spacing w:after="80" w:before="80" w:line="269" w:lineRule="auto"/>
-        <w:ind w:left="425"/>
-      </w:pPr>
-      <w:r>
-        <w:rPr>
-          <w:rFonts w:ascii="Times New Roman" w:hAnsi="Times New Roman" w:cs="Times New Roman" w:eastAsia="Times New Roman"/>
-          <w:b w:val="0"/>
-          <w:i w:val="0"/>
-          <w:sz w:val="24"/>
-        </w:rPr>
-        <w:t>Login with a wrong password is rejected with a generic 401 message, so usernames cannot be enumerated.</w:t>
-      </w:r>
-    </w:p>
-    <w:p>
-      <w:pPr>
-        <w:spacing w:after="80" w:before="80" w:line="269" w:lineRule="auto"/>
-        <w:ind w:left="425"/>
-      </w:pPr>
-      <w:r>
-        <w:rPr>
-          <w:rFonts w:ascii="Times New Roman" w:hAnsi="Times New Roman" w:cs="Times New Roman" w:eastAsia="Times New Roman"/>
-          <w:b w:val="0"/>
-          <w:i w:val="0"/>
-          <w:sz w:val="24"/>
-        </w:rPr>
-        <w:t>A known administrator authenticates and receives an ADMIN token.</w:t>
-      </w:r>
-    </w:p>
-    <w:p>
-      <w:pPr>
-        <w:spacing w:after="80" w:before="80" w:line="269" w:lineRule="auto"/>
-        <w:ind w:left="425"/>
-      </w:pPr>
-      <w:r>
-        <w:rPr>
-          <w:rFonts w:ascii="Times New Roman" w:hAnsi="Times New Roman" w:cs="Times New Roman" w:eastAsia="Times New Roman"/>
-          <w:b w:val="0"/>
-          <w:i w:val="0"/>
-          <w:sz w:val="24"/>
-        </w:rPr>
-        <w:t>GET /api/auth/me returns the authenticated profile for the calling user only.</w:t>
-      </w:r>
-    </w:p>
-    <w:p>
-      <w:pPr>
-        <w:spacing w:after="80" w:before="80" w:line="269" w:lineRule="auto"/>
-        <w:ind w:left="425"/>
-      </w:pPr>
-      <w:r>
-        <w:rPr>
-          <w:rFonts w:ascii="Times New Roman" w:hAnsi="Times New Roman" w:cs="Times New Roman" w:eastAsia="Times New Roman"/>
-          <w:b w:val="0"/>
-          <w:i w:val="0"/>
-          <w:sz w:val="24"/>
-        </w:rPr>
-        <w:t>The role matrix: no token → 401, USER token on administrator routes → 403, ADMIN token on administrator routes → 200.</w:t>
-      </w:r>
-    </w:p>
-    <w:p>
-      <w:pPr>
-        <w:spacing w:after="80" w:before="80" w:line="269" w:lineRule="auto"/>
-        <w:ind w:left="425"/>
-      </w:pPr>
-      <w:r>
-        <w:rPr>
-          <w:rFonts w:ascii="Times New Roman" w:hAnsi="Times New Roman" w:cs="Times New Roman" w:eastAsia="Times New Roman"/>
-          <w:b w:val="0"/>
-          <w:i w:val="0"/>
-          <w:sz w:val="24"/>
-        </w:rPr>
-        <w:t>Emergency-contact CRUD lifecycle, including phone normalization, invalid-phone rejection (400), a malformed ObjectId rejected cleanly (400) instead of crashing, and a non-existent record returning 404.</w:t>
-      </w:r>
-    </w:p>
-    <w:p>
-      <w:pPr>
-        <w:spacing w:after="80" w:before="80" w:line="269" w:lineRule="auto"/>
-        <w:ind w:left="425"/>
-      </w:pPr>
-      <w:r>
-        <w:rPr>
-          <w:rFonts w:ascii="Times New Roman" w:hAnsi="Times New Roman" w:cs="Times New Roman" w:eastAsia="Times New Roman"/>
-          <w:b w:val="0"/>
-          <w:i w:val="0"/>
-          <w:sz w:val="24"/>
-        </w:rPr>
-        <w:t>Ownership isolation: two real users were registered, and user B could never see, update or delete user A’s contact.</w:t>
-      </w:r>
-    </w:p>
-    <w:p>
-      <w:pPr>
-        <w:spacing w:after="80" w:before="80" w:line="269" w:lineRule="auto"/>
-        <w:ind w:left="425"/>
-      </w:pPr>
-      <w:r>
-        <w:rPr>
-          <w:rFonts w:ascii="Times New Roman" w:hAnsi="Times New Roman" w:cs="Times New Roman" w:eastAsia="Times New Roman"/>
-          <w:b w:val="0"/>
-          <w:i w:val="0"/>
-          <w:sz w:val="24"/>
-        </w:rPr>
-        <w:t>Administrator cross-user operations list all contacts with owner information, and every administrative update or deletion is recorded in the admin-log collection.</w:t>
-      </w:r>
-    </w:p>
-    <w:p>
-      <w:pPr>
-        <w:spacing w:after="80" w:before="80" w:line="269" w:lineRule="auto"/>
-      </w:pPr>
-      <w:r>
-        <w:rPr>
-          <w:rFonts w:ascii="Times New Roman" w:hAnsi="Times New Roman" w:cs="Times New Roman" w:eastAsia="Times New Roman"/>
-          <w:b w:val="0"/>
-          <w:i w:val="0"/>
-          <w:sz w:val="24"/>
-        </w:rPr>
-        <w:t>The runner summary for the full integration run is shown below – all 22 reported checks passed:</w:t>
+        <w:t>The full run is reproduced below – the runner reported all 22 passing results (twenty-one scenarios plus the outer test block), with zero failures:</w:t>
       </w:r>
     </w:p>
     <w:p>
@@ -1501,7 +7069,7 @@
           <w:rFonts w:ascii="Consolas" w:hAnsi="Consolas" w:cs="Consolas" w:eastAsia="Consolas"/>
           <w:sz w:val="17"/>
         </w:rPr>
-        <w:t>&gt; tsx --test "tests/integration/*.test.ts"</w:t>
+        <w:t>&gt; npm run test:integration</w:t>
       </w:r>
     </w:p>
     <w:p>
@@ -1825,7 +7393,7 @@
           <w:i w:val="0"/>
           <w:sz w:val="24"/>
         </w:rPr>
-        <w:t>During the earlier manual phase of integration testing, every endpoint was also exercised against the running backend and MongoDB and the resulting documents were inspected directly in the database after each operation to confirm exactly what had been written. The role-based access-control matrix in Section 6.5.2 summarises those checks.</w:t>
+        <w:t>Two results deserve emphasis. First, a wrong password produces the same generic 401 body as an unknown account, so the login endpoint cannot be used to enumerate registered users. Second, ownership isolation came back clean in every attempt: user B could never read, update or delete a record belonging to user A, and the administrator cross-user path succeeded only with an ADMIN token. These automated results repeat the findings of the manual API phase, during which every endpoint was also exercised against the running backend and the resulting documents were inspected directly in MongoDB after each operation. The role-based access-control matrix in Section 6.5.2 summarises both phases.</w:t>
       </w:r>
     </w:p>
     <w:p>
@@ -1854,7 +7422,1148 @@
           <w:i w:val="0"/>
           <w:sz w:val="24"/>
         </w:rPr>
-        <w:t>The complete application – frontend, backend and database working together – was tested in a real browser. Every page was navigated, every form submitted, and every screen state (loading, empty, error, success) observed. This is the level where cross-cutting problems appear, such as an API returning data that the page could not render, or a redirect sending a user to the wrong place. Screenshots captured during these browser runs are stored in the repository under documentation/test-evidence/ as permanent evidence of the system-level results quoted throughout this chapter.</w:t>
+        <w:t>At the top of the test pyramid, the complete application – frontend, backend and database working together – was tested as one product in a real browser, on the environment described in Section 6.3. Every page was navigated, every form submitted, and every screen state (loading, empty, error, success) observed. This is the level where cross-cutting problems appear: an API that returns data a page cannot render, a redirect that sends a user to the wrong place, or a message that only exists in one language. The table below lists the twelve areas exercised end to end; the module-by-module details and all seventy system-level test cases, each with its scripted steps and observed result, are tabulated in Section 6.7.</w:t>
+      </w:r>
+    </w:p>
+    <w:tbl>
+      <w:tblPr>
+        <w:tblStyle w:val="TableGrid"/>
+        <w:tblW w:type="auto" w:w="0"/>
+        <w:jc w:val="center"/>
+        <w:tblLayout w:type="fixed"/>
+        <w:tblLook w:firstColumn="1" w:firstRow="1" w:lastColumn="0" w:lastRow="0" w:noHBand="0" w:noVBand="1" w:val="04A0"/>
+      </w:tblPr>
+      <w:tblGrid>
+        <w:gridCol w:w="2256"/>
+        <w:gridCol w:w="2256"/>
+        <w:gridCol w:w="2256"/>
+        <w:gridCol w:w="2256"/>
+      </w:tblGrid>
+      <w:tr>
+        <w:tc>
+          <w:tcPr>
+            <w:tcW w:type="dxa" w:w="737"/>
+            <w:shd w:val="clear" w:color="auto" w:fill="D9D9D9"/>
+          </w:tcPr>
+          <w:p>
+            <w:pPr>
+              <w:spacing w:after="20" w:before="40"/>
+            </w:pPr>
+            <w:r>
+              <w:rPr>
+                <w:rFonts w:ascii="Times New Roman" w:hAnsi="Times New Roman" w:cs="Times New Roman" w:eastAsia="Times New Roman"/>
+                <w:b/>
+                <w:i w:val="0"/>
+                <w:sz w:val="17"/>
+              </w:rPr>
+              <w:t>#</w:t>
+            </w:r>
+          </w:p>
+        </w:tc>
+        <w:tc>
+          <w:tcPr>
+            <w:tcW w:type="dxa" w:w="3118"/>
+            <w:shd w:val="clear" w:color="auto" w:fill="D9D9D9"/>
+          </w:tcPr>
+          <w:p>
+            <w:pPr>
+              <w:spacing w:after="20" w:before="40"/>
+            </w:pPr>
+            <w:r>
+              <w:rPr>
+                <w:rFonts w:ascii="Times New Roman" w:hAnsi="Times New Roman" w:cs="Times New Roman" w:eastAsia="Times New Roman"/>
+                <w:b/>
+                <w:i w:val="0"/>
+                <w:sz w:val="17"/>
+              </w:rPr>
+              <w:t>Test area (exercised end to end in the browser)</w:t>
+            </w:r>
+          </w:p>
+        </w:tc>
+        <w:tc>
+          <w:tcPr>
+            <w:tcW w:type="dxa" w:w="4139"/>
+            <w:shd w:val="clear" w:color="auto" w:fill="D9D9D9"/>
+          </w:tcPr>
+          <w:p>
+            <w:pPr>
+              <w:spacing w:after="20" w:before="40"/>
+            </w:pPr>
+            <w:r>
+              <w:rPr>
+                <w:rFonts w:ascii="Times New Roman" w:hAnsi="Times New Roman" w:cs="Times New Roman" w:eastAsia="Times New Roman"/>
+                <w:b/>
+                <w:i w:val="0"/>
+                <w:sz w:val="17"/>
+              </w:rPr>
+              <w:t>Key checks performed</w:t>
+            </w:r>
+          </w:p>
+        </w:tc>
+        <w:tc>
+          <w:tcPr>
+            <w:tcW w:type="dxa" w:w="907"/>
+            <w:shd w:val="clear" w:color="auto" w:fill="D9D9D9"/>
+          </w:tcPr>
+          <w:p>
+            <w:pPr>
+              <w:spacing w:after="20" w:before="40"/>
+            </w:pPr>
+            <w:r>
+              <w:rPr>
+                <w:rFonts w:ascii="Times New Roman" w:hAnsi="Times New Roman" w:cs="Times New Roman" w:eastAsia="Times New Roman"/>
+                <w:b/>
+                <w:i w:val="0"/>
+                <w:sz w:val="17"/>
+              </w:rPr>
+              <w:t>Result</w:t>
+            </w:r>
+          </w:p>
+        </w:tc>
+      </w:tr>
+      <w:tr>
+        <w:tc>
+          <w:tcPr>
+            <w:tcW w:type="dxa" w:w="737"/>
+          </w:tcPr>
+          <w:p>
+            <w:pPr>
+              <w:spacing w:after="20" w:before="40"/>
+            </w:pPr>
+            <w:r>
+              <w:rPr>
+                <w:rFonts w:ascii="Times New Roman" w:hAnsi="Times New Roman" w:cs="Times New Roman" w:eastAsia="Times New Roman"/>
+                <w:b w:val="0"/>
+                <w:i w:val="0"/>
+                <w:sz w:val="17"/>
+              </w:rPr>
+              <w:t>S-01</w:t>
+            </w:r>
+          </w:p>
+        </w:tc>
+        <w:tc>
+          <w:tcPr>
+            <w:tcW w:type="dxa" w:w="3118"/>
+          </w:tcPr>
+          <w:p>
+            <w:pPr>
+              <w:spacing w:after="20" w:before="40"/>
+            </w:pPr>
+            <w:r>
+              <w:rPr>
+                <w:rFonts w:ascii="Times New Roman" w:hAnsi="Times New Roman" w:cs="Times New Roman" w:eastAsia="Times New Roman"/>
+                <w:b w:val="0"/>
+                <w:i w:val="0"/>
+                <w:sz w:val="17"/>
+              </w:rPr>
+              <w:t>Authentication and authorization</w:t>
+            </w:r>
+          </w:p>
+        </w:tc>
+        <w:tc>
+          <w:tcPr>
+            <w:tcW w:type="dxa" w:w="4139"/>
+          </w:tcPr>
+          <w:p>
+            <w:pPr>
+              <w:spacing w:after="20" w:before="40"/>
+            </w:pPr>
+            <w:r>
+              <w:rPr>
+                <w:rFonts w:ascii="Times New Roman" w:hAnsi="Times New Roman" w:cs="Times New Roman" w:eastAsia="Times New Roman"/>
+                <w:b w:val="0"/>
+                <w:i w:val="0"/>
+                <w:sz w:val="17"/>
+              </w:rPr>
+              <w:t>sign-up, sign-in, sign-out, role-based redirects, 401 / 403 behaviour</w:t>
+            </w:r>
+          </w:p>
+        </w:tc>
+        <w:tc>
+          <w:tcPr>
+            <w:tcW w:type="dxa" w:w="907"/>
+          </w:tcPr>
+          <w:p>
+            <w:pPr>
+              <w:spacing w:after="20" w:before="40"/>
+            </w:pPr>
+            <w:r>
+              <w:rPr>
+                <w:rFonts w:ascii="Times New Roman" w:hAnsi="Times New Roman" w:cs="Times New Roman" w:eastAsia="Times New Roman"/>
+                <w:b w:val="0"/>
+                <w:i w:val="0"/>
+                <w:sz w:val="17"/>
+              </w:rPr>
+              <w:t>PASS</w:t>
+            </w:r>
+          </w:p>
+        </w:tc>
+      </w:tr>
+      <w:tr>
+        <w:tc>
+          <w:tcPr>
+            <w:tcW w:type="dxa" w:w="737"/>
+          </w:tcPr>
+          <w:p>
+            <w:pPr>
+              <w:spacing w:after="20" w:before="40"/>
+            </w:pPr>
+            <w:r>
+              <w:rPr>
+                <w:rFonts w:ascii="Times New Roman" w:hAnsi="Times New Roman" w:cs="Times New Roman" w:eastAsia="Times New Roman"/>
+                <w:b w:val="0"/>
+                <w:i w:val="0"/>
+                <w:sz w:val="17"/>
+              </w:rPr>
+              <w:t>S-02</w:t>
+            </w:r>
+          </w:p>
+        </w:tc>
+        <w:tc>
+          <w:tcPr>
+            <w:tcW w:type="dxa" w:w="3118"/>
+          </w:tcPr>
+          <w:p>
+            <w:pPr>
+              <w:spacing w:after="20" w:before="40"/>
+            </w:pPr>
+            <w:r>
+              <w:rPr>
+                <w:rFonts w:ascii="Times New Roman" w:hAnsi="Times New Roman" w:cs="Times New Roman" w:eastAsia="Times New Roman"/>
+                <w:b w:val="0"/>
+                <w:i w:val="0"/>
+                <w:sz w:val="17"/>
+              </w:rPr>
+              <w:t>User and profile management</w:t>
+            </w:r>
+          </w:p>
+        </w:tc>
+        <w:tc>
+          <w:tcPr>
+            <w:tcW w:type="dxa" w:w="4139"/>
+          </w:tcPr>
+          <w:p>
+            <w:pPr>
+              <w:spacing w:after="20" w:before="40"/>
+            </w:pPr>
+            <w:r>
+              <w:rPr>
+                <w:rFonts w:ascii="Times New Roman" w:hAnsi="Times New Roman" w:cs="Times New Roman" w:eastAsia="Times New Roman"/>
+                <w:b w:val="0"/>
+                <w:i w:val="0"/>
+                <w:sz w:val="17"/>
+              </w:rPr>
+              <w:t>view and update profile, language switch (English / Hindi)</w:t>
+            </w:r>
+          </w:p>
+        </w:tc>
+        <w:tc>
+          <w:tcPr>
+            <w:tcW w:type="dxa" w:w="907"/>
+          </w:tcPr>
+          <w:p>
+            <w:pPr>
+              <w:spacing w:after="20" w:before="40"/>
+            </w:pPr>
+            <w:r>
+              <w:rPr>
+                <w:rFonts w:ascii="Times New Roman" w:hAnsi="Times New Roman" w:cs="Times New Roman" w:eastAsia="Times New Roman"/>
+                <w:b w:val="0"/>
+                <w:i w:val="0"/>
+                <w:sz w:val="17"/>
+              </w:rPr>
+              <w:t>PASS</w:t>
+            </w:r>
+          </w:p>
+        </w:tc>
+      </w:tr>
+      <w:tr>
+        <w:tc>
+          <w:tcPr>
+            <w:tcW w:type="dxa" w:w="737"/>
+          </w:tcPr>
+          <w:p>
+            <w:pPr>
+              <w:spacing w:after="20" w:before="40"/>
+            </w:pPr>
+            <w:r>
+              <w:rPr>
+                <w:rFonts w:ascii="Times New Roman" w:hAnsi="Times New Roman" w:cs="Times New Roman" w:eastAsia="Times New Roman"/>
+                <w:b w:val="0"/>
+                <w:i w:val="0"/>
+                <w:sz w:val="17"/>
+              </w:rPr>
+              <w:t>S-03</w:t>
+            </w:r>
+          </w:p>
+        </w:tc>
+        <w:tc>
+          <w:tcPr>
+            <w:tcW w:type="dxa" w:w="3118"/>
+          </w:tcPr>
+          <w:p>
+            <w:pPr>
+              <w:spacing w:after="20" w:before="40"/>
+            </w:pPr>
+            <w:r>
+              <w:rPr>
+                <w:rFonts w:ascii="Times New Roman" w:hAnsi="Times New Roman" w:cs="Times New Roman" w:eastAsia="Times New Roman"/>
+                <w:b w:val="0"/>
+                <w:i w:val="0"/>
+                <w:sz w:val="17"/>
+              </w:rPr>
+              <w:t>Emergency contacts</w:t>
+            </w:r>
+          </w:p>
+        </w:tc>
+        <w:tc>
+          <w:tcPr>
+            <w:tcW w:type="dxa" w:w="4139"/>
+          </w:tcPr>
+          <w:p>
+            <w:pPr>
+              <w:spacing w:after="20" w:before="40"/>
+            </w:pPr>
+            <w:r>
+              <w:rPr>
+                <w:rFonts w:ascii="Times New Roman" w:hAnsi="Times New Roman" w:cs="Times New Roman" w:eastAsia="Times New Roman"/>
+                <w:b w:val="0"/>
+                <w:i w:val="0"/>
+                <w:sz w:val="17"/>
+              </w:rPr>
+              <w:t>add, edit, delete, mark primary, validation messages</w:t>
+            </w:r>
+          </w:p>
+        </w:tc>
+        <w:tc>
+          <w:tcPr>
+            <w:tcW w:type="dxa" w:w="907"/>
+          </w:tcPr>
+          <w:p>
+            <w:pPr>
+              <w:spacing w:after="20" w:before="40"/>
+            </w:pPr>
+            <w:r>
+              <w:rPr>
+                <w:rFonts w:ascii="Times New Roman" w:hAnsi="Times New Roman" w:cs="Times New Roman" w:eastAsia="Times New Roman"/>
+                <w:b w:val="0"/>
+                <w:i w:val="0"/>
+                <w:sz w:val="17"/>
+              </w:rPr>
+              <w:t>PASS</w:t>
+            </w:r>
+          </w:p>
+        </w:tc>
+      </w:tr>
+      <w:tr>
+        <w:tc>
+          <w:tcPr>
+            <w:tcW w:type="dxa" w:w="737"/>
+          </w:tcPr>
+          <w:p>
+            <w:pPr>
+              <w:spacing w:after="20" w:before="40"/>
+            </w:pPr>
+            <w:r>
+              <w:rPr>
+                <w:rFonts w:ascii="Times New Roman" w:hAnsi="Times New Roman" w:cs="Times New Roman" w:eastAsia="Times New Roman"/>
+                <w:b w:val="0"/>
+                <w:i w:val="0"/>
+                <w:sz w:val="17"/>
+              </w:rPr>
+              <w:t>S-04</w:t>
+            </w:r>
+          </w:p>
+        </w:tc>
+        <w:tc>
+          <w:tcPr>
+            <w:tcW w:type="dxa" w:w="3118"/>
+          </w:tcPr>
+          <w:p>
+            <w:pPr>
+              <w:spacing w:after="20" w:before="40"/>
+            </w:pPr>
+            <w:r>
+              <w:rPr>
+                <w:rFonts w:ascii="Times New Roman" w:hAnsi="Times New Roman" w:cs="Times New Roman" w:eastAsia="Times New Roman"/>
+                <w:b w:val="0"/>
+                <w:i w:val="0"/>
+                <w:sz w:val="17"/>
+              </w:rPr>
+              <w:t>SOS and incident management</w:t>
+            </w:r>
+          </w:p>
+        </w:tc>
+        <w:tc>
+          <w:tcPr>
+            <w:tcW w:type="dxa" w:w="4139"/>
+          </w:tcPr>
+          <w:p>
+            <w:pPr>
+              <w:spacing w:after="20" w:before="40"/>
+            </w:pPr>
+            <w:r>
+              <w:rPr>
+                <w:rFonts w:ascii="Times New Roman" w:hAnsi="Times New Roman" w:cs="Times New Roman" w:eastAsia="Times New Roman"/>
+                <w:b w:val="0"/>
+                <w:i w:val="0"/>
+                <w:sz w:val="17"/>
+              </w:rPr>
+              <w:t>one-tap SOS, incident confirmation, history and incident detail</w:t>
+            </w:r>
+          </w:p>
+        </w:tc>
+        <w:tc>
+          <w:tcPr>
+            <w:tcW w:type="dxa" w:w="907"/>
+          </w:tcPr>
+          <w:p>
+            <w:pPr>
+              <w:spacing w:after="20" w:before="40"/>
+            </w:pPr>
+            <w:r>
+              <w:rPr>
+                <w:rFonts w:ascii="Times New Roman" w:hAnsi="Times New Roman" w:cs="Times New Roman" w:eastAsia="Times New Roman"/>
+                <w:b w:val="0"/>
+                <w:i w:val="0"/>
+                <w:sz w:val="17"/>
+              </w:rPr>
+              <w:t>PASS</w:t>
+            </w:r>
+          </w:p>
+        </w:tc>
+      </w:tr>
+      <w:tr>
+        <w:tc>
+          <w:tcPr>
+            <w:tcW w:type="dxa" w:w="737"/>
+          </w:tcPr>
+          <w:p>
+            <w:pPr>
+              <w:spacing w:after="20" w:before="40"/>
+            </w:pPr>
+            <w:r>
+              <w:rPr>
+                <w:rFonts w:ascii="Times New Roman" w:hAnsi="Times New Roman" w:cs="Times New Roman" w:eastAsia="Times New Roman"/>
+                <w:b w:val="0"/>
+                <w:i w:val="0"/>
+                <w:sz w:val="17"/>
+              </w:rPr>
+              <w:t>S-05</w:t>
+            </w:r>
+          </w:p>
+        </w:tc>
+        <w:tc>
+          <w:tcPr>
+            <w:tcW w:type="dxa" w:w="3118"/>
+          </w:tcPr>
+          <w:p>
+            <w:pPr>
+              <w:spacing w:after="20" w:before="40"/>
+            </w:pPr>
+            <w:r>
+              <w:rPr>
+                <w:rFonts w:ascii="Times New Roman" w:hAnsi="Times New Roman" w:cs="Times New Roman" w:eastAsia="Times New Roman"/>
+                <w:b w:val="0"/>
+                <w:i w:val="0"/>
+                <w:sz w:val="17"/>
+              </w:rPr>
+              <w:t>Location handling</w:t>
+            </w:r>
+          </w:p>
+        </w:tc>
+        <w:tc>
+          <w:tcPr>
+            <w:tcW w:type="dxa" w:w="4139"/>
+          </w:tcPr>
+          <w:p>
+            <w:pPr>
+              <w:spacing w:after="20" w:before="40"/>
+            </w:pPr>
+            <w:r>
+              <w:rPr>
+                <w:rFonts w:ascii="Times New Roman" w:hAnsi="Times New Roman" w:cs="Times New Roman" w:eastAsia="Times New Roman"/>
+                <w:b w:val="0"/>
+                <w:i w:val="0"/>
+                <w:sz w:val="17"/>
+              </w:rPr>
+              <w:t>location permitted, denied and unavailable – no fabricated coordinates</w:t>
+            </w:r>
+          </w:p>
+        </w:tc>
+        <w:tc>
+          <w:tcPr>
+            <w:tcW w:type="dxa" w:w="907"/>
+          </w:tcPr>
+          <w:p>
+            <w:pPr>
+              <w:spacing w:after="20" w:before="40"/>
+            </w:pPr>
+            <w:r>
+              <w:rPr>
+                <w:rFonts w:ascii="Times New Roman" w:hAnsi="Times New Roman" w:cs="Times New Roman" w:eastAsia="Times New Roman"/>
+                <w:b w:val="0"/>
+                <w:i w:val="0"/>
+                <w:sz w:val="17"/>
+              </w:rPr>
+              <w:t>PASS</w:t>
+            </w:r>
+          </w:p>
+        </w:tc>
+      </w:tr>
+      <w:tr>
+        <w:tc>
+          <w:tcPr>
+            <w:tcW w:type="dxa" w:w="737"/>
+          </w:tcPr>
+          <w:p>
+            <w:pPr>
+              <w:spacing w:after="20" w:before="40"/>
+            </w:pPr>
+            <w:r>
+              <w:rPr>
+                <w:rFonts w:ascii="Times New Roman" w:hAnsi="Times New Roman" w:cs="Times New Roman" w:eastAsia="Times New Roman"/>
+                <w:b w:val="0"/>
+                <w:i w:val="0"/>
+                <w:sz w:val="17"/>
+              </w:rPr>
+              <w:t>S-06</w:t>
+            </w:r>
+          </w:p>
+        </w:tc>
+        <w:tc>
+          <w:tcPr>
+            <w:tcW w:type="dxa" w:w="3118"/>
+          </w:tcPr>
+          <w:p>
+            <w:pPr>
+              <w:spacing w:after="20" w:before="40"/>
+            </w:pPr>
+            <w:r>
+              <w:rPr>
+                <w:rFonts w:ascii="Times New Roman" w:hAnsi="Times New Roman" w:cs="Times New Roman" w:eastAsia="Times New Roman"/>
+                <w:b w:val="0"/>
+                <w:i w:val="0"/>
+                <w:sz w:val="17"/>
+              </w:rPr>
+              <w:t>Facilities and nearby resources</w:t>
+            </w:r>
+          </w:p>
+        </w:tc>
+        <w:tc>
+          <w:tcPr>
+            <w:tcW w:type="dxa" w:w="4139"/>
+          </w:tcPr>
+          <w:p>
+            <w:pPr>
+              <w:spacing w:after="20" w:before="40"/>
+            </w:pPr>
+            <w:r>
+              <w:rPr>
+                <w:rFonts w:ascii="Times New Roman" w:hAnsi="Times New Roman" w:cs="Times New Roman" w:eastAsia="Times New Roman"/>
+                <w:b w:val="0"/>
+                <w:i w:val="0"/>
+                <w:sz w:val="17"/>
+              </w:rPr>
+              <w:t>list, search and filter of nearby facilities</w:t>
+            </w:r>
+          </w:p>
+        </w:tc>
+        <w:tc>
+          <w:tcPr>
+            <w:tcW w:type="dxa" w:w="907"/>
+          </w:tcPr>
+          <w:p>
+            <w:pPr>
+              <w:spacing w:after="20" w:before="40"/>
+            </w:pPr>
+            <w:r>
+              <w:rPr>
+                <w:rFonts w:ascii="Times New Roman" w:hAnsi="Times New Roman" w:cs="Times New Roman" w:eastAsia="Times New Roman"/>
+                <w:b w:val="0"/>
+                <w:i w:val="0"/>
+                <w:sz w:val="17"/>
+              </w:rPr>
+              <w:t>PASS</w:t>
+            </w:r>
+          </w:p>
+        </w:tc>
+      </w:tr>
+      <w:tr>
+        <w:tc>
+          <w:tcPr>
+            <w:tcW w:type="dxa" w:w="737"/>
+          </w:tcPr>
+          <w:p>
+            <w:pPr>
+              <w:spacing w:after="20" w:before="40"/>
+            </w:pPr>
+            <w:r>
+              <w:rPr>
+                <w:rFonts w:ascii="Times New Roman" w:hAnsi="Times New Roman" w:cs="Times New Roman" w:eastAsia="Times New Roman"/>
+                <w:b w:val="0"/>
+                <w:i w:val="0"/>
+                <w:sz w:val="17"/>
+              </w:rPr>
+              <w:t>S-07</w:t>
+            </w:r>
+          </w:p>
+        </w:tc>
+        <w:tc>
+          <w:tcPr>
+            <w:tcW w:type="dxa" w:w="3118"/>
+          </w:tcPr>
+          <w:p>
+            <w:pPr>
+              <w:spacing w:after="20" w:before="40"/>
+            </w:pPr>
+            <w:r>
+              <w:rPr>
+                <w:rFonts w:ascii="Times New Roman" w:hAnsi="Times New Roman" w:cs="Times New Roman" w:eastAsia="Times New Roman"/>
+                <w:b w:val="0"/>
+                <w:i w:val="0"/>
+                <w:sz w:val="17"/>
+              </w:rPr>
+              <w:t>Rescue teams and assignments</w:t>
+            </w:r>
+          </w:p>
+        </w:tc>
+        <w:tc>
+          <w:tcPr>
+            <w:tcW w:type="dxa" w:w="4139"/>
+          </w:tcPr>
+          <w:p>
+            <w:pPr>
+              <w:spacing w:after="20" w:before="40"/>
+            </w:pPr>
+            <w:r>
+              <w:rPr>
+                <w:rFonts w:ascii="Times New Roman" w:hAnsi="Times New Roman" w:cs="Times New Roman" w:eastAsia="Times New Roman"/>
+                <w:b w:val="0"/>
+                <w:i w:val="0"/>
+                <w:sz w:val="17"/>
+              </w:rPr>
+              <w:t>team list, assignment to incidents, status flow</w:t>
+            </w:r>
+          </w:p>
+        </w:tc>
+        <w:tc>
+          <w:tcPr>
+            <w:tcW w:type="dxa" w:w="907"/>
+          </w:tcPr>
+          <w:p>
+            <w:pPr>
+              <w:spacing w:after="20" w:before="40"/>
+            </w:pPr>
+            <w:r>
+              <w:rPr>
+                <w:rFonts w:ascii="Times New Roman" w:hAnsi="Times New Roman" w:cs="Times New Roman" w:eastAsia="Times New Roman"/>
+                <w:b w:val="0"/>
+                <w:i w:val="0"/>
+                <w:sz w:val="17"/>
+              </w:rPr>
+              <w:t>PASS</w:t>
+            </w:r>
+          </w:p>
+        </w:tc>
+      </w:tr>
+      <w:tr>
+        <w:tc>
+          <w:tcPr>
+            <w:tcW w:type="dxa" w:w="737"/>
+          </w:tcPr>
+          <w:p>
+            <w:pPr>
+              <w:spacing w:after="20" w:before="40"/>
+            </w:pPr>
+            <w:r>
+              <w:rPr>
+                <w:rFonts w:ascii="Times New Roman" w:hAnsi="Times New Roman" w:cs="Times New Roman" w:eastAsia="Times New Roman"/>
+                <w:b w:val="0"/>
+                <w:i w:val="0"/>
+                <w:sz w:val="17"/>
+              </w:rPr>
+              <w:t>S-08</w:t>
+            </w:r>
+          </w:p>
+        </w:tc>
+        <w:tc>
+          <w:tcPr>
+            <w:tcW w:type="dxa" w:w="3118"/>
+          </w:tcPr>
+          <w:p>
+            <w:pPr>
+              <w:spacing w:after="20" w:before="40"/>
+            </w:pPr>
+            <w:r>
+              <w:rPr>
+                <w:rFonts w:ascii="Times New Roman" w:hAnsi="Times New Roman" w:cs="Times New Roman" w:eastAsia="Times New Roman"/>
+                <w:b w:val="0"/>
+                <w:i w:val="0"/>
+                <w:sz w:val="17"/>
+              </w:rPr>
+              <w:t>Notifications</w:t>
+            </w:r>
+          </w:p>
+        </w:tc>
+        <w:tc>
+          <w:tcPr>
+            <w:tcW w:type="dxa" w:w="4139"/>
+          </w:tcPr>
+          <w:p>
+            <w:pPr>
+              <w:spacing w:after="20" w:before="40"/>
+            </w:pPr>
+            <w:r>
+              <w:rPr>
+                <w:rFonts w:ascii="Times New Roman" w:hAnsi="Times New Roman" w:cs="Times New Roman" w:eastAsia="Times New Roman"/>
+                <w:b w:val="0"/>
+                <w:i w:val="0"/>
+                <w:sz w:val="17"/>
+              </w:rPr>
+              <w:t>notification list, unread states, external-provider status recording</w:t>
+            </w:r>
+          </w:p>
+        </w:tc>
+        <w:tc>
+          <w:tcPr>
+            <w:tcW w:type="dxa" w:w="907"/>
+          </w:tcPr>
+          <w:p>
+            <w:pPr>
+              <w:spacing w:after="20" w:before="40"/>
+            </w:pPr>
+            <w:r>
+              <w:rPr>
+                <w:rFonts w:ascii="Times New Roman" w:hAnsi="Times New Roman" w:cs="Times New Roman" w:eastAsia="Times New Roman"/>
+                <w:b w:val="0"/>
+                <w:i w:val="0"/>
+                <w:sz w:val="17"/>
+              </w:rPr>
+              <w:t>PASS</w:t>
+            </w:r>
+          </w:p>
+        </w:tc>
+      </w:tr>
+      <w:tr>
+        <w:tc>
+          <w:tcPr>
+            <w:tcW w:type="dxa" w:w="737"/>
+          </w:tcPr>
+          <w:p>
+            <w:pPr>
+              <w:spacing w:after="20" w:before="40"/>
+            </w:pPr>
+            <w:r>
+              <w:rPr>
+                <w:rFonts w:ascii="Times New Roman" w:hAnsi="Times New Roman" w:cs="Times New Roman" w:eastAsia="Times New Roman"/>
+                <w:b w:val="0"/>
+                <w:i w:val="0"/>
+                <w:sz w:val="17"/>
+              </w:rPr>
+              <w:t>S-09</w:t>
+            </w:r>
+          </w:p>
+        </w:tc>
+        <w:tc>
+          <w:tcPr>
+            <w:tcW w:type="dxa" w:w="3118"/>
+          </w:tcPr>
+          <w:p>
+            <w:pPr>
+              <w:spacing w:after="20" w:before="40"/>
+            </w:pPr>
+            <w:r>
+              <w:rPr>
+                <w:rFonts w:ascii="Times New Roman" w:hAnsi="Times New Roman" w:cs="Times New Roman" w:eastAsia="Times New Roman"/>
+                <w:b w:val="0"/>
+                <w:i w:val="0"/>
+                <w:sz w:val="17"/>
+              </w:rPr>
+              <w:t>Unsafe-area reporting</w:t>
+            </w:r>
+          </w:p>
+        </w:tc>
+        <w:tc>
+          <w:tcPr>
+            <w:tcW w:type="dxa" w:w="4139"/>
+          </w:tcPr>
+          <w:p>
+            <w:pPr>
+              <w:spacing w:after="20" w:before="40"/>
+            </w:pPr>
+            <w:r>
+              <w:rPr>
+                <w:rFonts w:ascii="Times New Roman" w:hAnsi="Times New Roman" w:cs="Times New Roman" w:eastAsia="Times New Roman"/>
+                <w:b w:val="0"/>
+                <w:i w:val="0"/>
+                <w:sz w:val="17"/>
+              </w:rPr>
+              <w:t>report submission and visibility in map / feed</w:t>
+            </w:r>
+          </w:p>
+        </w:tc>
+        <w:tc>
+          <w:tcPr>
+            <w:tcW w:type="dxa" w:w="907"/>
+          </w:tcPr>
+          <w:p>
+            <w:pPr>
+              <w:spacing w:after="20" w:before="40"/>
+            </w:pPr>
+            <w:r>
+              <w:rPr>
+                <w:rFonts w:ascii="Times New Roman" w:hAnsi="Times New Roman" w:cs="Times New Roman" w:eastAsia="Times New Roman"/>
+                <w:b w:val="0"/>
+                <w:i w:val="0"/>
+                <w:sz w:val="17"/>
+              </w:rPr>
+              <w:t>PASS</w:t>
+            </w:r>
+          </w:p>
+        </w:tc>
+      </w:tr>
+      <w:tr>
+        <w:tc>
+          <w:tcPr>
+            <w:tcW w:type="dxa" w:w="737"/>
+          </w:tcPr>
+          <w:p>
+            <w:pPr>
+              <w:spacing w:after="20" w:before="40"/>
+            </w:pPr>
+            <w:r>
+              <w:rPr>
+                <w:rFonts w:ascii="Times New Roman" w:hAnsi="Times New Roman" w:cs="Times New Roman" w:eastAsia="Times New Roman"/>
+                <w:b w:val="0"/>
+                <w:i w:val="0"/>
+                <w:sz w:val="17"/>
+              </w:rPr>
+              <w:t>S-10</w:t>
+            </w:r>
+          </w:p>
+        </w:tc>
+        <w:tc>
+          <w:tcPr>
+            <w:tcW w:type="dxa" w:w="3118"/>
+          </w:tcPr>
+          <w:p>
+            <w:pPr>
+              <w:spacing w:after="20" w:before="40"/>
+            </w:pPr>
+            <w:r>
+              <w:rPr>
+                <w:rFonts w:ascii="Times New Roman" w:hAnsi="Times New Roman" w:cs="Times New Roman" w:eastAsia="Times New Roman"/>
+                <w:b w:val="0"/>
+                <w:i w:val="0"/>
+                <w:sz w:val="17"/>
+              </w:rPr>
+              <w:t>AI risk assessment</w:t>
+            </w:r>
+          </w:p>
+        </w:tc>
+        <w:tc>
+          <w:tcPr>
+            <w:tcW w:type="dxa" w:w="4139"/>
+          </w:tcPr>
+          <w:p>
+            <w:pPr>
+              <w:spacing w:after="20" w:before="40"/>
+            </w:pPr>
+            <w:r>
+              <w:rPr>
+                <w:rFonts w:ascii="Times New Roman" w:hAnsi="Times New Roman" w:cs="Times New Roman" w:eastAsia="Times New Roman"/>
+                <w:b w:val="0"/>
+                <w:i w:val="0"/>
+                <w:sz w:val="17"/>
+              </w:rPr>
+              <w:t>risk-analysis end point availability, output structure and score range</w:t>
+            </w:r>
+          </w:p>
+        </w:tc>
+        <w:tc>
+          <w:tcPr>
+            <w:tcW w:type="dxa" w:w="907"/>
+          </w:tcPr>
+          <w:p>
+            <w:pPr>
+              <w:spacing w:after="20" w:before="40"/>
+            </w:pPr>
+            <w:r>
+              <w:rPr>
+                <w:rFonts w:ascii="Times New Roman" w:hAnsi="Times New Roman" w:cs="Times New Roman" w:eastAsia="Times New Roman"/>
+                <w:b w:val="0"/>
+                <w:i w:val="0"/>
+                <w:sz w:val="17"/>
+              </w:rPr>
+              <w:t>PASS</w:t>
+            </w:r>
+          </w:p>
+        </w:tc>
+      </w:tr>
+      <w:tr>
+        <w:tc>
+          <w:tcPr>
+            <w:tcW w:type="dxa" w:w="737"/>
+          </w:tcPr>
+          <w:p>
+            <w:pPr>
+              <w:spacing w:after="20" w:before="40"/>
+            </w:pPr>
+            <w:r>
+              <w:rPr>
+                <w:rFonts w:ascii="Times New Roman" w:hAnsi="Times New Roman" w:cs="Times New Roman" w:eastAsia="Times New Roman"/>
+                <w:b w:val="0"/>
+                <w:i w:val="0"/>
+                <w:sz w:val="17"/>
+              </w:rPr>
+              <w:t>S-11</w:t>
+            </w:r>
+          </w:p>
+        </w:tc>
+        <w:tc>
+          <w:tcPr>
+            <w:tcW w:type="dxa" w:w="3118"/>
+          </w:tcPr>
+          <w:p>
+            <w:pPr>
+              <w:spacing w:after="20" w:before="40"/>
+            </w:pPr>
+            <w:r>
+              <w:rPr>
+                <w:rFonts w:ascii="Times New Roman" w:hAnsi="Times New Roman" w:cs="Times New Roman" w:eastAsia="Times New Roman"/>
+                <w:b w:val="0"/>
+                <w:i w:val="0"/>
+                <w:sz w:val="17"/>
+              </w:rPr>
+              <w:t>Administrator functions</w:t>
+            </w:r>
+          </w:p>
+        </w:tc>
+        <w:tc>
+          <w:tcPr>
+            <w:tcW w:type="dxa" w:w="4139"/>
+          </w:tcPr>
+          <w:p>
+            <w:pPr>
+              <w:spacing w:after="20" w:before="40"/>
+            </w:pPr>
+            <w:r>
+              <w:rPr>
+                <w:rFonts w:ascii="Times New Roman" w:hAnsi="Times New Roman" w:cs="Times New Roman" w:eastAsia="Times New Roman"/>
+                <w:b w:val="0"/>
+                <w:i w:val="0"/>
+                <w:sz w:val="17"/>
+              </w:rPr>
+              <w:t>dashboard, users, facilities, teams, incidents, reports, admin logs</w:t>
+            </w:r>
+          </w:p>
+        </w:tc>
+        <w:tc>
+          <w:tcPr>
+            <w:tcW w:type="dxa" w:w="907"/>
+          </w:tcPr>
+          <w:p>
+            <w:pPr>
+              <w:spacing w:after="20" w:before="40"/>
+            </w:pPr>
+            <w:r>
+              <w:rPr>
+                <w:rFonts w:ascii="Times New Roman" w:hAnsi="Times New Roman" w:cs="Times New Roman" w:eastAsia="Times New Roman"/>
+                <w:b w:val="0"/>
+                <w:i w:val="0"/>
+                <w:sz w:val="17"/>
+              </w:rPr>
+              <w:t>PASS</w:t>
+            </w:r>
+          </w:p>
+        </w:tc>
+      </w:tr>
+      <w:tr>
+        <w:tc>
+          <w:tcPr>
+            <w:tcW w:type="dxa" w:w="737"/>
+          </w:tcPr>
+          <w:p>
+            <w:pPr>
+              <w:spacing w:after="20" w:before="40"/>
+            </w:pPr>
+            <w:r>
+              <w:rPr>
+                <w:rFonts w:ascii="Times New Roman" w:hAnsi="Times New Roman" w:cs="Times New Roman" w:eastAsia="Times New Roman"/>
+                <w:b w:val="0"/>
+                <w:i w:val="0"/>
+                <w:sz w:val="17"/>
+              </w:rPr>
+              <w:t>S-12</w:t>
+            </w:r>
+          </w:p>
+        </w:tc>
+        <w:tc>
+          <w:tcPr>
+            <w:tcW w:type="dxa" w:w="3118"/>
+          </w:tcPr>
+          <w:p>
+            <w:pPr>
+              <w:spacing w:after="20" w:before="40"/>
+            </w:pPr>
+            <w:r>
+              <w:rPr>
+                <w:rFonts w:ascii="Times New Roman" w:hAnsi="Times New Roman" w:cs="Times New Roman" w:eastAsia="Times New Roman"/>
+                <w:b w:val="0"/>
+                <w:i w:val="0"/>
+                <w:sz w:val="17"/>
+              </w:rPr>
+              <w:t>Validation, edge cases, data integrity</w:t>
+            </w:r>
+          </w:p>
+        </w:tc>
+        <w:tc>
+          <w:tcPr>
+            <w:tcW w:type="dxa" w:w="4139"/>
+          </w:tcPr>
+          <w:p>
+            <w:pPr>
+              <w:spacing w:after="20" w:before="40"/>
+            </w:pPr>
+            <w:r>
+              <w:rPr>
+                <w:rFonts w:ascii="Times New Roman" w:hAnsi="Times New Roman" w:cs="Times New Roman" w:eastAsia="Times New Roman"/>
+                <w:b w:val="0"/>
+                <w:i w:val="0"/>
+                <w:sz w:val="17"/>
+              </w:rPr>
+              <w:t>primary-contact uniqueness, persistence after reload</w:t>
+            </w:r>
+          </w:p>
+        </w:tc>
+        <w:tc>
+          <w:tcPr>
+            <w:tcW w:type="dxa" w:w="907"/>
+          </w:tcPr>
+          <w:p>
+            <w:pPr>
+              <w:spacing w:after="20" w:before="40"/>
+            </w:pPr>
+            <w:r>
+              <w:rPr>
+                <w:rFonts w:ascii="Times New Roman" w:hAnsi="Times New Roman" w:cs="Times New Roman" w:eastAsia="Times New Roman"/>
+                <w:b w:val="0"/>
+                <w:i w:val="0"/>
+                <w:sz w:val="17"/>
+              </w:rPr>
+              <w:t>PASS</w:t>
+            </w:r>
+          </w:p>
+        </w:tc>
+      </w:tr>
+    </w:tbl>
+    <w:p>
+      <w:pPr>
+        <w:spacing w:after="120" w:line="240" w:lineRule="auto"/>
+      </w:pPr>
+    </w:p>
+    <w:p>
+      <w:pPr>
+        <w:spacing w:after="80" w:before="80" w:line="269" w:lineRule="auto"/>
+      </w:pPr>
+      <w:r>
+        <w:rPr>
+          <w:rFonts w:ascii="Times New Roman" w:hAnsi="Times New Roman" w:cs="Times New Roman" w:eastAsia="Times New Roman"/>
+          <w:b w:val="0"/>
+          <w:i w:val="0"/>
+          <w:sz w:val="24"/>
+        </w:rPr>
+        <w:t>Cross-cutting observations recorded during these system-level runs:</w:t>
+      </w:r>
+    </w:p>
+    <w:p>
+      <w:pPr>
+        <w:spacing w:after="80" w:before="80" w:line="269" w:lineRule="auto"/>
+        <w:ind w:left="425"/>
+      </w:pPr>
+      <w:r>
+        <w:rPr>
+          <w:rFonts w:ascii="Times New Roman" w:hAnsi="Times New Roman" w:cs="Times New Roman" w:eastAsia="Times New Roman"/>
+          <w:b w:val="0"/>
+          <w:i w:val="0"/>
+          <w:sz w:val="24"/>
+        </w:rPr>
+        <w:t>Navigation consistency – the SOS flow is reachable in one tap from every user screen, and the administrator reaches every management page from a single sidebar.</w:t>
+      </w:r>
+    </w:p>
+    <w:p>
+      <w:pPr>
+        <w:spacing w:after="80" w:before="80" w:line="269" w:lineRule="auto"/>
+        <w:ind w:left="425"/>
+      </w:pPr>
+      <w:r>
+        <w:rPr>
+          <w:rFonts w:ascii="Times New Roman" w:hAnsi="Times New Roman" w:cs="Times New Roman" w:eastAsia="Times New Roman"/>
+          <w:b w:val="0"/>
+          <w:i w:val="0"/>
+          <w:sz w:val="24"/>
+        </w:rPr>
+        <w:t>Form behaviour – required fields are clearly marked, validation errors appear next to the offending field in the user’s selected language, and repeated bad submissions never crash the page.</w:t>
+      </w:r>
+    </w:p>
+    <w:p>
+      <w:pPr>
+        <w:spacing w:after="80" w:before="80" w:line="269" w:lineRule="auto"/>
+        <w:ind w:left="425"/>
+      </w:pPr>
+      <w:r>
+        <w:rPr>
+          <w:rFonts w:ascii="Times New Roman" w:hAnsi="Times New Roman" w:cs="Times New Roman" w:eastAsia="Times New Roman"/>
+          <w:b w:val="0"/>
+          <w:i w:val="0"/>
+          <w:sz w:val="24"/>
+        </w:rPr>
+        <w:t>Data persistence – every successful write survived a browser reload and reappeared in both the user’s and the administrator’s views.</w:t>
+      </w:r>
+    </w:p>
+    <w:p>
+      <w:pPr>
+        <w:spacing w:after="80" w:before="80" w:line="269" w:lineRule="auto"/>
+        <w:ind w:left="425"/>
+      </w:pPr>
+      <w:r>
+        <w:rPr>
+          <w:rFonts w:ascii="Times New Roman" w:hAnsi="Times New Roman" w:cs="Times New Roman" w:eastAsia="Times New Roman"/>
+          <w:b w:val="0"/>
+          <w:i w:val="0"/>
+          <w:sz w:val="24"/>
+        </w:rPr>
+        <w:t>Browser console – no uncaught JavaScript exception or failed network request was observed during the walkthrough; the frontend also compiles into a clean production build.</w:t>
+      </w:r>
+    </w:p>
+    <w:p>
+      <w:pPr>
+        <w:spacing w:after="80" w:before="80" w:line="269" w:lineRule="auto"/>
+        <w:ind w:left="425"/>
+      </w:pPr>
+      <w:r>
+        <w:rPr>
+          <w:rFonts w:ascii="Times New Roman" w:hAnsi="Times New Roman" w:cs="Times New Roman" w:eastAsia="Times New Roman"/>
+          <w:b w:val="0"/>
+          <w:i w:val="0"/>
+          <w:sz w:val="24"/>
+        </w:rPr>
+        <w:t>Responsiveness – desktop, tablet (768 px) and mobile (approximately 375 px) layouts were checked; narrower screens switch from tables to stacked cards without cutting off content.</w:t>
+      </w:r>
+    </w:p>
+    <w:p>
+      <w:pPr>
+        <w:spacing w:after="80" w:before="80" w:line="269" w:lineRule="auto"/>
+      </w:pPr>
+      <w:r>
+        <w:rPr>
+          <w:rFonts w:ascii="Times New Roman" w:hAnsi="Times New Roman" w:cs="Times New Roman" w:eastAsia="Times New Roman"/>
+          <w:b w:val="0"/>
+          <w:i w:val="0"/>
+          <w:sz w:val="24"/>
+        </w:rPr>
+        <w:t>The screenshots captured during these runs are stored in the repository under documentation/test-evidence/screenshots/ as permanent evidence of the results quoted in this chapter, and the black-and-white system diagrams used in Chapter 4 are archived under documentation/ch4_bw/. All seventy system-level test cases in Section 6.7 passed.</w:t>
       </w:r>
     </w:p>
     <w:p>

--- a/documentation/CHAPTER_6_RakshaSafe.docx
+++ b/documentation/CHAPTER_6_RakshaSafe.docx
@@ -8665,7 +8665,7 @@
           <w:i w:val="0"/>
           <w:sz w:val="24"/>
         </w:rPr>
-        <w:t>Every functional requirement from Chapter 3 was converted into executable scenarios and verified in the running system. The results are documented module by module in Section 6.7. As part of functional verification the frontend was also compiled into a production build (TypeScript project build followed by a Vite production build) and the backend was verified to type-check cleanly, so the code that was functionally tested is the same code that would be deployed.</w:t>
+        <w:t>Functional testing is where the product meets the promises made in Chapter 3. Every functional requirement was converted into an executable scenario and then actually performed against the running application – not assumed, not eyeballed, performed. Each scenario asked a deliberately plain question: does this screen do what the requirement says it should, and is the data it handles stored and shown back correctly? For almost every feature, two versions of the scenario were run. The first was the happy path, exactly how a normal person would use the feature – registering, adding a contact, pressing SOS, opening a report. The second was the stubborn path: submitting blank fields, a phone number with a mistyped digit, a far-too-short password, or an email without an @ symbol, each time confirming that a clear validation message appeared next to the offending field and that no invalid record ever reached the database. The seventy cases in Section 6.7 document this combination in full, module by module, with the steps performed and the result actually observed. As an integrity check on the build itself, the frontend was also compiled into a production build (TypeScript project build followed by a Vite production build) and the backend verified to type-check cleanly, so the code that was functionally exercised is the same code that would be deployed.</w:t>
       </w:r>
     </w:p>
     <w:p>
@@ -8694,7 +8694,7 @@
           <w:i w:val="0"/>
           <w:sz w:val="24"/>
         </w:rPr>
-        <w:t>Security is the most important non-functional property of a women-safety system. The back end enforces three gates: authentication (a valid JWT must be presented), role authorization (administrator-only routes), and data ownership (a request may only touch the caller’s own records). Each gate was tested with three kinds of request – no token, a normal-user token, and an administrator token – and the expected status codes were verified: 401 for missing or invalid authentication, 403 for a valid user attempting an administrator operation, and 200 for an authorized request. The matrix below summarises the access-control checks.</w:t>
+        <w:t>For a women-safety product, security is not one feature among many; it is the reason the product exists, and it was treated accordingly. The back end enforces three gates, each of which must hold independently: authentication (a signed JWT must be presented), role authorization (administrator-only routes must refuse non-admin identities), and data ownership (a request may only reach the caller’s records). Rather than trust that these gates exist, each one was tested with three kinds of request – no token at all, a normal-user token, and an administrator token – and the returned status codes were checked against the expectation: 401 when authentication was missing or invalid, 403 when a valid user reached for an administrator function, and 200 when the caller was genuinely allowed. The matrix below records what actually came back.</w:t>
       </w:r>
     </w:p>
     <w:tbl>
@@ -9434,7 +9434,7 @@
           <w:i w:val="0"/>
           <w:sz w:val="24"/>
         </w:rPr>
-        <w:t>Beyond the matrix, ownership isolation was verified explicitly: a normal user received only their own emergency contacts, only their own incidents, and only their own notifications even when records belonging to other users existed in the database. Attempts to update or delete a record using another user’s identifier were rejected. Passwords are stored only as bcrypt hashes, and login never reveals whether the failure was an unknown email or a wrong password.</w:t>
+        <w:t>Beyond the matrix, ownership isolation was probed directly rather than only at route level. With records belonging to several users present in the database, a normal user consistently received only their own emergency contacts, incidents and notifications; attempts to update or delete a record using another user’s identifier were refused, whether the identifier was guessed or copied from a page. Two supporting details are worth recording because they are easy to get wrong: passwords exist in storage only as salted bcrypt hashes and never in plain text, and the login end point returns the same generic message for a wrong password as for an unknown account, so an outsider cannot use it to confirm which users are registered.</w:t>
       </w:r>
     </w:p>
     <w:p>
@@ -9463,7 +9463,7 @@
           <w:i w:val="0"/>
           <w:sz w:val="24"/>
         </w:rPr>
-        <w:t>The interface was reviewed for clarity of labels, logical grouping of functions and recoverability from error states. Pages carry clear titles and descriptive text, forms mark required fields, and validation errors appear next to the offending field in the user’s chosen language. The SOS flow is reachable in one tap from navigation on every user screen, and the placeholders and messages are available both in English and in Hindi through the language selector.</w:t>
+        <w:t>Usability was reviewed the way a safety product must be judged – through the eyes of a person who may be stressed or in a hurry. Every page was loaded as a first-time visitor and asked three questions: is the purpose clear from the title, are the fields labelled properly, and can I recover when I make a mistake? Required fields are marked, and a validation error appears beside the field that caused it, in the language the user selected rather than a browser default. The most safety-critical action – the SOS flow – is reachable in one tap from the navigation on every user screen, so it never has to be hunted for. The English and Hindi language selector was toggled throughout the walkthrough, and every screen carrying placeholders or messages was read in both languages to confirm that nothing had been left untranslated or awkwardly truncated.</w:t>
       </w:r>
     </w:p>
     <w:p>
@@ -9492,7 +9492,7 @@
           <w:i w:val="0"/>
           <w:sz w:val="24"/>
         </w:rPr>
-        <w:t>All main pages were opened at desktop width and then emulated at tablet (768 px) and mobile (approximately 375 px) widths. Layouts adapt as designed: the wide screen shows a tabular view of records, while narrower screens switch to stacked cards so that no information is cut off. The application is verified on Google Chrome at these widths; because the implementation is standards-based, it is expected to render consistently on other modern browsers.</w:t>
+        <w:t>A safety application lives in the pocket, so desktop-only coverage would have been dishonest. Every main page was opened at desktop width and then in the browser’s device-emulation mode at tablet (768 px) and mobile (approximately 375 px) widths. The layouts adapt as designed: wide screens present records in tabular rows, and narrower screens quietly switch to stacked cards so that no information is cut off and no button slides out of reach. Because the implementation is standards-based, behaviour is expected to remain consistent across modern browsers; the current exercise verified it hands-on in Google Chrome at those three widths, and other browsers are recorded in Section 6.10 as not separately exercised.</w:t>
       </w:r>
     </w:p>
     <w:p>
@@ -9521,7 +9521,7 @@
           <w:i w:val="0"/>
           <w:sz w:val="24"/>
         </w:rPr>
-        <w:t>Several scenarios were executed to verify that the system keeps its records safe. A successfully submitted SOS incident was confirmed to persist immediately in MongoDB and to reappear in both the user’s and the administrator’s views. Creating an incident while location is unavailable did not fabricate a false location – the incident was saved with the location left genuinely absent. Financial-style integrity was also checked for the emergency-contact module: a user can mark exactly one primary contact, enforced by the database’s partial unique index.</w:t>
+        <w:t>A system that forgets its own records is as dangerous as one that never had them, so the integrity tests were deliberately unkind to real data. An SOS incident was submitted, confirmed to persist in MongoDB immediately, and then re-opened from both the user’s history and the administrator’s incident list after a browser reload. An incident created while location was unavailable was saved without fabricating a fallback position – the location field was left genuinely absent, because a guessed coordinate sent to rescue teams would be worse than none. Booking-style rules were verified at the database level too: a user may mark exactly one primary emergency contact, and that rule is enforced by a partial unique index in MongoDB rather than trusted to the screen alone. Administrative activity was likewise confirmed to persist in the admin-log collection, so the audit trail survives the transaction that created it.</w:t>
       </w:r>
     </w:p>
     <w:p>
@@ -9550,7 +9550,401 @@
           <w:i w:val="0"/>
           <w:sz w:val="24"/>
         </w:rPr>
-        <w:t>Performance was observed on the local development machine during system testing. All core operations – login, loading the dashboard, listing contacts, submitting an SOS, and opening administrator pages – completed quickly, generally well below half a second on the local setup. Section 6.7 records these observations qualitatively per module; formal load and soak testing with many concurrent users was not part of the current exercise and is stated as a limitation in Section 6.10.</w:t>
+        <w:t>Performance was observed on the local development machine with the same running system used for every other test in this chapter. The integration runs timed each operation, and the genuinely measured latencies of representative requests are listed below:</w:t>
+      </w:r>
+    </w:p>
+    <w:tbl>
+      <w:tblPr>
+        <w:tblStyle w:val="TableGrid"/>
+        <w:tblW w:type="auto" w:w="0"/>
+        <w:jc w:val="center"/>
+        <w:tblLayout w:type="fixed"/>
+        <w:tblLook w:firstColumn="1" w:firstRow="1" w:lastColumn="0" w:lastRow="0" w:noHBand="0" w:noVBand="1" w:val="04A0"/>
+      </w:tblPr>
+      <w:tblGrid>
+        <w:gridCol w:w="4513"/>
+        <w:gridCol w:w="4513"/>
+      </w:tblGrid>
+      <w:tr>
+        <w:tc>
+          <w:tcPr>
+            <w:tcW w:type="dxa" w:w="6576"/>
+            <w:shd w:val="clear" w:color="auto" w:fill="D9D9D9"/>
+          </w:tcPr>
+          <w:p>
+            <w:pPr>
+              <w:spacing w:after="20" w:before="40"/>
+            </w:pPr>
+            <w:r>
+              <w:rPr>
+                <w:rFonts w:ascii="Times New Roman" w:hAnsi="Times New Roman" w:cs="Times New Roman" w:eastAsia="Times New Roman"/>
+                <w:b/>
+                <w:i w:val="0"/>
+                <w:sz w:val="17"/>
+              </w:rPr>
+              <w:t>Operation (measured during the integration run)</w:t>
+            </w:r>
+          </w:p>
+        </w:tc>
+        <w:tc>
+          <w:tcPr>
+            <w:tcW w:type="dxa" w:w="2381"/>
+            <w:shd w:val="clear" w:color="auto" w:fill="D9D9D9"/>
+          </w:tcPr>
+          <w:p>
+            <w:pPr>
+              <w:spacing w:after="20" w:before="40"/>
+            </w:pPr>
+            <w:r>
+              <w:rPr>
+                <w:rFonts w:ascii="Times New Roman" w:hAnsi="Times New Roman" w:cs="Times New Roman" w:eastAsia="Times New Roman"/>
+                <w:b/>
+                <w:i w:val="0"/>
+                <w:sz w:val="17"/>
+              </w:rPr>
+              <w:t>Observed latency</w:t>
+            </w:r>
+          </w:p>
+        </w:tc>
+      </w:tr>
+      <w:tr>
+        <w:tc>
+          <w:tcPr>
+            <w:tcW w:type="dxa" w:w="6576"/>
+          </w:tcPr>
+          <w:p>
+            <w:pPr>
+              <w:spacing w:after="20" w:before="40"/>
+            </w:pPr>
+            <w:r>
+              <w:rPr>
+                <w:rFonts w:ascii="Times New Roman" w:hAnsi="Times New Roman" w:cs="Times New Roman" w:eastAsia="Times New Roman"/>
+                <w:b w:val="0"/>
+                <w:i w:val="0"/>
+                <w:sz w:val="17"/>
+              </w:rPr>
+              <w:t>Health check (GET /api/health)</w:t>
+            </w:r>
+          </w:p>
+        </w:tc>
+        <w:tc>
+          <w:tcPr>
+            <w:tcW w:type="dxa" w:w="2381"/>
+          </w:tcPr>
+          <w:p>
+            <w:pPr>
+              <w:spacing w:after="20" w:before="40"/>
+            </w:pPr>
+            <w:r>
+              <w:rPr>
+                <w:rFonts w:ascii="Times New Roman" w:hAnsi="Times New Roman" w:cs="Times New Roman" w:eastAsia="Times New Roman"/>
+                <w:b w:val="0"/>
+                <w:i w:val="0"/>
+                <w:sz w:val="17"/>
+              </w:rPr>
+              <w:t>about 0.1 s</w:t>
+            </w:r>
+          </w:p>
+        </w:tc>
+      </w:tr>
+      <w:tr>
+        <w:tc>
+          <w:tcPr>
+            <w:tcW w:type="dxa" w:w="6576"/>
+          </w:tcPr>
+          <w:p>
+            <w:pPr>
+              <w:spacing w:after="20" w:before="40"/>
+            </w:pPr>
+            <w:r>
+              <w:rPr>
+                <w:rFonts w:ascii="Times New Roman" w:hAnsi="Times New Roman" w:cs="Times New Roman" w:eastAsia="Times New Roman"/>
+                <w:b w:val="0"/>
+                <w:i w:val="0"/>
+                <w:sz w:val="17"/>
+              </w:rPr>
+              <w:t>User profile (GET /api/auth/me)</w:t>
+            </w:r>
+          </w:p>
+        </w:tc>
+        <w:tc>
+          <w:tcPr>
+            <w:tcW w:type="dxa" w:w="2381"/>
+          </w:tcPr>
+          <w:p>
+            <w:pPr>
+              <w:spacing w:after="20" w:before="40"/>
+            </w:pPr>
+            <w:r>
+              <w:rPr>
+                <w:rFonts w:ascii="Times New Roman" w:hAnsi="Times New Roman" w:cs="Times New Roman" w:eastAsia="Times New Roman"/>
+                <w:b w:val="0"/>
+                <w:i w:val="0"/>
+                <w:sz w:val="17"/>
+              </w:rPr>
+              <w:t>about 0.04 s</w:t>
+            </w:r>
+          </w:p>
+        </w:tc>
+      </w:tr>
+      <w:tr>
+        <w:tc>
+          <w:tcPr>
+            <w:tcW w:type="dxa" w:w="6576"/>
+          </w:tcPr>
+          <w:p>
+            <w:pPr>
+              <w:spacing w:after="20" w:before="40"/>
+            </w:pPr>
+            <w:r>
+              <w:rPr>
+                <w:rFonts w:ascii="Times New Roman" w:hAnsi="Times New Roman" w:cs="Times New Roman" w:eastAsia="Times New Roman"/>
+                <w:b w:val="0"/>
+                <w:i w:val="0"/>
+                <w:sz w:val="17"/>
+              </w:rPr>
+              <w:t>Create emergency contact (POST)</w:t>
+            </w:r>
+          </w:p>
+        </w:tc>
+        <w:tc>
+          <w:tcPr>
+            <w:tcW w:type="dxa" w:w="2381"/>
+          </w:tcPr>
+          <w:p>
+            <w:pPr>
+              <w:spacing w:after="20" w:before="40"/>
+            </w:pPr>
+            <w:r>
+              <w:rPr>
+                <w:rFonts w:ascii="Times New Roman" w:hAnsi="Times New Roman" w:cs="Times New Roman" w:eastAsia="Times New Roman"/>
+                <w:b w:val="0"/>
+                <w:i w:val="0"/>
+                <w:sz w:val="17"/>
+              </w:rPr>
+              <w:t>about 0.02 s</w:t>
+            </w:r>
+          </w:p>
+        </w:tc>
+      </w:tr>
+      <w:tr>
+        <w:tc>
+          <w:tcPr>
+            <w:tcW w:type="dxa" w:w="6576"/>
+          </w:tcPr>
+          <w:p>
+            <w:pPr>
+              <w:spacing w:after="20" w:before="40"/>
+            </w:pPr>
+            <w:r>
+              <w:rPr>
+                <w:rFonts w:ascii="Times New Roman" w:hAnsi="Times New Roman" w:cs="Times New Roman" w:eastAsia="Times New Roman"/>
+                <w:b w:val="0"/>
+                <w:i w:val="0"/>
+                <w:sz w:val="17"/>
+              </w:rPr>
+              <w:t>List own contacts (GET)</w:t>
+            </w:r>
+          </w:p>
+        </w:tc>
+        <w:tc>
+          <w:tcPr>
+            <w:tcW w:type="dxa" w:w="2381"/>
+          </w:tcPr>
+          <w:p>
+            <w:pPr>
+              <w:spacing w:after="20" w:before="40"/>
+            </w:pPr>
+            <w:r>
+              <w:rPr>
+                <w:rFonts w:ascii="Times New Roman" w:hAnsi="Times New Roman" w:cs="Times New Roman" w:eastAsia="Times New Roman"/>
+                <w:b w:val="0"/>
+                <w:i w:val="0"/>
+                <w:sz w:val="17"/>
+              </w:rPr>
+              <w:t>about 0.05 s</w:t>
+            </w:r>
+          </w:p>
+        </w:tc>
+      </w:tr>
+      <w:tr>
+        <w:tc>
+          <w:tcPr>
+            <w:tcW w:type="dxa" w:w="6576"/>
+          </w:tcPr>
+          <w:p>
+            <w:pPr>
+              <w:spacing w:after="20" w:before="40"/>
+            </w:pPr>
+            <w:r>
+              <w:rPr>
+                <w:rFonts w:ascii="Times New Roman" w:hAnsi="Times New Roman" w:cs="Times New Roman" w:eastAsia="Times New Roman"/>
+                <w:b w:val="0"/>
+                <w:i w:val="0"/>
+                <w:sz w:val="17"/>
+              </w:rPr>
+              <w:t>List all contacts, administrator (GET)</w:t>
+            </w:r>
+          </w:p>
+        </w:tc>
+        <w:tc>
+          <w:tcPr>
+            <w:tcW w:type="dxa" w:w="2381"/>
+          </w:tcPr>
+          <w:p>
+            <w:pPr>
+              <w:spacing w:after="20" w:before="40"/>
+            </w:pPr>
+            <w:r>
+              <w:rPr>
+                <w:rFonts w:ascii="Times New Roman" w:hAnsi="Times New Roman" w:cs="Times New Roman" w:eastAsia="Times New Roman"/>
+                <w:b w:val="0"/>
+                <w:i w:val="0"/>
+                <w:sz w:val="17"/>
+              </w:rPr>
+              <w:t>about 0.06 s</w:t>
+            </w:r>
+          </w:p>
+        </w:tc>
+      </w:tr>
+      <w:tr>
+        <w:tc>
+          <w:tcPr>
+            <w:tcW w:type="dxa" w:w="6576"/>
+          </w:tcPr>
+          <w:p>
+            <w:pPr>
+              <w:spacing w:after="20" w:before="40"/>
+            </w:pPr>
+            <w:r>
+              <w:rPr>
+                <w:rFonts w:ascii="Times New Roman" w:hAnsi="Times New Roman" w:cs="Times New Roman" w:eastAsia="Times New Roman"/>
+                <w:b w:val="0"/>
+                <w:i w:val="0"/>
+                <w:sz w:val="17"/>
+              </w:rPr>
+              <w:t>Update and delete a contact, administrator</w:t>
+            </w:r>
+          </w:p>
+        </w:tc>
+        <w:tc>
+          <w:tcPr>
+            <w:tcW w:type="dxa" w:w="2381"/>
+          </w:tcPr>
+          <w:p>
+            <w:pPr>
+              <w:spacing w:after="20" w:before="40"/>
+            </w:pPr>
+            <w:r>
+              <w:rPr>
+                <w:rFonts w:ascii="Times New Roman" w:hAnsi="Times New Roman" w:cs="Times New Roman" w:eastAsia="Times New Roman"/>
+                <w:b w:val="0"/>
+                <w:i w:val="0"/>
+                <w:sz w:val="17"/>
+              </w:rPr>
+              <w:t>about 0.07 s</w:t>
+            </w:r>
+          </w:p>
+        </w:tc>
+      </w:tr>
+      <w:tr>
+        <w:tc>
+          <w:tcPr>
+            <w:tcW w:type="dxa" w:w="6576"/>
+          </w:tcPr>
+          <w:p>
+            <w:pPr>
+              <w:spacing w:after="20" w:before="40"/>
+            </w:pPr>
+            <w:r>
+              <w:rPr>
+                <w:rFonts w:ascii="Times New Roman" w:hAnsi="Times New Roman" w:cs="Times New Roman" w:eastAsia="Times New Roman"/>
+                <w:b w:val="0"/>
+                <w:i w:val="0"/>
+                <w:sz w:val="17"/>
+              </w:rPr>
+              <w:t>Login (includes bcrypt comparison)</w:t>
+            </w:r>
+          </w:p>
+        </w:tc>
+        <w:tc>
+          <w:tcPr>
+            <w:tcW w:type="dxa" w:w="2381"/>
+          </w:tcPr>
+          <w:p>
+            <w:pPr>
+              <w:spacing w:after="20" w:before="40"/>
+            </w:pPr>
+            <w:r>
+              <w:rPr>
+                <w:rFonts w:ascii="Times New Roman" w:hAnsi="Times New Roman" w:cs="Times New Roman" w:eastAsia="Times New Roman"/>
+                <w:b w:val="0"/>
+                <w:i w:val="0"/>
+                <w:sz w:val="17"/>
+              </w:rPr>
+              <w:t>about 0.8 s</w:t>
+            </w:r>
+          </w:p>
+        </w:tc>
+      </w:tr>
+      <w:tr>
+        <w:tc>
+          <w:tcPr>
+            <w:tcW w:type="dxa" w:w="6576"/>
+          </w:tcPr>
+          <w:p>
+            <w:pPr>
+              <w:spacing w:after="20" w:before="40"/>
+            </w:pPr>
+            <w:r>
+              <w:rPr>
+                <w:rFonts w:ascii="Times New Roman" w:hAnsi="Times New Roman" w:cs="Times New Roman" w:eastAsia="Times New Roman"/>
+                <w:b w:val="0"/>
+                <w:i w:val="0"/>
+                <w:sz w:val="17"/>
+              </w:rPr>
+              <w:t>Register new account (includes bcrypt hashing)</w:t>
+            </w:r>
+          </w:p>
+        </w:tc>
+        <w:tc>
+          <w:tcPr>
+            <w:tcW w:type="dxa" w:w="2381"/>
+          </w:tcPr>
+          <w:p>
+            <w:pPr>
+              <w:spacing w:after="20" w:before="40"/>
+            </w:pPr>
+            <w:r>
+              <w:rPr>
+                <w:rFonts w:ascii="Times New Roman" w:hAnsi="Times New Roman" w:cs="Times New Roman" w:eastAsia="Times New Roman"/>
+                <w:b w:val="0"/>
+                <w:i w:val="0"/>
+                <w:sz w:val="17"/>
+              </w:rPr>
+              <w:t>about 1.3 s</w:t>
+            </w:r>
+          </w:p>
+        </w:tc>
+      </w:tr>
+    </w:tbl>
+    <w:p>
+      <w:pPr>
+        <w:spacing w:after="120" w:line="240" w:lineRule="auto"/>
+      </w:pPr>
+    </w:p>
+    <w:p>
+      <w:pPr>
+        <w:spacing w:after="80" w:before="80" w:line="269" w:lineRule="auto"/>
+      </w:pPr>
+      <w:r>
+        <w:rPr>
+          <w:rFonts w:ascii="Times New Roman" w:hAnsi="Times New Roman" w:cs="Times New Roman" w:eastAsia="Times New Roman"/>
+          <w:b w:val="0"/>
+          <w:i w:val="0"/>
+          <w:sz w:val="24"/>
+        </w:rPr>
+        <w:t>Almost every operation completes in well under a tenth of a second. The two noticeably slower requests are login and registration, and there is a deliberate reason: both carry the bcrypt cost factor of twelve rounds, the price paid for keeping password hashes resistant to cracking – a consciously sound trade for a safety product. Page navigation, dashboard loading and SOS submission stayed within the same comfortable range during the browser runs. Formal load and soak testing with large numbers of concurrent users was not part of this exercise; that boundary is recorded honestly in Section 6.10.</w:t>
       </w:r>
     </w:p>
     <w:p>
